--- a/HUZAIFAH_Report_TS.docx
+++ b/HUZAIFAH_Report_TS.docx
@@ -6,7 +6,7 @@
       <w:pPr>
         <w:pStyle w:val="Heading1"/>
         <w:spacing w:before="69" w:after="0"/>
-        <w:ind w:start="851" w:end="512"/>
+        <w:ind w:hanging="0" w:start="851" w:end="512"/>
         <w:rPr>
           <w:spacing w:val="-10"/>
         </w:rPr>
@@ -463,7 +463,7 @@
       <w:pPr>
         <w:pStyle w:val="Heading1"/>
         <w:spacing w:before="1" w:after="0"/>
-        <w:ind w:start="849" w:end="516"/>
+        <w:ind w:hanging="0" w:start="849" w:end="516"/>
         <w:rPr/>
       </w:pPr>
       <w:r>
@@ -615,7 +615,7 @@
           <w:sz w:val="20"/>
         </w:rPr>
         <w:drawing>
-          <wp:anchor distT="0" distB="0" distL="0" distR="0" simplePos="0" relativeHeight="36" behindDoc="0" locked="0" layoutInCell="0" allowOverlap="1">
+          <wp:anchor distT="0" distB="0" distL="0" distR="0" simplePos="0" relativeHeight="42" behindDoc="0" locked="0" layoutInCell="0" allowOverlap="1">
             <wp:simplePos x="0" y="0"/>
             <wp:positionH relativeFrom="page">
               <wp:posOffset>3276600</wp:posOffset>
@@ -742,7 +742,7 @@
       <w:pPr>
         <w:pStyle w:val="Heading2"/>
         <w:spacing w:before="174" w:after="0"/>
-        <w:ind w:start="341" w:end="5"/>
+        <w:ind w:hanging="0" w:start="341" w:end="5"/>
         <w:jc w:val="center"/>
         <w:rPr>
           <w:color w:val="FF0000"/>
@@ -826,7 +826,7 @@
       <w:pPr>
         <w:pStyle w:val="Heading2"/>
         <w:spacing w:before="174" w:after="0"/>
-        <w:ind w:start="341" w:end="5"/>
+        <w:ind w:hanging="0" w:start="341" w:end="5"/>
         <w:jc w:val="center"/>
         <w:rPr/>
       </w:pPr>
@@ -1104,11 +1104,12 @@
       <w:pPr>
         <w:pStyle w:val="Heading2"/>
         <w:spacing w:before="77" w:after="0"/>
+        <w:ind w:hanging="0" w:start="785"/>
         <w:rPr/>
       </w:pPr>
       <w:r>
         <w:drawing>
-          <wp:anchor distT="0" distB="0" distL="0" distR="0" simplePos="0" relativeHeight="11" behindDoc="0" locked="0" layoutInCell="0" allowOverlap="1">
+          <wp:anchor distT="0" distB="0" distL="0" distR="0" simplePos="0" relativeHeight="29" behindDoc="0" locked="0" layoutInCell="0" allowOverlap="1">
             <wp:simplePos x="0" y="0"/>
             <wp:positionH relativeFrom="page">
               <wp:posOffset>437515</wp:posOffset>
@@ -1409,7 +1410,7 @@
         <mc:AlternateContent>
           <mc:Choice Requires="wps">
             <w:drawing>
-              <wp:anchor distT="0" distB="635" distL="0" distR="0" simplePos="0" relativeHeight="15" behindDoc="0" locked="0" layoutInCell="0" allowOverlap="1">
+              <wp:anchor distT="0" distB="635" distL="0" distR="0" simplePos="0" relativeHeight="33" behindDoc="0" locked="0" layoutInCell="0" allowOverlap="1">
                 <wp:simplePos x="0" y="0"/>
                 <wp:positionH relativeFrom="page">
                   <wp:posOffset>490855</wp:posOffset>
@@ -1434,9 +1435,9 @@
                           <a:avLst/>
                           <a:gdLst>
                             <a:gd name="textAreaLeft" fmla="*/ 0 w 3589920"/>
-                            <a:gd name="textAreaRight" fmla="*/ 3591000 w 3589920"/>
+                            <a:gd name="textAreaRight" fmla="*/ 3591720 w 3589920"/>
                             <a:gd name="textAreaTop" fmla="*/ 0 h 720"/>
-                            <a:gd name="textAreaBottom" fmla="*/ 2160 h 720"/>
+                            <a:gd name="textAreaBottom" fmla="*/ 4680 h 720"/>
                           </a:gdLst>
                           <a:ahLst/>
                           <a:cxnLst/>
@@ -1514,26 +1515,14 @@
       <w:pPr>
         <w:pStyle w:val="Heading1"/>
         <w:spacing w:before="0" w:after="0"/>
-        <w:ind w:start="849" w:end="516"/>
+        <w:ind w:hanging="0" w:start="849" w:end="516"/>
         <w:rPr/>
       </w:pPr>
       <w:r>
         <w:rPr>
           <w:spacing w:val="-2"/>
         </w:rPr>
-        <w:t>CER</w:t>
-      </w:r>
-      <w:r>
-        <w:rPr>
-          <w:spacing w:val="-2"/>
-        </w:rPr>
-        <w:t>T</w:t>
-      </w:r>
-      <w:r>
-        <w:rPr>
-          <w:spacing w:val="-2"/>
-        </w:rPr>
-        <w:t>IFICATE</w:t>
+        <w:t>CERTIFICATE</w:t>
       </w:r>
     </w:p>
     <w:p>
@@ -1714,7 +1703,7 @@
           <w:tab w:val="left" w:pos="7986" w:leader="none"/>
         </w:tabs>
         <w:spacing w:before="0" w:after="0"/>
-        <w:ind w:start="785"/>
+        <w:ind w:hanging="0" w:start="785"/>
         <w:jc w:val="both"/>
         <w:rPr/>
       </w:pPr>
@@ -1810,7 +1799,7 @@
       <w:pPr>
         <w:pStyle w:val="Heading1"/>
         <w:spacing w:before="64" w:after="0"/>
-        <w:ind w:start="341" w:end="5"/>
+        <w:ind w:hanging="0" w:start="341" w:end="5"/>
         <w:rPr>
           <w:spacing w:val="-2"/>
         </w:rPr>
@@ -2366,6 +2355,7 @@
       <w:pPr>
         <w:pStyle w:val="Heading1"/>
         <w:spacing w:before="69" w:after="0"/>
+        <w:ind w:hanging="0" w:start="341" w:end="6"/>
         <w:rPr>
           <w:spacing w:val="-2"/>
         </w:rPr>
@@ -3065,19 +3055,7 @@
         <w:rPr>
           <w:color w:val="000000"/>
         </w:rPr>
-        <w:t>Lords Institute of Engineering and Technology, Hyderabad for h</w:t>
-      </w:r>
-      <w:r>
-        <w:rPr>
-          <w:color w:val="000000"/>
-        </w:rPr>
-        <w:t>is</w:t>
-      </w:r>
-      <w:r>
-        <w:rPr>
-          <w:color w:val="000000"/>
-        </w:rPr>
-        <w:t xml:space="preserve"> valuable advice and guidance in the critical review, Seminar implement and report preparation.</w:t>
+        <w:t>Lords Institute of Engineering and Technology, Hyderabad for his valuable advice and guidance in the critical review, Seminar implement and report preparation.</w:t>
       </w:r>
     </w:p>
     <w:p>
@@ -3150,11 +3128,12 @@
     <w:p>
       <w:pPr>
         <w:pStyle w:val="Heading2"/>
+        <w:ind w:hanging="0" w:start="785"/>
         <w:rPr/>
       </w:pPr>
       <w:r>
         <w:drawing>
-          <wp:anchor distT="0" distB="0" distL="0" distR="0" simplePos="0" relativeHeight="12" behindDoc="0" locked="0" layoutInCell="0" allowOverlap="1">
+          <wp:anchor distT="0" distB="0" distL="0" distR="0" simplePos="0" relativeHeight="30" behindDoc="0" locked="0" layoutInCell="0" allowOverlap="1">
             <wp:simplePos x="0" y="0"/>
             <wp:positionH relativeFrom="page">
               <wp:posOffset>426720</wp:posOffset>
@@ -3455,7 +3434,7 @@
         <mc:AlternateContent>
           <mc:Choice Requires="wps">
             <w:drawing>
-              <wp:anchor distT="0" distB="0" distL="0" distR="0" simplePos="0" relativeHeight="30" behindDoc="0" locked="0" layoutInCell="0" allowOverlap="1">
+              <wp:anchor distT="0" distB="0" distL="0" distR="0" simplePos="0" relativeHeight="36" behindDoc="0" locked="0" layoutInCell="0" allowOverlap="1">
                 <wp:simplePos x="0" y="0"/>
                 <wp:positionH relativeFrom="page">
                   <wp:posOffset>362585</wp:posOffset>
@@ -3480,9 +3459,9 @@
                           <a:avLst/>
                           <a:gdLst>
                             <a:gd name="textAreaLeft" fmla="*/ 0 w 3589920"/>
-                            <a:gd name="textAreaRight" fmla="*/ 3591000 w 3589920"/>
+                            <a:gd name="textAreaRight" fmla="*/ 3591720 w 3589920"/>
                             <a:gd name="textAreaTop" fmla="*/ 0 h 720"/>
-                            <a:gd name="textAreaBottom" fmla="*/ 2160 h 720"/>
+                            <a:gd name="textAreaBottom" fmla="*/ 4680 h 720"/>
                           </a:gdLst>
                           <a:ahLst/>
                           <a:cxnLst/>
@@ -3545,7 +3524,7 @@
       <w:pPr>
         <w:pStyle w:val="Heading1"/>
         <w:spacing w:before="0" w:after="0"/>
-        <w:ind w:start="851" w:end="512"/>
+        <w:ind w:hanging="0" w:start="851" w:end="512"/>
         <w:rPr/>
       </w:pPr>
       <w:r>
@@ -3748,7 +3727,7 @@
       <w:pPr>
         <w:pStyle w:val="Heading1"/>
         <w:spacing w:before="0" w:after="0"/>
-        <w:ind w:start="341" w:end="1"/>
+        <w:ind w:hanging="0" w:start="341" w:end="1"/>
         <w:rPr/>
       </w:pPr>
       <w:r>
@@ -3809,7 +3788,7 @@
         <w:pStyle w:val="ListParagraph"/>
         <w:numPr>
           <w:ilvl w:val="0"/>
-          <w:numId w:val="4"/>
+          <w:numId w:val="3"/>
         </w:numPr>
         <w:tabs>
           <w:tab w:val="clear" w:pos="720"/>
@@ -3846,7 +3825,7 @@
         <w:pStyle w:val="ListParagraph"/>
         <w:numPr>
           <w:ilvl w:val="0"/>
-          <w:numId w:val="4"/>
+          <w:numId w:val="3"/>
         </w:numPr>
         <w:tabs>
           <w:tab w:val="clear" w:pos="720"/>
@@ -4033,7 +4012,7 @@
         <w:pStyle w:val="ListParagraph"/>
         <w:numPr>
           <w:ilvl w:val="0"/>
-          <w:numId w:val="4"/>
+          <w:numId w:val="3"/>
         </w:numPr>
         <w:tabs>
           <w:tab w:val="clear" w:pos="720"/>
@@ -4200,7 +4179,7 @@
         <w:pStyle w:val="ListParagraph"/>
         <w:numPr>
           <w:ilvl w:val="0"/>
-          <w:numId w:val="4"/>
+          <w:numId w:val="3"/>
         </w:numPr>
         <w:tabs>
           <w:tab w:val="clear" w:pos="720"/>
@@ -4224,7 +4203,7 @@
         <w:pStyle w:val="ListParagraph"/>
         <w:numPr>
           <w:ilvl w:val="0"/>
-          <w:numId w:val="4"/>
+          <w:numId w:val="3"/>
         </w:numPr>
         <w:tabs>
           <w:tab w:val="clear" w:pos="720"/>
@@ -4307,7 +4286,7 @@
           <w:sz w:val="20"/>
         </w:rPr>
         <w:drawing>
-          <wp:anchor distT="0" distB="0" distL="0" distR="0" simplePos="0" relativeHeight="38" behindDoc="0" locked="0" layoutInCell="0" allowOverlap="1">
+          <wp:anchor distT="0" distB="0" distL="0" distR="0" simplePos="0" relativeHeight="44" behindDoc="0" locked="0" layoutInCell="0" allowOverlap="1">
             <wp:simplePos x="0" y="0"/>
             <wp:positionH relativeFrom="page">
               <wp:posOffset>4343400</wp:posOffset>
@@ -4357,11 +4336,12 @@
     <w:p>
       <w:pPr>
         <w:pStyle w:val="Heading2"/>
+        <w:ind w:hanging="0" w:start="785"/>
         <w:rPr/>
       </w:pPr>
       <w:r>
         <w:drawing>
-          <wp:anchor distT="0" distB="0" distL="0" distR="0" simplePos="0" relativeHeight="13" behindDoc="0" locked="0" layoutInCell="0" allowOverlap="1">
+          <wp:anchor distT="0" distB="0" distL="0" distR="0" simplePos="0" relativeHeight="31" behindDoc="0" locked="0" layoutInCell="0" allowOverlap="1">
             <wp:simplePos x="0" y="0"/>
             <wp:positionH relativeFrom="page">
               <wp:posOffset>502920</wp:posOffset>
@@ -4407,7 +4387,7 @@
           </wp:anchor>
         </w:drawing>
         <w:drawing>
-          <wp:anchor distT="0" distB="0" distL="0" distR="0" simplePos="0" relativeHeight="14" behindDoc="0" locked="0" layoutInCell="0" allowOverlap="1">
+          <wp:anchor distT="0" distB="0" distL="0" distR="0" simplePos="0" relativeHeight="32" behindDoc="0" locked="0" layoutInCell="0" allowOverlap="1">
             <wp:simplePos x="0" y="0"/>
             <wp:positionH relativeFrom="page">
               <wp:posOffset>4525010</wp:posOffset>
@@ -4712,7 +4692,7 @@
         <mc:AlternateContent>
           <mc:Choice Requires="wps">
             <w:drawing>
-              <wp:anchor distT="0" distB="0" distL="0" distR="0" simplePos="0" relativeHeight="33" behindDoc="0" locked="0" layoutInCell="0" allowOverlap="1">
+              <wp:anchor distT="0" distB="0" distL="0" distR="0" simplePos="0" relativeHeight="39" behindDoc="0" locked="0" layoutInCell="0" allowOverlap="1">
                 <wp:simplePos x="0" y="0"/>
                 <wp:positionH relativeFrom="page">
                   <wp:posOffset>362585</wp:posOffset>
@@ -4737,9 +4717,9 @@
                           <a:avLst/>
                           <a:gdLst>
                             <a:gd name="textAreaLeft" fmla="*/ 0 w 3589920"/>
-                            <a:gd name="textAreaRight" fmla="*/ 3591000 w 3589920"/>
+                            <a:gd name="textAreaRight" fmla="*/ 3591720 w 3589920"/>
                             <a:gd name="textAreaTop" fmla="*/ 0 h 720"/>
-                            <a:gd name="textAreaBottom" fmla="*/ 2160 h 720"/>
+                            <a:gd name="textAreaBottom" fmla="*/ 4680 h 720"/>
                           </a:gdLst>
                           <a:ahLst/>
                           <a:cxnLst/>
@@ -5057,7 +5037,31 @@
         <w:rPr>
           <w:color w:val="0D0D0D"/>
         </w:rPr>
-        <w:t>in the field of Artificial Intelligence and Machine Learning.</w:t>
+        <w:t xml:space="preserve">in the field of </w:t>
+      </w:r>
+      <w:r>
+        <w:rPr>
+          <w:color w:val="0D0D0D"/>
+        </w:rPr>
+        <w:t>Computer Science and Engineering (</w:t>
+      </w:r>
+      <w:r>
+        <w:rPr>
+          <w:color w:val="0D0D0D"/>
+        </w:rPr>
+        <w:t>Artificial Intelligence and Machine Learning</w:t>
+      </w:r>
+      <w:r>
+        <w:rPr>
+          <w:color w:val="0D0D0D"/>
+        </w:rPr>
+        <w:t>)</w:t>
+      </w:r>
+      <w:r>
+        <w:rPr>
+          <w:color w:val="0D0D0D"/>
+        </w:rPr>
+        <w:t>.</w:t>
       </w:r>
     </w:p>
     <w:p>
@@ -5741,32 +5745,6 @@
           <w:sz w:val="24"/>
         </w:rPr>
         <w:t>Mission</w:t>
-      </w:r>
-    </w:p>
-    <w:p>
-      <w:pPr>
-        <w:pStyle w:val="BodyText"/>
-        <w:rPr>
-          <w:sz w:val="20"/>
-        </w:rPr>
-      </w:pPr>
-      <w:r>
-        <w:rPr>
-          <w:sz w:val="20"/>
-        </w:rPr>
-      </w:r>
-    </w:p>
-    <w:p>
-      <w:pPr>
-        <w:pStyle w:val="BodyText"/>
-        <w:rPr>
-          <w:sz w:val="20"/>
-        </w:rPr>
-      </w:pPr>
-      <w:r>
-        <w:rPr>
-          <w:sz w:val="20"/>
-        </w:rPr>
       </w:r>
     </w:p>
     <w:p>
@@ -5833,7 +5811,7 @@
           <w:sz w:val="20"/>
         </w:rPr>
         <w:drawing>
-          <wp:anchor distT="0" distB="0" distL="0" distR="0" simplePos="0" relativeHeight="39" behindDoc="0" locked="0" layoutInCell="0" allowOverlap="1">
+          <wp:anchor distT="0" distB="0" distL="0" distR="0" simplePos="0" relativeHeight="45" behindDoc="0" locked="0" layoutInCell="0" allowOverlap="1">
             <wp:simplePos x="0" y="0"/>
             <wp:positionH relativeFrom="page">
               <wp:posOffset>5099685</wp:posOffset>
@@ -5883,11 +5861,12 @@
     <w:p>
       <w:pPr>
         <w:pStyle w:val="Heading2"/>
+        <w:ind w:hanging="0" w:start="785"/>
         <w:rPr/>
       </w:pPr>
       <w:r>
         <w:drawing>
-          <wp:anchor distT="0" distB="0" distL="0" distR="0" simplePos="0" relativeHeight="16" behindDoc="0" locked="0" layoutInCell="0" allowOverlap="1">
+          <wp:anchor distT="0" distB="0" distL="0" distR="0" simplePos="0" relativeHeight="34" behindDoc="0" locked="0" layoutInCell="0" allowOverlap="1">
             <wp:simplePos x="0" y="0"/>
             <wp:positionH relativeFrom="page">
               <wp:posOffset>502920</wp:posOffset>
@@ -6178,6 +6157,7 @@
     <w:p>
       <w:pPr>
         <w:pStyle w:val="Heading3"/>
+        <w:ind w:hanging="0" w:start="1145"/>
         <w:rPr/>
       </w:pPr>
       <w:r>
@@ -6201,7 +6181,7 @@
         <mc:AlternateContent>
           <mc:Choice Requires="wps">
             <w:drawing>
-              <wp:anchor distT="0" distB="0" distL="0" distR="0" simplePos="0" relativeHeight="34" behindDoc="0" locked="0" layoutInCell="0" allowOverlap="1">
+              <wp:anchor distT="0" distB="0" distL="0" distR="0" simplePos="0" relativeHeight="40" behindDoc="0" locked="0" layoutInCell="0" allowOverlap="1">
                 <wp:simplePos x="0" y="0"/>
                 <wp:positionH relativeFrom="page">
                   <wp:posOffset>514985</wp:posOffset>
@@ -6226,9 +6206,9 @@
                           <a:avLst/>
                           <a:gdLst>
                             <a:gd name="textAreaLeft" fmla="*/ 0 w 3589920"/>
-                            <a:gd name="textAreaRight" fmla="*/ 3591000 w 3589920"/>
+                            <a:gd name="textAreaRight" fmla="*/ 3591720 w 3589920"/>
                             <a:gd name="textAreaTop" fmla="*/ 0 h 720"/>
-                            <a:gd name="textAreaBottom" fmla="*/ 2160 h 720"/>
+                            <a:gd name="textAreaBottom" fmla="*/ 4680 h 720"/>
                           </a:gdLst>
                           <a:ahLst/>
                           <a:cxnLst/>
@@ -6289,7 +6269,7 @@
       <w:pPr>
         <w:pStyle w:val="Heading5"/>
         <w:spacing w:lineRule="auto" w:line="257"/>
-        <w:ind w:start="785" w:end="1094"/>
+        <w:ind w:hanging="0" w:start="785" w:end="1094"/>
         <w:rPr/>
       </w:pPr>
       <w:r>
@@ -6463,9 +6443,7 @@
               <w:pStyle w:val="TableParagraph"/>
               <w:ind w:start="112" w:end="97"/>
               <w:jc w:val="both"/>
-              <w:rPr>
-                <w:sz w:val="24"/>
-              </w:rPr>
+              <w:rPr/>
             </w:pPr>
             <w:r>
               <w:rPr>
@@ -6648,10 +6626,14 @@
           <w:p>
             <w:pPr>
               <w:pStyle w:val="TableParagraph"/>
-              <w:ind w:hanging="1177" w:start="1312" w:end="21"/>
-              <w:rPr>
-                <w:sz w:val="24"/>
-              </w:rPr>
+              <w:widowControl w:val="false"/>
+              <w:suppressAutoHyphens w:val="true"/>
+              <w:overflowPunct w:val="true"/>
+              <w:bidi w:val="0"/>
+              <w:spacing w:before="0" w:after="0"/>
+              <w:ind w:hanging="57" w:start="170" w:end="0"/>
+              <w:jc w:val="both"/>
+              <w:rPr/>
             </w:pPr>
             <w:r>
               <w:rPr>
@@ -6791,9 +6773,7 @@
               <w:pStyle w:val="TableParagraph"/>
               <w:ind w:start="112" w:end="99"/>
               <w:jc w:val="both"/>
-              <w:rPr>
-                <w:sz w:val="24"/>
-              </w:rPr>
+              <w:rPr/>
             </w:pPr>
             <w:r>
               <w:rPr>
@@ -7031,7 +7011,7 @@
           <w:sz w:val="20"/>
         </w:rPr>
         <w:drawing>
-          <wp:anchor distT="0" distB="0" distL="0" distR="0" simplePos="0" relativeHeight="42" behindDoc="0" locked="0" layoutInCell="0" allowOverlap="1">
+          <wp:anchor distT="0" distB="0" distL="0" distR="0" simplePos="0" relativeHeight="48" behindDoc="0" locked="0" layoutInCell="0" allowOverlap="1">
             <wp:simplePos x="0" y="0"/>
             <wp:positionH relativeFrom="page">
               <wp:posOffset>5099685</wp:posOffset>
@@ -7117,7 +7097,7 @@
       </w:pPr>
       <w:r>
         <w:drawing>
-          <wp:anchor distT="0" distB="0" distL="0" distR="0" simplePos="0" relativeHeight="44" behindDoc="0" locked="0" layoutInCell="0" allowOverlap="1">
+          <wp:anchor distT="0" distB="0" distL="0" distR="0" simplePos="0" relativeHeight="50" behindDoc="0" locked="0" layoutInCell="0" allowOverlap="1">
             <wp:simplePos x="0" y="0"/>
             <wp:positionH relativeFrom="page">
               <wp:posOffset>4525010</wp:posOffset>
@@ -7210,11 +7190,12 @@
     <w:p>
       <w:pPr>
         <w:pStyle w:val="Heading2"/>
+        <w:ind w:hanging="0" w:start="785"/>
         <w:rPr/>
       </w:pPr>
       <w:r>
         <w:drawing>
-          <wp:anchor distT="0" distB="0" distL="0" distR="0" simplePos="0" relativeHeight="29" behindDoc="0" locked="0" layoutInCell="0" allowOverlap="1">
+          <wp:anchor distT="0" distB="0" distL="0" distR="0" simplePos="0" relativeHeight="35" behindDoc="0" locked="0" layoutInCell="0" allowOverlap="1">
             <wp:simplePos x="0" y="0"/>
             <wp:positionH relativeFrom="page">
               <wp:posOffset>502920</wp:posOffset>
@@ -7515,7 +7496,7 @@
         <mc:AlternateContent>
           <mc:Choice Requires="wps">
             <w:drawing>
-              <wp:anchor distT="0" distB="0" distL="0" distR="0" simplePos="0" relativeHeight="37" behindDoc="0" locked="0" layoutInCell="0" allowOverlap="1">
+              <wp:anchor distT="0" distB="0" distL="0" distR="0" simplePos="0" relativeHeight="43" behindDoc="0" locked="0" layoutInCell="0" allowOverlap="1">
                 <wp:simplePos x="0" y="0"/>
                 <wp:positionH relativeFrom="page">
                   <wp:posOffset>514985</wp:posOffset>
@@ -7540,9 +7521,9 @@
                           <a:avLst/>
                           <a:gdLst>
                             <a:gd name="textAreaLeft" fmla="*/ 0 w 3589920"/>
-                            <a:gd name="textAreaRight" fmla="*/ 3591000 w 3589920"/>
+                            <a:gd name="textAreaRight" fmla="*/ 3591720 w 3589920"/>
                             <a:gd name="textAreaTop" fmla="*/ 0 h 720"/>
-                            <a:gd name="textAreaBottom" fmla="*/ 2160 h 720"/>
+                            <a:gd name="textAreaBottom" fmla="*/ 4680 h 720"/>
                           </a:gdLst>
                           <a:ahLst/>
                           <a:cxnLst/>
@@ -9399,11 +9380,12 @@
     <w:p>
       <w:pPr>
         <w:pStyle w:val="Heading2"/>
+        <w:ind w:hanging="0" w:start="785"/>
         <w:rPr/>
       </w:pPr>
       <w:r>
         <w:drawing>
-          <wp:anchor distT="0" distB="0" distL="0" distR="0" simplePos="0" relativeHeight="31" behindDoc="0" locked="0" layoutInCell="0" allowOverlap="1">
+          <wp:anchor distT="0" distB="0" distL="0" distR="0" simplePos="0" relativeHeight="37" behindDoc="0" locked="0" layoutInCell="0" allowOverlap="1">
             <wp:simplePos x="0" y="0"/>
             <wp:positionH relativeFrom="page">
               <wp:posOffset>426720</wp:posOffset>
@@ -9704,7 +9686,7 @@
         <mc:AlternateContent>
           <mc:Choice Requires="wps">
             <w:drawing>
-              <wp:anchor distT="0" distB="0" distL="0" distR="0" simplePos="0" relativeHeight="40" behindDoc="0" locked="0" layoutInCell="0" allowOverlap="1">
+              <wp:anchor distT="0" distB="0" distL="0" distR="0" simplePos="0" relativeHeight="46" behindDoc="0" locked="0" layoutInCell="0" allowOverlap="1">
                 <wp:simplePos x="0" y="0"/>
                 <wp:positionH relativeFrom="page">
                   <wp:posOffset>514985</wp:posOffset>
@@ -9729,9 +9711,9 @@
                           <a:avLst/>
                           <a:gdLst>
                             <a:gd name="textAreaLeft" fmla="*/ 0 w 3589920"/>
-                            <a:gd name="textAreaRight" fmla="*/ 3591000 w 3589920"/>
+                            <a:gd name="textAreaRight" fmla="*/ 3591720 w 3589920"/>
                             <a:gd name="textAreaTop" fmla="*/ 0 h 720"/>
-                            <a:gd name="textAreaBottom" fmla="*/ 2160 h 720"/>
+                            <a:gd name="textAreaBottom" fmla="*/ 4680 h 720"/>
                           </a:gdLst>
                           <a:ahLst/>
                           <a:cxnLst/>
@@ -9834,8 +9816,8 @@
         </w:tblCellMar>
       </w:tblPr>
       <w:tblGrid>
-        <w:gridCol w:w="893"/>
-        <w:gridCol w:w="8916"/>
+        <w:gridCol w:w="891"/>
+        <w:gridCol w:w="8918"/>
       </w:tblGrid>
       <w:tr>
         <w:trPr>
@@ -9843,7 +9825,7 @@
         </w:trPr>
         <w:tc>
           <w:tcPr>
-            <w:tcW w:w="893" w:type="dxa"/>
+            <w:tcW w:w="891" w:type="dxa"/>
             <w:tcBorders>
               <w:top w:val="single" w:sz="4" w:space="0" w:color="000000"/>
               <w:start w:val="single" w:sz="4" w:space="0" w:color="000000"/>
@@ -9889,7 +9871,7 @@
         </w:tc>
         <w:tc>
           <w:tcPr>
-            <w:tcW w:w="8916" w:type="dxa"/>
+            <w:tcW w:w="8918" w:type="dxa"/>
             <w:tcBorders>
               <w:top w:val="single" w:sz="4" w:space="0" w:color="000000"/>
               <w:start w:val="single" w:sz="4" w:space="0" w:color="000000"/>
@@ -9929,7 +9911,7 @@
         </w:trPr>
         <w:tc>
           <w:tcPr>
-            <w:tcW w:w="893" w:type="dxa"/>
+            <w:tcW w:w="891" w:type="dxa"/>
             <w:tcBorders>
               <w:top w:val="single" w:sz="4" w:space="0" w:color="000000"/>
               <w:start w:val="single" w:sz="4" w:space="0" w:color="000000"/>
@@ -9975,7 +9957,7 @@
         </w:tc>
         <w:tc>
           <w:tcPr>
-            <w:tcW w:w="8916" w:type="dxa"/>
+            <w:tcW w:w="8918" w:type="dxa"/>
             <w:tcBorders>
               <w:top w:val="single" w:sz="4" w:space="0" w:color="000000"/>
               <w:start w:val="single" w:sz="4" w:space="0" w:color="000000"/>
@@ -10209,6 +10191,7 @@
     <w:p>
       <w:pPr>
         <w:pStyle w:val="Heading5"/>
+        <w:ind w:hanging="0" w:start="785"/>
         <w:rPr/>
       </w:pPr>
       <w:r>
@@ -10313,8 +10296,8 @@
         </w:tblCellMar>
       </w:tblPr>
       <w:tblGrid>
-        <w:gridCol w:w="893"/>
-        <w:gridCol w:w="8916"/>
+        <w:gridCol w:w="891"/>
+        <w:gridCol w:w="8918"/>
       </w:tblGrid>
       <w:tr>
         <w:trPr>
@@ -10322,7 +10305,7 @@
         </w:trPr>
         <w:tc>
           <w:tcPr>
-            <w:tcW w:w="893" w:type="dxa"/>
+            <w:tcW w:w="891" w:type="dxa"/>
             <w:tcBorders>
               <w:top w:val="single" w:sz="4" w:space="0" w:color="000000"/>
               <w:start w:val="single" w:sz="4" w:space="0" w:color="000000"/>
@@ -10383,7 +10366,7 @@
         </w:tc>
         <w:tc>
           <w:tcPr>
-            <w:tcW w:w="8916" w:type="dxa"/>
+            <w:tcW w:w="8918" w:type="dxa"/>
             <w:tcBorders>
               <w:top w:val="single" w:sz="4" w:space="0" w:color="000000"/>
               <w:start w:val="single" w:sz="4" w:space="0" w:color="000000"/>
@@ -10661,7 +10644,7 @@
         </w:trPr>
         <w:tc>
           <w:tcPr>
-            <w:tcW w:w="893" w:type="dxa"/>
+            <w:tcW w:w="891" w:type="dxa"/>
             <w:tcBorders>
               <w:top w:val="single" w:sz="4" w:space="0" w:color="000000"/>
               <w:start w:val="single" w:sz="4" w:space="0" w:color="000000"/>
@@ -10722,7 +10705,7 @@
         </w:tc>
         <w:tc>
           <w:tcPr>
-            <w:tcW w:w="8916" w:type="dxa"/>
+            <w:tcW w:w="8918" w:type="dxa"/>
             <w:tcBorders>
               <w:top w:val="single" w:sz="4" w:space="0" w:color="000000"/>
               <w:start w:val="single" w:sz="4" w:space="0" w:color="000000"/>
@@ -10769,21 +10752,7 @@
                 <w:color w:val="0D0D0D"/>
                 <w:sz w:val="24"/>
               </w:rPr>
-              <w:t xml:space="preserve">An ability to solve complex Computer Science Engineering problems, using latest AI </w:t>
-            </w:r>
-            <w:r>
-              <w:rPr>
-                <w:color w:val="0D0D0D"/>
-                <w:sz w:val="24"/>
-              </w:rPr>
-              <w:t>and</w:t>
-            </w:r>
-            <w:r>
-              <w:rPr>
-                <w:color w:val="0D0D0D"/>
-                <w:sz w:val="24"/>
-              </w:rPr>
-              <w:t xml:space="preserve"> ML tools, along with analytical skills to arrive cost effective and appropriate solutions.</w:t>
+              <w:t>An ability to solve complex Computer Science Engineering problems, using latest AI and ML tools, along with analytical skills to arrive cost effective and appropriate solutions.</w:t>
             </w:r>
           </w:p>
         </w:tc>
@@ -10819,7 +10788,7 @@
           <w:sz w:val="20"/>
         </w:rPr>
         <w:drawing>
-          <wp:anchor distT="0" distB="0" distL="0" distR="0" simplePos="0" relativeHeight="45" behindDoc="0" locked="0" layoutInCell="0" allowOverlap="1">
+          <wp:anchor distT="0" distB="0" distL="0" distR="0" simplePos="0" relativeHeight="51" behindDoc="0" locked="0" layoutInCell="0" allowOverlap="1">
             <wp:simplePos x="0" y="0"/>
             <wp:positionH relativeFrom="page">
               <wp:posOffset>5099685</wp:posOffset>
@@ -10905,7 +10874,7 @@
       </w:pPr>
       <w:r>
         <w:drawing>
-          <wp:anchor distT="0" distB="0" distL="0" distR="0" simplePos="0" relativeHeight="46" behindDoc="0" locked="0" layoutInCell="0" allowOverlap="1">
+          <wp:anchor distT="0" distB="0" distL="0" distR="0" simplePos="0" relativeHeight="52" behindDoc="0" locked="0" layoutInCell="0" allowOverlap="1">
             <wp:simplePos x="0" y="0"/>
             <wp:positionH relativeFrom="page">
               <wp:posOffset>4525010</wp:posOffset>
@@ -10998,11 +10967,12 @@
     <w:p>
       <w:pPr>
         <w:pStyle w:val="Heading2"/>
+        <w:ind w:hanging="0" w:start="785"/>
         <w:rPr/>
       </w:pPr>
       <w:r>
         <w:drawing>
-          <wp:anchor distT="0" distB="0" distL="0" distR="0" simplePos="0" relativeHeight="32" behindDoc="0" locked="0" layoutInCell="0" allowOverlap="1">
+          <wp:anchor distT="0" distB="0" distL="0" distR="0" simplePos="0" relativeHeight="38" behindDoc="0" locked="0" layoutInCell="0" allowOverlap="1">
             <wp:simplePos x="0" y="0"/>
             <wp:positionH relativeFrom="page">
               <wp:posOffset>502920</wp:posOffset>
@@ -11315,7 +11285,7 @@
         <mc:AlternateContent>
           <mc:Choice Requires="wps">
             <w:drawing>
-              <wp:anchor distT="0" distB="0" distL="0" distR="0" simplePos="0" relativeHeight="41" behindDoc="0" locked="0" layoutInCell="0" allowOverlap="1">
+              <wp:anchor distT="0" distB="0" distL="0" distR="0" simplePos="0" relativeHeight="47" behindDoc="0" locked="0" layoutInCell="0" allowOverlap="1">
                 <wp:simplePos x="0" y="0"/>
                 <wp:positionH relativeFrom="page">
                   <wp:posOffset>514985</wp:posOffset>
@@ -11340,9 +11310,9 @@
                           <a:avLst/>
                           <a:gdLst>
                             <a:gd name="textAreaLeft" fmla="*/ 0 w 3589920"/>
-                            <a:gd name="textAreaRight" fmla="*/ 3591000 w 3589920"/>
+                            <a:gd name="textAreaRight" fmla="*/ 3591720 w 3589920"/>
                             <a:gd name="textAreaTop" fmla="*/ 0 h 720"/>
-                            <a:gd name="textAreaBottom" fmla="*/ 2160 h 720"/>
+                            <a:gd name="textAreaBottom" fmla="*/ 4680 h 720"/>
                           </a:gdLst>
                           <a:ahLst/>
                           <a:cxnLst/>
@@ -11636,13 +11606,7 @@
               <w:rPr>
                 <w:sz w:val="24"/>
               </w:rPr>
-              <w:t xml:space="preserve">B.E </w:t>
-            </w:r>
-            <w:r>
-              <w:rPr>
-                <w:sz w:val="24"/>
-              </w:rPr>
-              <w:t>CSE-AIML</w:t>
+              <w:t>B.E CSE-AIML</w:t>
             </w:r>
           </w:p>
         </w:tc>
@@ -12282,8 +12246,8 @@
       </w:tblPr>
       <w:tblGrid>
         <w:gridCol w:w="1062"/>
-        <w:gridCol w:w="6943"/>
-        <w:gridCol w:w="1352"/>
+        <w:gridCol w:w="6941"/>
+        <w:gridCol w:w="1354"/>
       </w:tblGrid>
       <w:tr>
         <w:trPr>
@@ -12351,7 +12315,7 @@
         </w:tc>
         <w:tc>
           <w:tcPr>
-            <w:tcW w:w="6943" w:type="dxa"/>
+            <w:tcW w:w="6941" w:type="dxa"/>
             <w:tcBorders>
               <w:top w:val="single" w:sz="4" w:space="0" w:color="000000"/>
               <w:start w:val="single" w:sz="4" w:space="0" w:color="000000"/>
@@ -12397,7 +12361,7 @@
         </w:tc>
         <w:tc>
           <w:tcPr>
-            <w:tcW w:w="1352" w:type="dxa"/>
+            <w:tcW w:w="1354" w:type="dxa"/>
             <w:tcBorders>
               <w:top w:val="single" w:sz="4" w:space="0" w:color="000000"/>
               <w:start w:val="single" w:sz="4" w:space="0" w:color="000000"/>
@@ -12480,7 +12444,7 @@
         </w:tc>
         <w:tc>
           <w:tcPr>
-            <w:tcW w:w="6943" w:type="dxa"/>
+            <w:tcW w:w="6941" w:type="dxa"/>
             <w:tcBorders>
               <w:top w:val="single" w:sz="4" w:space="0" w:color="000000"/>
               <w:start w:val="single" w:sz="4" w:space="0" w:color="000000"/>
@@ -12644,7 +12608,7 @@
         </w:tc>
         <w:tc>
           <w:tcPr>
-            <w:tcW w:w="1352" w:type="dxa"/>
+            <w:tcW w:w="1354" w:type="dxa"/>
             <w:tcBorders>
               <w:top w:val="single" w:sz="4" w:space="0" w:color="000000"/>
               <w:start w:val="single" w:sz="4" w:space="0" w:color="000000"/>
@@ -12719,7 +12683,7 @@
         </w:tc>
         <w:tc>
           <w:tcPr>
-            <w:tcW w:w="6943" w:type="dxa"/>
+            <w:tcW w:w="6941" w:type="dxa"/>
             <w:tcBorders>
               <w:top w:val="single" w:sz="4" w:space="0" w:color="000000"/>
               <w:start w:val="single" w:sz="4" w:space="0" w:color="000000"/>
@@ -12831,7 +12795,7 @@
         </w:tc>
         <w:tc>
           <w:tcPr>
-            <w:tcW w:w="1352" w:type="dxa"/>
+            <w:tcW w:w="1354" w:type="dxa"/>
             <w:tcBorders>
               <w:top w:val="single" w:sz="4" w:space="0" w:color="000000"/>
               <w:start w:val="single" w:sz="4" w:space="0" w:color="000000"/>
@@ -12906,7 +12870,7 @@
         </w:tc>
         <w:tc>
           <w:tcPr>
-            <w:tcW w:w="6943" w:type="dxa"/>
+            <w:tcW w:w="6941" w:type="dxa"/>
             <w:tcBorders>
               <w:top w:val="single" w:sz="4" w:space="0" w:color="000000"/>
               <w:start w:val="single" w:sz="4" w:space="0" w:color="000000"/>
@@ -13025,7 +12989,7 @@
         </w:tc>
         <w:tc>
           <w:tcPr>
-            <w:tcW w:w="1352" w:type="dxa"/>
+            <w:tcW w:w="1354" w:type="dxa"/>
             <w:tcBorders>
               <w:top w:val="single" w:sz="4" w:space="0" w:color="000000"/>
               <w:start w:val="single" w:sz="4" w:space="0" w:color="000000"/>
@@ -13100,7 +13064,7 @@
         </w:tc>
         <w:tc>
           <w:tcPr>
-            <w:tcW w:w="6943" w:type="dxa"/>
+            <w:tcW w:w="6941" w:type="dxa"/>
             <w:tcBorders>
               <w:top w:val="single" w:sz="4" w:space="0" w:color="000000"/>
               <w:start w:val="single" w:sz="4" w:space="0" w:color="000000"/>
@@ -13232,7 +13196,7 @@
         </w:tc>
         <w:tc>
           <w:tcPr>
-            <w:tcW w:w="1352" w:type="dxa"/>
+            <w:tcW w:w="1354" w:type="dxa"/>
             <w:tcBorders>
               <w:top w:val="single" w:sz="4" w:space="0" w:color="000000"/>
               <w:start w:val="single" w:sz="4" w:space="0" w:color="000000"/>
@@ -13307,7 +13271,7 @@
         </w:tc>
         <w:tc>
           <w:tcPr>
-            <w:tcW w:w="6943" w:type="dxa"/>
+            <w:tcW w:w="6941" w:type="dxa"/>
             <w:tcBorders>
               <w:top w:val="single" w:sz="4" w:space="0" w:color="000000"/>
               <w:start w:val="single" w:sz="4" w:space="0" w:color="000000"/>
@@ -13415,7 +13379,7 @@
         </w:tc>
         <w:tc>
           <w:tcPr>
-            <w:tcW w:w="1352" w:type="dxa"/>
+            <w:tcW w:w="1354" w:type="dxa"/>
             <w:tcBorders>
               <w:top w:val="single" w:sz="4" w:space="0" w:color="000000"/>
               <w:start w:val="single" w:sz="4" w:space="0" w:color="000000"/>
@@ -13473,11 +13437,12 @@
     <w:p>
       <w:pPr>
         <w:pStyle w:val="Heading2"/>
+        <w:ind w:hanging="0" w:start="785"/>
         <w:rPr/>
       </w:pPr>
       <w:r>
         <w:drawing>
-          <wp:anchor distT="0" distB="0" distL="0" distR="0" simplePos="0" relativeHeight="35" behindDoc="0" locked="0" layoutInCell="0" allowOverlap="1">
+          <wp:anchor distT="0" distB="0" distL="0" distR="0" simplePos="0" relativeHeight="41" behindDoc="0" locked="0" layoutInCell="0" allowOverlap="1">
             <wp:simplePos x="0" y="0"/>
             <wp:positionH relativeFrom="page">
               <wp:posOffset>502920</wp:posOffset>
@@ -13715,6 +13680,7 @@
     <w:p>
       <w:pPr>
         <w:pStyle w:val="Heading3"/>
+        <w:ind w:hanging="0" w:start="1145"/>
         <w:rPr/>
       </w:pPr>
       <w:r>
@@ -13773,7 +13739,7 @@
         <mc:AlternateContent>
           <mc:Choice Requires="wps">
             <w:drawing>
-              <wp:anchor distT="0" distB="0" distL="0" distR="0" simplePos="0" relativeHeight="43" behindDoc="0" locked="0" layoutInCell="0" allowOverlap="1">
+              <wp:anchor distT="0" distB="0" distL="0" distR="0" simplePos="0" relativeHeight="49" behindDoc="0" locked="0" layoutInCell="0" allowOverlap="1">
                 <wp:simplePos x="0" y="0"/>
                 <wp:positionH relativeFrom="page">
                   <wp:posOffset>514985</wp:posOffset>
@@ -13798,9 +13764,9 @@
                           <a:avLst/>
                           <a:gdLst>
                             <a:gd name="textAreaLeft" fmla="*/ 0 w 3589920"/>
-                            <a:gd name="textAreaRight" fmla="*/ 3591000 w 3589920"/>
+                            <a:gd name="textAreaRight" fmla="*/ 3591720 w 3589920"/>
                             <a:gd name="textAreaTop" fmla="*/ 0 h 720"/>
-                            <a:gd name="textAreaBottom" fmla="*/ 2160 h 720"/>
+                            <a:gd name="textAreaBottom" fmla="*/ 4680 h 720"/>
                           </a:gdLst>
                           <a:ahLst/>
                           <a:cxnLst/>
@@ -13886,6 +13852,7 @@
     <w:p>
       <w:pPr>
         <w:pStyle w:val="Heading5"/>
+        <w:ind w:hanging="0" w:start="785"/>
         <w:rPr/>
       </w:pPr>
       <w:r>
@@ -14130,14 +14097,14 @@
       <w:tblGrid>
         <w:gridCol w:w="1260"/>
         <w:gridCol w:w="540"/>
+        <w:gridCol w:w="539"/>
+        <w:gridCol w:w="539"/>
         <w:gridCol w:w="540"/>
+        <w:gridCol w:w="542"/>
         <w:gridCol w:w="540"/>
+        <w:gridCol w:w="538"/>
         <w:gridCol w:w="540"/>
-        <w:gridCol w:w="540"/>
-        <w:gridCol w:w="540"/>
-        <w:gridCol w:w="540"/>
-        <w:gridCol w:w="540"/>
-        <w:gridCol w:w="540"/>
+        <w:gridCol w:w="542"/>
         <w:gridCol w:w="540"/>
         <w:gridCol w:w="624"/>
         <w:gridCol w:w="996"/>
@@ -14212,23 +14179,7 @@
                 <w:spacing w:val="-4"/>
                 <w:sz w:val="20"/>
               </w:rPr>
-              <w:t>m</w:t>
-            </w:r>
-            <w:r>
-              <w:rPr>
-                <w:b/>
-                <w:spacing w:val="-4"/>
-                <w:sz w:val="20"/>
-              </w:rPr>
-              <w:t>e</w:t>
-            </w:r>
-            <w:r>
-              <w:rPr>
-                <w:b/>
-                <w:spacing w:val="-4"/>
-                <w:sz w:val="20"/>
-              </w:rPr>
-              <w:t xml:space="preserve">s   </w:t>
+              <w:t xml:space="preserve">mes   </w:t>
             </w:r>
           </w:p>
           <w:p>
@@ -14516,7 +14467,7 @@
         </w:tc>
         <w:tc>
           <w:tcPr>
-            <w:tcW w:w="540" w:type="dxa"/>
+            <w:tcW w:w="539" w:type="dxa"/>
             <w:tcBorders>
               <w:top w:val="single" w:sz="4" w:space="0" w:color="000000"/>
               <w:start w:val="single" w:sz="4" w:space="0" w:color="000000"/>
@@ -14576,6 +14527,71 @@
                 <w:sz w:val="20"/>
               </w:rPr>
               <w:t>2</w:t>
+            </w:r>
+          </w:p>
+        </w:tc>
+        <w:tc>
+          <w:tcPr>
+            <w:tcW w:w="539" w:type="dxa"/>
+            <w:tcBorders>
+              <w:top w:val="single" w:sz="4" w:space="0" w:color="000000"/>
+              <w:start w:val="single" w:sz="4" w:space="0" w:color="000000"/>
+              <w:bottom w:val="single" w:sz="4" w:space="0" w:color="000000"/>
+              <w:end w:val="single" w:sz="4" w:space="0" w:color="000000"/>
+            </w:tcBorders>
+          </w:tcPr>
+          <w:p>
+            <w:pPr>
+              <w:pStyle w:val="TableParagraph"/>
+              <w:spacing w:before="79" w:after="0"/>
+              <w:ind w:hanging="0" w:start="0" w:end="98"/>
+              <w:rPr>
+                <w:b/>
+                <w:sz w:val="20"/>
+              </w:rPr>
+            </w:pPr>
+            <w:r>
+              <w:rPr>
+                <w:b/>
+                <w:spacing w:val="-10"/>
+                <w:sz w:val="20"/>
+              </w:rPr>
+              <w:t xml:space="preserve">   </w:t>
+            </w:r>
+            <w:r>
+              <w:rPr>
+                <w:b/>
+                <w:spacing w:val="-10"/>
+                <w:sz w:val="20"/>
+              </w:rPr>
+              <w:t xml:space="preserve">PO </w:t>
+            </w:r>
+          </w:p>
+          <w:p>
+            <w:pPr>
+              <w:pStyle w:val="TableParagraph"/>
+              <w:spacing w:before="79" w:after="0"/>
+              <w:ind w:hanging="0" w:start="0" w:end="98"/>
+              <w:rPr>
+                <w:b/>
+                <w:sz w:val="20"/>
+              </w:rPr>
+            </w:pPr>
+            <w:r>
+              <w:rPr>
+                <w:b/>
+                <w:spacing w:val="-10"/>
+                <w:sz w:val="20"/>
+              </w:rPr>
+              <w:t xml:space="preserve">     </w:t>
+            </w:r>
+            <w:r>
+              <w:rPr>
+                <w:b/>
+                <w:spacing w:val="-10"/>
+                <w:sz w:val="20"/>
+              </w:rPr>
+              <w:t xml:space="preserve">3  </w:t>
             </w:r>
           </w:p>
         </w:tc>
@@ -14602,7 +14618,7 @@
             <w:r>
               <w:rPr>
                 <w:b/>
-                <w:spacing w:val="-10"/>
+                <w:spacing w:val="-8"/>
                 <w:sz w:val="20"/>
               </w:rPr>
               <w:t xml:space="preserve">   </w:t>
@@ -14610,10 +14626,10 @@
             <w:r>
               <w:rPr>
                 <w:b/>
-                <w:spacing w:val="-10"/>
+                <w:spacing w:val="-8"/>
                 <w:sz w:val="20"/>
               </w:rPr>
-              <w:t xml:space="preserve">PO </w:t>
+              <w:t>PO</w:t>
             </w:r>
           </w:p>
           <w:p>
@@ -14629,7 +14645,7 @@
             <w:r>
               <w:rPr>
                 <w:b/>
-                <w:spacing w:val="-10"/>
+                <w:spacing w:val="-8"/>
                 <w:sz w:val="20"/>
               </w:rPr>
               <w:t xml:space="preserve">     </w:t>
@@ -14637,18 +14653,69 @@
             <w:r>
               <w:rPr>
                 <w:b/>
-                <w:spacing w:val="-10"/>
+                <w:spacing w:val="-8"/>
                 <w:sz w:val="20"/>
               </w:rPr>
-              <w:t>3</w:t>
-            </w:r>
-            <w:r>
-              <w:rPr>
-                <w:b/>
-                <w:spacing w:val="-10"/>
+              <w:t>4</w:t>
+            </w:r>
+          </w:p>
+        </w:tc>
+        <w:tc>
+          <w:tcPr>
+            <w:tcW w:w="542" w:type="dxa"/>
+            <w:tcBorders>
+              <w:top w:val="single" w:sz="4" w:space="0" w:color="000000"/>
+              <w:start w:val="single" w:sz="4" w:space="0" w:color="000000"/>
+              <w:bottom w:val="single" w:sz="4" w:space="0" w:color="000000"/>
+              <w:end w:val="single" w:sz="4" w:space="0" w:color="000000"/>
+            </w:tcBorders>
+          </w:tcPr>
+          <w:p>
+            <w:pPr>
+              <w:pStyle w:val="TableParagraph"/>
+              <w:spacing w:before="79" w:after="0"/>
+              <w:ind w:hanging="0" w:start="0" w:end="98"/>
+              <w:rPr/>
+            </w:pPr>
+            <w:r>
+              <w:rPr/>
+              <w:t xml:space="preserve">  </w:t>
+            </w:r>
+            <w:r>
+              <w:rPr>
+                <w:b/>
+                <w:spacing w:val="-8"/>
                 <w:sz w:val="20"/>
               </w:rPr>
-              <w:t xml:space="preserve">  </w:t>
+              <w:t>PO</w:t>
+            </w:r>
+          </w:p>
+          <w:p>
+            <w:pPr>
+              <w:pStyle w:val="TableParagraph"/>
+              <w:spacing w:before="79" w:after="0"/>
+              <w:ind w:hanging="0" w:start="0" w:end="98"/>
+              <w:rPr>
+                <w:b/>
+                <w:spacing w:val="-8"/>
+                <w:sz w:val="20"/>
+              </w:rPr>
+            </w:pPr>
+            <w:r>
+              <w:rPr>
+                <w:b/>
+                <w:spacing w:val="-8"/>
+                <w:sz w:val="20"/>
+              </w:rPr>
+              <w:t xml:space="preserve">     </w:t>
+            </w:r>
+            <w:r>
+              <w:rPr>
+                <w:b/>
+                <w:spacing w:val="-8"/>
+                <w:sz w:val="20"/>
+              </w:rPr>
+              <w:t>5</w:t>
             </w:r>
           </w:p>
         </w:tc>
@@ -14678,7 +14745,7 @@
                 <w:spacing w:val="-8"/>
                 <w:sz w:val="20"/>
               </w:rPr>
-              <w:t xml:space="preserve">   </w:t>
+              <w:t xml:space="preserve">  </w:t>
             </w:r>
             <w:r>
               <w:rPr>
@@ -14705,7 +14772,7 @@
                 <w:spacing w:val="-8"/>
                 <w:sz w:val="20"/>
               </w:rPr>
-              <w:t xml:space="preserve">     </w:t>
+              <w:t xml:space="preserve">    </w:t>
             </w:r>
             <w:r>
               <w:rPr>
@@ -14713,7 +14780,72 @@
                 <w:spacing w:val="-8"/>
                 <w:sz w:val="20"/>
               </w:rPr>
-              <w:t>4</w:t>
+              <w:t>6</w:t>
+            </w:r>
+          </w:p>
+        </w:tc>
+        <w:tc>
+          <w:tcPr>
+            <w:tcW w:w="538" w:type="dxa"/>
+            <w:tcBorders>
+              <w:top w:val="single" w:sz="4" w:space="0" w:color="000000"/>
+              <w:start w:val="single" w:sz="4" w:space="0" w:color="000000"/>
+              <w:bottom w:val="single" w:sz="4" w:space="0" w:color="000000"/>
+              <w:end w:val="single" w:sz="4" w:space="0" w:color="000000"/>
+            </w:tcBorders>
+          </w:tcPr>
+          <w:p>
+            <w:pPr>
+              <w:pStyle w:val="TableParagraph"/>
+              <w:spacing w:before="79" w:after="0"/>
+              <w:ind w:hanging="0" w:start="0" w:end="98"/>
+              <w:rPr>
+                <w:b/>
+                <w:sz w:val="20"/>
+              </w:rPr>
+            </w:pPr>
+            <w:r>
+              <w:rPr>
+                <w:b/>
+                <w:spacing w:val="-10"/>
+                <w:sz w:val="20"/>
+              </w:rPr>
+              <w:t xml:space="preserve">  </w:t>
+            </w:r>
+            <w:r>
+              <w:rPr>
+                <w:b/>
+                <w:spacing w:val="-10"/>
+                <w:sz w:val="20"/>
+              </w:rPr>
+              <w:t>PO</w:t>
+            </w:r>
+          </w:p>
+          <w:p>
+            <w:pPr>
+              <w:pStyle w:val="TableParagraph"/>
+              <w:spacing w:before="79" w:after="0"/>
+              <w:ind w:hanging="0" w:start="0" w:end="98"/>
+              <w:rPr>
+                <w:b/>
+                <w:sz w:val="20"/>
+              </w:rPr>
+            </w:pPr>
+            <w:r>
+              <w:rPr>
+                <w:b/>
+                <w:spacing w:val="-8"/>
+                <w:sz w:val="20"/>
+              </w:rPr>
+              <w:t xml:space="preserve">    </w:t>
+            </w:r>
+            <w:r>
+              <w:rPr>
+                <w:b/>
+                <w:spacing w:val="-8"/>
+                <w:sz w:val="20"/>
+              </w:rPr>
+              <w:t>7</w:t>
             </w:r>
           </w:p>
         </w:tc>
@@ -14731,19 +14863,26 @@
             <w:pPr>
               <w:pStyle w:val="TableParagraph"/>
               <w:spacing w:before="79" w:after="0"/>
-              <w:ind w:hanging="0" w:start="0" w:end="98"/>
-              <w:rPr/>
-            </w:pPr>
-            <w:r>
-              <w:rPr/>
-              <w:t xml:space="preserve">  </w:t>
-            </w:r>
+              <w:ind w:hanging="0" w:start="0" w:end="100"/>
+              <w:rPr>
+                <w:b/>
+                <w:sz w:val="20"/>
+              </w:rPr>
+            </w:pPr>
             <w:r>
               <w:rPr>
                 <w:b/>
                 <w:spacing w:val="-8"/>
                 <w:sz w:val="20"/>
               </w:rPr>
+              <w:t xml:space="preserve">  </w:t>
+            </w:r>
+            <w:r>
+              <w:rPr>
+                <w:b/>
+                <w:spacing w:val="-8"/>
+                <w:sz w:val="20"/>
+              </w:rPr>
               <w:t>PO</w:t>
             </w:r>
           </w:p>
@@ -14751,237 +14890,33 @@
             <w:pPr>
               <w:pStyle w:val="TableParagraph"/>
               <w:spacing w:before="79" w:after="0"/>
-              <w:ind w:hanging="0" w:start="0" w:end="98"/>
+              <w:ind w:hanging="0" w:start="0" w:end="100"/>
+              <w:rPr>
+                <w:b/>
+                <w:sz w:val="20"/>
+              </w:rPr>
+            </w:pPr>
+            <w:r>
               <w:rPr>
                 <w:b/>
                 <w:spacing w:val="-8"/>
                 <w:sz w:val="20"/>
               </w:rPr>
-            </w:pPr>
+              <w:t xml:space="preserve">    </w:t>
+            </w:r>
             <w:r>
               <w:rPr>
                 <w:b/>
                 <w:spacing w:val="-8"/>
                 <w:sz w:val="20"/>
               </w:rPr>
-              <w:t xml:space="preserve">     </w:t>
-            </w:r>
-            <w:r>
-              <w:rPr>
-                <w:b/>
-                <w:spacing w:val="-8"/>
-                <w:sz w:val="20"/>
-              </w:rPr>
-              <w:t>5</w:t>
+              <w:t>8</w:t>
             </w:r>
           </w:p>
         </w:tc>
         <w:tc>
           <w:tcPr>
-            <w:tcW w:w="540" w:type="dxa"/>
-            <w:tcBorders>
-              <w:top w:val="single" w:sz="4" w:space="0" w:color="000000"/>
-              <w:start w:val="single" w:sz="4" w:space="0" w:color="000000"/>
-              <w:bottom w:val="single" w:sz="4" w:space="0" w:color="000000"/>
-              <w:end w:val="single" w:sz="4" w:space="0" w:color="000000"/>
-            </w:tcBorders>
-          </w:tcPr>
-          <w:p>
-            <w:pPr>
-              <w:pStyle w:val="TableParagraph"/>
-              <w:spacing w:before="79" w:after="0"/>
-              <w:ind w:hanging="0" w:start="0" w:end="98"/>
-              <w:rPr>
-                <w:b/>
-                <w:sz w:val="20"/>
-              </w:rPr>
-            </w:pPr>
-            <w:r>
-              <w:rPr>
-                <w:b/>
-                <w:spacing w:val="-8"/>
-                <w:sz w:val="20"/>
-              </w:rPr>
-              <w:t xml:space="preserve">  </w:t>
-            </w:r>
-            <w:r>
-              <w:rPr>
-                <w:b/>
-                <w:spacing w:val="-8"/>
-                <w:sz w:val="20"/>
-              </w:rPr>
-              <w:t>PO</w:t>
-            </w:r>
-          </w:p>
-          <w:p>
-            <w:pPr>
-              <w:pStyle w:val="TableParagraph"/>
-              <w:spacing w:before="79" w:after="0"/>
-              <w:ind w:hanging="0" w:start="0" w:end="98"/>
-              <w:rPr>
-                <w:b/>
-                <w:sz w:val="20"/>
-              </w:rPr>
-            </w:pPr>
-            <w:r>
-              <w:rPr>
-                <w:b/>
-                <w:spacing w:val="-8"/>
-                <w:sz w:val="20"/>
-              </w:rPr>
-              <w:t xml:space="preserve">    </w:t>
-            </w:r>
-            <w:r>
-              <w:rPr>
-                <w:b/>
-                <w:spacing w:val="-8"/>
-                <w:sz w:val="20"/>
-              </w:rPr>
-              <w:t>6</w:t>
-            </w:r>
-          </w:p>
-        </w:tc>
-        <w:tc>
-          <w:tcPr>
-            <w:tcW w:w="540" w:type="dxa"/>
-            <w:tcBorders>
-              <w:top w:val="single" w:sz="4" w:space="0" w:color="000000"/>
-              <w:start w:val="single" w:sz="4" w:space="0" w:color="000000"/>
-              <w:bottom w:val="single" w:sz="4" w:space="0" w:color="000000"/>
-              <w:end w:val="single" w:sz="4" w:space="0" w:color="000000"/>
-            </w:tcBorders>
-          </w:tcPr>
-          <w:p>
-            <w:pPr>
-              <w:pStyle w:val="TableParagraph"/>
-              <w:spacing w:before="79" w:after="0"/>
-              <w:ind w:hanging="0" w:start="0" w:end="98"/>
-              <w:rPr>
-                <w:b/>
-                <w:sz w:val="20"/>
-              </w:rPr>
-            </w:pPr>
-            <w:r>
-              <w:rPr>
-                <w:b/>
-                <w:spacing w:val="-10"/>
-                <w:sz w:val="20"/>
-              </w:rPr>
-              <w:t xml:space="preserve">  </w:t>
-            </w:r>
-            <w:r>
-              <w:rPr>
-                <w:b/>
-                <w:spacing w:val="-10"/>
-                <w:sz w:val="20"/>
-              </w:rPr>
-              <w:t>P</w:t>
-            </w:r>
-            <w:r>
-              <w:rPr>
-                <w:b/>
-                <w:spacing w:val="-10"/>
-                <w:sz w:val="20"/>
-              </w:rPr>
-              <w:t>O</w:t>
-            </w:r>
-          </w:p>
-          <w:p>
-            <w:pPr>
-              <w:pStyle w:val="TableParagraph"/>
-              <w:spacing w:before="79" w:after="0"/>
-              <w:ind w:hanging="0" w:start="0" w:end="98"/>
-              <w:rPr>
-                <w:b/>
-                <w:sz w:val="20"/>
-              </w:rPr>
-            </w:pPr>
-            <w:r>
-              <w:rPr>
-                <w:b/>
-                <w:spacing w:val="-8"/>
-                <w:sz w:val="20"/>
-              </w:rPr>
-              <w:t xml:space="preserve">    </w:t>
-            </w:r>
-            <w:r>
-              <w:rPr>
-                <w:b/>
-                <w:spacing w:val="-8"/>
-                <w:sz w:val="20"/>
-              </w:rPr>
-              <w:t>7</w:t>
-            </w:r>
-          </w:p>
-        </w:tc>
-        <w:tc>
-          <w:tcPr>
-            <w:tcW w:w="540" w:type="dxa"/>
-            <w:tcBorders>
-              <w:top w:val="single" w:sz="4" w:space="0" w:color="000000"/>
-              <w:start w:val="single" w:sz="4" w:space="0" w:color="000000"/>
-              <w:bottom w:val="single" w:sz="4" w:space="0" w:color="000000"/>
-              <w:end w:val="single" w:sz="4" w:space="0" w:color="000000"/>
-            </w:tcBorders>
-          </w:tcPr>
-          <w:p>
-            <w:pPr>
-              <w:pStyle w:val="TableParagraph"/>
-              <w:spacing w:before="79" w:after="0"/>
-              <w:ind w:hanging="0" w:start="0" w:end="100"/>
-              <w:rPr>
-                <w:b/>
-                <w:sz w:val="20"/>
-              </w:rPr>
-            </w:pPr>
-            <w:r>
-              <w:rPr>
-                <w:b/>
-                <w:spacing w:val="-8"/>
-                <w:sz w:val="20"/>
-              </w:rPr>
-              <w:t xml:space="preserve">  </w:t>
-            </w:r>
-            <w:r>
-              <w:rPr>
-                <w:b/>
-                <w:spacing w:val="-8"/>
-                <w:sz w:val="20"/>
-              </w:rPr>
-              <w:t>PO</w:t>
-            </w:r>
-          </w:p>
-          <w:p>
-            <w:pPr>
-              <w:pStyle w:val="TableParagraph"/>
-              <w:spacing w:before="79" w:after="0"/>
-              <w:ind w:hanging="0" w:start="0" w:end="100"/>
-              <w:rPr>
-                <w:b/>
-                <w:sz w:val="20"/>
-              </w:rPr>
-            </w:pPr>
-            <w:r>
-              <w:rPr>
-                <w:b/>
-                <w:spacing w:val="-8"/>
-                <w:sz w:val="20"/>
-              </w:rPr>
-              <w:t xml:space="preserve">    </w:t>
-            </w:r>
-            <w:r>
-              <w:rPr>
-                <w:b/>
-                <w:spacing w:val="-8"/>
-                <w:sz w:val="20"/>
-              </w:rPr>
-              <w:t>8</w:t>
-            </w:r>
-          </w:p>
-        </w:tc>
-        <w:tc>
-          <w:tcPr>
-            <w:tcW w:w="540" w:type="dxa"/>
+            <w:tcW w:w="542" w:type="dxa"/>
             <w:tcBorders>
               <w:top w:val="single" w:sz="4" w:space="0" w:color="000000"/>
               <w:start w:val="single" w:sz="4" w:space="0" w:color="000000"/>
@@ -15369,7 +15304,7 @@
         </w:tc>
         <w:tc>
           <w:tcPr>
-            <w:tcW w:w="540" w:type="dxa"/>
+            <w:tcW w:w="539" w:type="dxa"/>
             <w:tcBorders>
               <w:top w:val="single" w:sz="4" w:space="0" w:color="000000"/>
               <w:start w:val="single" w:sz="4" w:space="0" w:color="000000"/>
@@ -15393,6 +15328,35 @@
                 <w:sz w:val="20"/>
               </w:rPr>
               <w:t>3</w:t>
+            </w:r>
+          </w:p>
+        </w:tc>
+        <w:tc>
+          <w:tcPr>
+            <w:tcW w:w="539" w:type="dxa"/>
+            <w:tcBorders>
+              <w:top w:val="single" w:sz="4" w:space="0" w:color="000000"/>
+              <w:start w:val="single" w:sz="4" w:space="0" w:color="000000"/>
+              <w:bottom w:val="single" w:sz="4" w:space="0" w:color="000000"/>
+              <w:end w:val="single" w:sz="4" w:space="0" w:color="000000"/>
+            </w:tcBorders>
+          </w:tcPr>
+          <w:p>
+            <w:pPr>
+              <w:pStyle w:val="TableParagraph"/>
+              <w:spacing w:before="72" w:after="0"/>
+              <w:ind w:start="40"/>
+              <w:jc w:val="center"/>
+              <w:rPr>
+                <w:sz w:val="20"/>
+              </w:rPr>
+            </w:pPr>
+            <w:r>
+              <w:rPr>
+                <w:spacing w:val="-10"/>
+                <w:sz w:val="20"/>
+              </w:rPr>
+              <w:t>2</w:t>
             </w:r>
           </w:p>
         </w:tc>
@@ -15410,7 +15374,7 @@
             <w:pPr>
               <w:pStyle w:val="TableParagraph"/>
               <w:spacing w:before="72" w:after="0"/>
-              <w:ind w:start="40"/>
+              <w:ind w:start="49" w:end="7"/>
               <w:jc w:val="center"/>
               <w:rPr>
                 <w:sz w:val="20"/>
@@ -15421,7 +15385,36 @@
                 <w:spacing w:val="-10"/>
                 <w:sz w:val="20"/>
               </w:rPr>
-              <w:t>2</w:t>
+              <w:t>3</w:t>
+            </w:r>
+          </w:p>
+        </w:tc>
+        <w:tc>
+          <w:tcPr>
+            <w:tcW w:w="542" w:type="dxa"/>
+            <w:tcBorders>
+              <w:top w:val="single" w:sz="4" w:space="0" w:color="000000"/>
+              <w:start w:val="single" w:sz="4" w:space="0" w:color="000000"/>
+              <w:bottom w:val="single" w:sz="4" w:space="0" w:color="000000"/>
+              <w:end w:val="single" w:sz="4" w:space="0" w:color="000000"/>
+            </w:tcBorders>
+          </w:tcPr>
+          <w:p>
+            <w:pPr>
+              <w:pStyle w:val="TableParagraph"/>
+              <w:spacing w:before="72" w:after="0"/>
+              <w:ind w:start="52" w:end="8"/>
+              <w:jc w:val="center"/>
+              <w:rPr>
+                <w:sz w:val="20"/>
+              </w:rPr>
+            </w:pPr>
+            <w:r>
+              <w:rPr>
+                <w:spacing w:val="-10"/>
+                <w:sz w:val="20"/>
+              </w:rPr>
+              <w:t>3</w:t>
             </w:r>
           </w:p>
         </w:tc>
@@ -15439,7 +15432,7 @@
             <w:pPr>
               <w:pStyle w:val="TableParagraph"/>
               <w:spacing w:before="72" w:after="0"/>
-              <w:ind w:start="49" w:end="7"/>
+              <w:ind w:start="49" w:end="3"/>
               <w:jc w:val="center"/>
               <w:rPr>
                 <w:sz w:val="20"/>
@@ -15450,7 +15443,43 @@
                 <w:spacing w:val="-10"/>
                 <w:sz w:val="20"/>
               </w:rPr>
-              <w:t>3</w:t>
+              <w:t>2</w:t>
+            </w:r>
+          </w:p>
+        </w:tc>
+        <w:tc>
+          <w:tcPr>
+            <w:tcW w:w="538" w:type="dxa"/>
+            <w:tcBorders>
+              <w:top w:val="single" w:sz="4" w:space="0" w:color="000000"/>
+              <w:start w:val="single" w:sz="4" w:space="0" w:color="000000"/>
+              <w:bottom w:val="single" w:sz="4" w:space="0" w:color="000000"/>
+              <w:end w:val="single" w:sz="4" w:space="0" w:color="000000"/>
+            </w:tcBorders>
+          </w:tcPr>
+          <w:p>
+            <w:pPr>
+              <w:pStyle w:val="TableParagraph"/>
+              <w:spacing w:before="72" w:after="0"/>
+              <w:ind w:start="52" w:end="5"/>
+              <w:jc w:val="center"/>
+              <w:rPr>
+                <w:sz w:val="20"/>
+              </w:rPr>
+            </w:pPr>
+            <w:r>
+              <w:rPr>
+                <w:spacing w:val="-4"/>
+                <w:sz w:val="20"/>
+              </w:rPr>
+              <w:t>-</w:t>
+            </w:r>
+            <w:r>
+              <w:rPr>
+                <w:spacing w:val="-10"/>
+                <w:sz w:val="20"/>
+              </w:rPr>
+              <w:t>-</w:t>
             </w:r>
           </w:p>
         </w:tc>
@@ -15468,7 +15497,7 @@
             <w:pPr>
               <w:pStyle w:val="TableParagraph"/>
               <w:spacing w:before="72" w:after="0"/>
-              <w:ind w:start="52" w:end="8"/>
+              <w:ind w:start="49" w:end="11"/>
               <w:jc w:val="center"/>
               <w:rPr>
                 <w:sz w:val="20"/>
@@ -15479,107 +15508,13 @@
                 <w:spacing w:val="-10"/>
                 <w:sz w:val="20"/>
               </w:rPr>
-              <w:t>3</w:t>
+              <w:t>1</w:t>
             </w:r>
           </w:p>
         </w:tc>
         <w:tc>
           <w:tcPr>
-            <w:tcW w:w="540" w:type="dxa"/>
-            <w:tcBorders>
-              <w:top w:val="single" w:sz="4" w:space="0" w:color="000000"/>
-              <w:start w:val="single" w:sz="4" w:space="0" w:color="000000"/>
-              <w:bottom w:val="single" w:sz="4" w:space="0" w:color="000000"/>
-              <w:end w:val="single" w:sz="4" w:space="0" w:color="000000"/>
-            </w:tcBorders>
-          </w:tcPr>
-          <w:p>
-            <w:pPr>
-              <w:pStyle w:val="TableParagraph"/>
-              <w:spacing w:before="72" w:after="0"/>
-              <w:ind w:start="49" w:end="3"/>
-              <w:jc w:val="center"/>
-              <w:rPr>
-                <w:sz w:val="20"/>
-              </w:rPr>
-            </w:pPr>
-            <w:r>
-              <w:rPr>
-                <w:spacing w:val="-10"/>
-                <w:sz w:val="20"/>
-              </w:rPr>
-              <w:t>2</w:t>
-            </w:r>
-          </w:p>
-        </w:tc>
-        <w:tc>
-          <w:tcPr>
-            <w:tcW w:w="540" w:type="dxa"/>
-            <w:tcBorders>
-              <w:top w:val="single" w:sz="4" w:space="0" w:color="000000"/>
-              <w:start w:val="single" w:sz="4" w:space="0" w:color="000000"/>
-              <w:bottom w:val="single" w:sz="4" w:space="0" w:color="000000"/>
-              <w:end w:val="single" w:sz="4" w:space="0" w:color="000000"/>
-            </w:tcBorders>
-          </w:tcPr>
-          <w:p>
-            <w:pPr>
-              <w:pStyle w:val="TableParagraph"/>
-              <w:spacing w:before="72" w:after="0"/>
-              <w:ind w:start="52" w:end="5"/>
-              <w:jc w:val="center"/>
-              <w:rPr>
-                <w:sz w:val="20"/>
-              </w:rPr>
-            </w:pPr>
-            <w:r>
-              <w:rPr>
-                <w:spacing w:val="-4"/>
-                <w:sz w:val="20"/>
-              </w:rPr>
-              <w:t>-</w:t>
-            </w:r>
-            <w:r>
-              <w:rPr>
-                <w:spacing w:val="-10"/>
-                <w:sz w:val="20"/>
-              </w:rPr>
-              <w:t>-</w:t>
-            </w:r>
-          </w:p>
-        </w:tc>
-        <w:tc>
-          <w:tcPr>
-            <w:tcW w:w="540" w:type="dxa"/>
-            <w:tcBorders>
-              <w:top w:val="single" w:sz="4" w:space="0" w:color="000000"/>
-              <w:start w:val="single" w:sz="4" w:space="0" w:color="000000"/>
-              <w:bottom w:val="single" w:sz="4" w:space="0" w:color="000000"/>
-              <w:end w:val="single" w:sz="4" w:space="0" w:color="000000"/>
-            </w:tcBorders>
-          </w:tcPr>
-          <w:p>
-            <w:pPr>
-              <w:pStyle w:val="TableParagraph"/>
-              <w:spacing w:before="72" w:after="0"/>
-              <w:ind w:start="49" w:end="11"/>
-              <w:jc w:val="center"/>
-              <w:rPr>
-                <w:sz w:val="20"/>
-              </w:rPr>
-            </w:pPr>
-            <w:r>
-              <w:rPr>
-                <w:spacing w:val="-10"/>
-                <w:sz w:val="20"/>
-              </w:rPr>
-              <w:t>1</w:t>
-            </w:r>
-          </w:p>
-        </w:tc>
-        <w:tc>
-          <w:tcPr>
-            <w:tcW w:w="540" w:type="dxa"/>
+            <w:tcW w:w="542" w:type="dxa"/>
             <w:tcBorders>
               <w:top w:val="single" w:sz="4" w:space="0" w:color="000000"/>
               <w:start w:val="single" w:sz="4" w:space="0" w:color="000000"/>
@@ -15796,7 +15731,7 @@
         </w:tc>
         <w:tc>
           <w:tcPr>
-            <w:tcW w:w="540" w:type="dxa"/>
+            <w:tcW w:w="539" w:type="dxa"/>
             <w:tcBorders>
               <w:top w:val="single" w:sz="4" w:space="0" w:color="000000"/>
               <w:start w:val="single" w:sz="4" w:space="0" w:color="000000"/>
@@ -15809,6 +15744,35 @@
               <w:pStyle w:val="TableParagraph"/>
               <w:spacing w:before="82" w:after="0"/>
               <w:ind w:start="49" w:end="16"/>
+              <w:jc w:val="center"/>
+              <w:rPr>
+                <w:sz w:val="20"/>
+              </w:rPr>
+            </w:pPr>
+            <w:r>
+              <w:rPr>
+                <w:spacing w:val="-10"/>
+                <w:sz w:val="20"/>
+              </w:rPr>
+              <w:t>3</w:t>
+            </w:r>
+          </w:p>
+        </w:tc>
+        <w:tc>
+          <w:tcPr>
+            <w:tcW w:w="539" w:type="dxa"/>
+            <w:tcBorders>
+              <w:top w:val="single" w:sz="4" w:space="0" w:color="000000"/>
+              <w:start w:val="single" w:sz="4" w:space="0" w:color="000000"/>
+              <w:bottom w:val="single" w:sz="4" w:space="0" w:color="000000"/>
+              <w:end w:val="single" w:sz="4" w:space="0" w:color="000000"/>
+            </w:tcBorders>
+          </w:tcPr>
+          <w:p>
+            <w:pPr>
+              <w:pStyle w:val="TableParagraph"/>
+              <w:spacing w:before="82" w:after="0"/>
+              <w:ind w:start="40"/>
               <w:jc w:val="center"/>
               <w:rPr>
                 <w:sz w:val="20"/>
@@ -15837,7 +15801,36 @@
             <w:pPr>
               <w:pStyle w:val="TableParagraph"/>
               <w:spacing w:before="82" w:after="0"/>
-              <w:ind w:start="40"/>
+              <w:ind w:start="49" w:end="7"/>
+              <w:jc w:val="center"/>
+              <w:rPr>
+                <w:sz w:val="20"/>
+              </w:rPr>
+            </w:pPr>
+            <w:r>
+              <w:rPr>
+                <w:spacing w:val="-10"/>
+                <w:sz w:val="20"/>
+              </w:rPr>
+              <w:t>3</w:t>
+            </w:r>
+          </w:p>
+        </w:tc>
+        <w:tc>
+          <w:tcPr>
+            <w:tcW w:w="542" w:type="dxa"/>
+            <w:tcBorders>
+              <w:top w:val="single" w:sz="4" w:space="0" w:color="000000"/>
+              <w:start w:val="single" w:sz="4" w:space="0" w:color="000000"/>
+              <w:bottom w:val="single" w:sz="4" w:space="0" w:color="000000"/>
+              <w:end w:val="single" w:sz="4" w:space="0" w:color="000000"/>
+            </w:tcBorders>
+          </w:tcPr>
+          <w:p>
+            <w:pPr>
+              <w:pStyle w:val="TableParagraph"/>
+              <w:spacing w:before="82" w:after="0"/>
+              <w:ind w:start="52" w:end="8"/>
               <w:jc w:val="center"/>
               <w:rPr>
                 <w:sz w:val="20"/>
@@ -15866,7 +15859,7 @@
             <w:pPr>
               <w:pStyle w:val="TableParagraph"/>
               <w:spacing w:before="82" w:after="0"/>
-              <w:ind w:start="49" w:end="7"/>
+              <w:ind w:start="49" w:end="3"/>
               <w:jc w:val="center"/>
               <w:rPr>
                 <w:sz w:val="20"/>
@@ -15877,7 +15870,43 @@
                 <w:spacing w:val="-10"/>
                 <w:sz w:val="20"/>
               </w:rPr>
-              <w:t>3</w:t>
+              <w:t>2</w:t>
+            </w:r>
+          </w:p>
+        </w:tc>
+        <w:tc>
+          <w:tcPr>
+            <w:tcW w:w="538" w:type="dxa"/>
+            <w:tcBorders>
+              <w:top w:val="single" w:sz="4" w:space="0" w:color="000000"/>
+              <w:start w:val="single" w:sz="4" w:space="0" w:color="000000"/>
+              <w:bottom w:val="single" w:sz="4" w:space="0" w:color="000000"/>
+              <w:end w:val="single" w:sz="4" w:space="0" w:color="000000"/>
+            </w:tcBorders>
+          </w:tcPr>
+          <w:p>
+            <w:pPr>
+              <w:pStyle w:val="TableParagraph"/>
+              <w:spacing w:before="82" w:after="0"/>
+              <w:ind w:start="52" w:end="5"/>
+              <w:jc w:val="center"/>
+              <w:rPr>
+                <w:sz w:val="20"/>
+              </w:rPr>
+            </w:pPr>
+            <w:r>
+              <w:rPr>
+                <w:spacing w:val="-4"/>
+                <w:sz w:val="20"/>
+              </w:rPr>
+              <w:t>-</w:t>
+            </w:r>
+            <w:r>
+              <w:rPr>
+                <w:spacing w:val="-10"/>
+                <w:sz w:val="20"/>
+              </w:rPr>
+              <w:t>-</w:t>
             </w:r>
           </w:p>
         </w:tc>
@@ -15895,7 +15924,7 @@
             <w:pPr>
               <w:pStyle w:val="TableParagraph"/>
               <w:spacing w:before="82" w:after="0"/>
-              <w:ind w:start="52" w:end="8"/>
+              <w:ind w:start="49" w:end="11"/>
               <w:jc w:val="center"/>
               <w:rPr>
                 <w:sz w:val="20"/>
@@ -15906,107 +15935,13 @@
                 <w:spacing w:val="-10"/>
                 <w:sz w:val="20"/>
               </w:rPr>
-              <w:t>3</w:t>
+              <w:t>1</w:t>
             </w:r>
           </w:p>
         </w:tc>
         <w:tc>
           <w:tcPr>
-            <w:tcW w:w="540" w:type="dxa"/>
-            <w:tcBorders>
-              <w:top w:val="single" w:sz="4" w:space="0" w:color="000000"/>
-              <w:start w:val="single" w:sz="4" w:space="0" w:color="000000"/>
-              <w:bottom w:val="single" w:sz="4" w:space="0" w:color="000000"/>
-              <w:end w:val="single" w:sz="4" w:space="0" w:color="000000"/>
-            </w:tcBorders>
-          </w:tcPr>
-          <w:p>
-            <w:pPr>
-              <w:pStyle w:val="TableParagraph"/>
-              <w:spacing w:before="82" w:after="0"/>
-              <w:ind w:start="49" w:end="3"/>
-              <w:jc w:val="center"/>
-              <w:rPr>
-                <w:sz w:val="20"/>
-              </w:rPr>
-            </w:pPr>
-            <w:r>
-              <w:rPr>
-                <w:spacing w:val="-10"/>
-                <w:sz w:val="20"/>
-              </w:rPr>
-              <w:t>2</w:t>
-            </w:r>
-          </w:p>
-        </w:tc>
-        <w:tc>
-          <w:tcPr>
-            <w:tcW w:w="540" w:type="dxa"/>
-            <w:tcBorders>
-              <w:top w:val="single" w:sz="4" w:space="0" w:color="000000"/>
-              <w:start w:val="single" w:sz="4" w:space="0" w:color="000000"/>
-              <w:bottom w:val="single" w:sz="4" w:space="0" w:color="000000"/>
-              <w:end w:val="single" w:sz="4" w:space="0" w:color="000000"/>
-            </w:tcBorders>
-          </w:tcPr>
-          <w:p>
-            <w:pPr>
-              <w:pStyle w:val="TableParagraph"/>
-              <w:spacing w:before="82" w:after="0"/>
-              <w:ind w:start="52" w:end="5"/>
-              <w:jc w:val="center"/>
-              <w:rPr>
-                <w:sz w:val="20"/>
-              </w:rPr>
-            </w:pPr>
-            <w:r>
-              <w:rPr>
-                <w:spacing w:val="-4"/>
-                <w:sz w:val="20"/>
-              </w:rPr>
-              <w:t>-</w:t>
-            </w:r>
-            <w:r>
-              <w:rPr>
-                <w:spacing w:val="-10"/>
-                <w:sz w:val="20"/>
-              </w:rPr>
-              <w:t>-</w:t>
-            </w:r>
-          </w:p>
-        </w:tc>
-        <w:tc>
-          <w:tcPr>
-            <w:tcW w:w="540" w:type="dxa"/>
-            <w:tcBorders>
-              <w:top w:val="single" w:sz="4" w:space="0" w:color="000000"/>
-              <w:start w:val="single" w:sz="4" w:space="0" w:color="000000"/>
-              <w:bottom w:val="single" w:sz="4" w:space="0" w:color="000000"/>
-              <w:end w:val="single" w:sz="4" w:space="0" w:color="000000"/>
-            </w:tcBorders>
-          </w:tcPr>
-          <w:p>
-            <w:pPr>
-              <w:pStyle w:val="TableParagraph"/>
-              <w:spacing w:before="82" w:after="0"/>
-              <w:ind w:start="49" w:end="11"/>
-              <w:jc w:val="center"/>
-              <w:rPr>
-                <w:sz w:val="20"/>
-              </w:rPr>
-            </w:pPr>
-            <w:r>
-              <w:rPr>
-                <w:spacing w:val="-10"/>
-                <w:sz w:val="20"/>
-              </w:rPr>
-              <w:t>1</w:t>
-            </w:r>
-          </w:p>
-        </w:tc>
-        <w:tc>
-          <w:tcPr>
-            <w:tcW w:w="540" w:type="dxa"/>
+            <w:tcW w:w="542" w:type="dxa"/>
             <w:tcBorders>
               <w:top w:val="single" w:sz="4" w:space="0" w:color="000000"/>
               <w:start w:val="single" w:sz="4" w:space="0" w:color="000000"/>
@@ -16216,7 +16151,7 @@
         </w:tc>
         <w:tc>
           <w:tcPr>
-            <w:tcW w:w="540" w:type="dxa"/>
+            <w:tcW w:w="539" w:type="dxa"/>
             <w:tcBorders>
               <w:top w:val="single" w:sz="4" w:space="0" w:color="000000"/>
               <w:start w:val="single" w:sz="4" w:space="0" w:color="000000"/>
@@ -16240,6 +16175,35 @@
                 <w:sz w:val="20"/>
               </w:rPr>
               <w:t>3</w:t>
+            </w:r>
+          </w:p>
+        </w:tc>
+        <w:tc>
+          <w:tcPr>
+            <w:tcW w:w="539" w:type="dxa"/>
+            <w:tcBorders>
+              <w:top w:val="single" w:sz="4" w:space="0" w:color="000000"/>
+              <w:start w:val="single" w:sz="4" w:space="0" w:color="000000"/>
+              <w:bottom w:val="single" w:sz="4" w:space="0" w:color="000000"/>
+              <w:end w:val="single" w:sz="4" w:space="0" w:color="000000"/>
+            </w:tcBorders>
+          </w:tcPr>
+          <w:p>
+            <w:pPr>
+              <w:pStyle w:val="TableParagraph"/>
+              <w:spacing w:before="84" w:after="0"/>
+              <w:ind w:start="40"/>
+              <w:jc w:val="center"/>
+              <w:rPr>
+                <w:sz w:val="20"/>
+              </w:rPr>
+            </w:pPr>
+            <w:r>
+              <w:rPr>
+                <w:spacing w:val="-10"/>
+                <w:sz w:val="20"/>
+              </w:rPr>
+              <w:t>1</w:t>
             </w:r>
           </w:p>
         </w:tc>
@@ -16257,18 +16221,54 @@
             <w:pPr>
               <w:pStyle w:val="TableParagraph"/>
               <w:spacing w:before="84" w:after="0"/>
-              <w:ind w:start="40"/>
+              <w:ind w:start="49" w:end="5"/>
               <w:jc w:val="center"/>
               <w:rPr>
                 <w:sz w:val="20"/>
               </w:rPr>
             </w:pPr>
+            <w:r>
+              <w:rPr>
+                <w:spacing w:val="-4"/>
+                <w:sz w:val="20"/>
+              </w:rPr>
+              <w:t>-</w:t>
+            </w:r>
             <w:r>
               <w:rPr>
                 <w:spacing w:val="-10"/>
                 <w:sz w:val="20"/>
               </w:rPr>
-              <w:t>1</w:t>
+              <w:t>-</w:t>
+            </w:r>
+          </w:p>
+        </w:tc>
+        <w:tc>
+          <w:tcPr>
+            <w:tcW w:w="542" w:type="dxa"/>
+            <w:tcBorders>
+              <w:top w:val="single" w:sz="4" w:space="0" w:color="000000"/>
+              <w:start w:val="single" w:sz="4" w:space="0" w:color="000000"/>
+              <w:bottom w:val="single" w:sz="4" w:space="0" w:color="000000"/>
+              <w:end w:val="single" w:sz="4" w:space="0" w:color="000000"/>
+            </w:tcBorders>
+          </w:tcPr>
+          <w:p>
+            <w:pPr>
+              <w:pStyle w:val="TableParagraph"/>
+              <w:spacing w:before="84" w:after="0"/>
+              <w:ind w:start="52" w:end="8"/>
+              <w:jc w:val="center"/>
+              <w:rPr>
+                <w:sz w:val="20"/>
+              </w:rPr>
+            </w:pPr>
+            <w:r>
+              <w:rPr>
+                <w:spacing w:val="-10"/>
+                <w:sz w:val="20"/>
+              </w:rPr>
+              <w:t>2</w:t>
             </w:r>
           </w:p>
         </w:tc>
@@ -16286,7 +16286,36 @@
             <w:pPr>
               <w:pStyle w:val="TableParagraph"/>
               <w:spacing w:before="84" w:after="0"/>
-              <w:ind w:start="49" w:end="5"/>
+              <w:ind w:start="49" w:end="3"/>
+              <w:jc w:val="center"/>
+              <w:rPr>
+                <w:sz w:val="20"/>
+              </w:rPr>
+            </w:pPr>
+            <w:r>
+              <w:rPr>
+                <w:spacing w:val="-10"/>
+                <w:sz w:val="20"/>
+              </w:rPr>
+              <w:t>1</w:t>
+            </w:r>
+          </w:p>
+        </w:tc>
+        <w:tc>
+          <w:tcPr>
+            <w:tcW w:w="538" w:type="dxa"/>
+            <w:tcBorders>
+              <w:top w:val="single" w:sz="4" w:space="0" w:color="000000"/>
+              <w:start w:val="single" w:sz="4" w:space="0" w:color="000000"/>
+              <w:bottom w:val="single" w:sz="4" w:space="0" w:color="000000"/>
+              <w:end w:val="single" w:sz="4" w:space="0" w:color="000000"/>
+            </w:tcBorders>
+          </w:tcPr>
+          <w:p>
+            <w:pPr>
+              <w:pStyle w:val="TableParagraph"/>
+              <w:spacing w:before="84" w:after="0"/>
+              <w:ind w:start="52" w:end="5"/>
               <w:jc w:val="center"/>
               <w:rPr>
                 <w:sz w:val="20"/>
@@ -16322,7 +16351,7 @@
             <w:pPr>
               <w:pStyle w:val="TableParagraph"/>
               <w:spacing w:before="84" w:after="0"/>
-              <w:ind w:start="52" w:end="8"/>
+              <w:ind w:start="49" w:end="16"/>
               <w:jc w:val="center"/>
               <w:rPr>
                 <w:sz w:val="20"/>
@@ -16339,101 +16368,7 @@
         </w:tc>
         <w:tc>
           <w:tcPr>
-            <w:tcW w:w="540" w:type="dxa"/>
-            <w:tcBorders>
-              <w:top w:val="single" w:sz="4" w:space="0" w:color="000000"/>
-              <w:start w:val="single" w:sz="4" w:space="0" w:color="000000"/>
-              <w:bottom w:val="single" w:sz="4" w:space="0" w:color="000000"/>
-              <w:end w:val="single" w:sz="4" w:space="0" w:color="000000"/>
-            </w:tcBorders>
-          </w:tcPr>
-          <w:p>
-            <w:pPr>
-              <w:pStyle w:val="TableParagraph"/>
-              <w:spacing w:before="84" w:after="0"/>
-              <w:ind w:start="49" w:end="3"/>
-              <w:jc w:val="center"/>
-              <w:rPr>
-                <w:sz w:val="20"/>
-              </w:rPr>
-            </w:pPr>
-            <w:r>
-              <w:rPr>
-                <w:spacing w:val="-10"/>
-                <w:sz w:val="20"/>
-              </w:rPr>
-              <w:t>1</w:t>
-            </w:r>
-          </w:p>
-        </w:tc>
-        <w:tc>
-          <w:tcPr>
-            <w:tcW w:w="540" w:type="dxa"/>
-            <w:tcBorders>
-              <w:top w:val="single" w:sz="4" w:space="0" w:color="000000"/>
-              <w:start w:val="single" w:sz="4" w:space="0" w:color="000000"/>
-              <w:bottom w:val="single" w:sz="4" w:space="0" w:color="000000"/>
-              <w:end w:val="single" w:sz="4" w:space="0" w:color="000000"/>
-            </w:tcBorders>
-          </w:tcPr>
-          <w:p>
-            <w:pPr>
-              <w:pStyle w:val="TableParagraph"/>
-              <w:spacing w:before="84" w:after="0"/>
-              <w:ind w:start="52" w:end="5"/>
-              <w:jc w:val="center"/>
-              <w:rPr>
-                <w:sz w:val="20"/>
-              </w:rPr>
-            </w:pPr>
-            <w:r>
-              <w:rPr>
-                <w:spacing w:val="-4"/>
-                <w:sz w:val="20"/>
-              </w:rPr>
-              <w:t>-</w:t>
-            </w:r>
-            <w:r>
-              <w:rPr>
-                <w:spacing w:val="-10"/>
-                <w:sz w:val="20"/>
-              </w:rPr>
-              <w:t>-</w:t>
-            </w:r>
-          </w:p>
-        </w:tc>
-        <w:tc>
-          <w:tcPr>
-            <w:tcW w:w="540" w:type="dxa"/>
-            <w:tcBorders>
-              <w:top w:val="single" w:sz="4" w:space="0" w:color="000000"/>
-              <w:start w:val="single" w:sz="4" w:space="0" w:color="000000"/>
-              <w:bottom w:val="single" w:sz="4" w:space="0" w:color="000000"/>
-              <w:end w:val="single" w:sz="4" w:space="0" w:color="000000"/>
-            </w:tcBorders>
-          </w:tcPr>
-          <w:p>
-            <w:pPr>
-              <w:pStyle w:val="TableParagraph"/>
-              <w:spacing w:before="84" w:after="0"/>
-              <w:ind w:start="49" w:end="16"/>
-              <w:jc w:val="center"/>
-              <w:rPr>
-                <w:sz w:val="20"/>
-              </w:rPr>
-            </w:pPr>
-            <w:r>
-              <w:rPr>
-                <w:spacing w:val="-10"/>
-                <w:sz w:val="20"/>
-              </w:rPr>
-              <w:t>2</w:t>
-            </w:r>
-          </w:p>
-        </w:tc>
-        <w:tc>
-          <w:tcPr>
-            <w:tcW w:w="540" w:type="dxa"/>
+            <w:tcW w:w="542" w:type="dxa"/>
             <w:tcBorders>
               <w:top w:val="single" w:sz="4" w:space="0" w:color="000000"/>
               <w:start w:val="single" w:sz="4" w:space="0" w:color="000000"/>
@@ -16650,7 +16585,7 @@
         </w:tc>
         <w:tc>
           <w:tcPr>
-            <w:tcW w:w="540" w:type="dxa"/>
+            <w:tcW w:w="539" w:type="dxa"/>
             <w:tcBorders>
               <w:top w:val="single" w:sz="4" w:space="0" w:color="000000"/>
               <w:start w:val="single" w:sz="4" w:space="0" w:color="000000"/>
@@ -16663,6 +16598,42 @@
               <w:pStyle w:val="TableParagraph"/>
               <w:spacing w:before="82" w:after="0"/>
               <w:ind w:start="49" w:end="14"/>
+              <w:jc w:val="center"/>
+              <w:rPr>
+                <w:sz w:val="20"/>
+              </w:rPr>
+            </w:pPr>
+            <w:r>
+              <w:rPr>
+                <w:spacing w:val="-4"/>
+                <w:sz w:val="20"/>
+              </w:rPr>
+              <w:t>-</w:t>
+            </w:r>
+            <w:r>
+              <w:rPr>
+                <w:spacing w:val="-10"/>
+                <w:sz w:val="20"/>
+              </w:rPr>
+              <w:t>-</w:t>
+            </w:r>
+          </w:p>
+        </w:tc>
+        <w:tc>
+          <w:tcPr>
+            <w:tcW w:w="539" w:type="dxa"/>
+            <w:tcBorders>
+              <w:top w:val="single" w:sz="4" w:space="0" w:color="000000"/>
+              <w:start w:val="single" w:sz="4" w:space="0" w:color="000000"/>
+              <w:bottom w:val="single" w:sz="4" w:space="0" w:color="000000"/>
+              <w:end w:val="single" w:sz="4" w:space="0" w:color="000000"/>
+            </w:tcBorders>
+          </w:tcPr>
+          <w:p>
+            <w:pPr>
+              <w:pStyle w:val="TableParagraph"/>
+              <w:spacing w:before="82" w:after="0"/>
+              <w:ind w:start="40" w:end="2"/>
               <w:jc w:val="center"/>
               <w:rPr>
                 <w:sz w:val="20"/>
@@ -16698,25 +16669,47 @@
             <w:pPr>
               <w:pStyle w:val="TableParagraph"/>
               <w:spacing w:before="82" w:after="0"/>
-              <w:ind w:start="40" w:end="2"/>
+              <w:ind w:start="49" w:end="7"/>
               <w:jc w:val="center"/>
               <w:rPr>
                 <w:sz w:val="20"/>
               </w:rPr>
             </w:pPr>
-            <w:r>
-              <w:rPr>
-                <w:spacing w:val="-4"/>
-                <w:sz w:val="20"/>
-              </w:rPr>
-              <w:t>-</w:t>
-            </w:r>
             <w:r>
               <w:rPr>
                 <w:spacing w:val="-10"/>
                 <w:sz w:val="20"/>
               </w:rPr>
-              <w:t>-</w:t>
+              <w:t>3</w:t>
+            </w:r>
+          </w:p>
+        </w:tc>
+        <w:tc>
+          <w:tcPr>
+            <w:tcW w:w="542" w:type="dxa"/>
+            <w:tcBorders>
+              <w:top w:val="single" w:sz="4" w:space="0" w:color="000000"/>
+              <w:start w:val="single" w:sz="4" w:space="0" w:color="000000"/>
+              <w:bottom w:val="single" w:sz="4" w:space="0" w:color="000000"/>
+              <w:end w:val="single" w:sz="4" w:space="0" w:color="000000"/>
+            </w:tcBorders>
+          </w:tcPr>
+          <w:p>
+            <w:pPr>
+              <w:pStyle w:val="TableParagraph"/>
+              <w:spacing w:before="82" w:after="0"/>
+              <w:ind w:start="52" w:end="8"/>
+              <w:jc w:val="center"/>
+              <w:rPr>
+                <w:sz w:val="20"/>
+              </w:rPr>
+            </w:pPr>
+            <w:r>
+              <w:rPr>
+                <w:spacing w:val="-10"/>
+                <w:sz w:val="20"/>
+              </w:rPr>
+              <w:t>3</w:t>
             </w:r>
           </w:p>
         </w:tc>
@@ -16734,7 +16727,7 @@
             <w:pPr>
               <w:pStyle w:val="TableParagraph"/>
               <w:spacing w:before="82" w:after="0"/>
-              <w:ind w:start="49" w:end="7"/>
+              <w:ind w:start="49" w:end="3"/>
               <w:jc w:val="center"/>
               <w:rPr>
                 <w:sz w:val="20"/>
@@ -16745,7 +16738,43 @@
                 <w:spacing w:val="-10"/>
                 <w:sz w:val="20"/>
               </w:rPr>
-              <w:t>3</w:t>
+              <w:t>1</w:t>
+            </w:r>
+          </w:p>
+        </w:tc>
+        <w:tc>
+          <w:tcPr>
+            <w:tcW w:w="538" w:type="dxa"/>
+            <w:tcBorders>
+              <w:top w:val="single" w:sz="4" w:space="0" w:color="000000"/>
+              <w:start w:val="single" w:sz="4" w:space="0" w:color="000000"/>
+              <w:bottom w:val="single" w:sz="4" w:space="0" w:color="000000"/>
+              <w:end w:val="single" w:sz="4" w:space="0" w:color="000000"/>
+            </w:tcBorders>
+          </w:tcPr>
+          <w:p>
+            <w:pPr>
+              <w:pStyle w:val="TableParagraph"/>
+              <w:spacing w:before="82" w:after="0"/>
+              <w:ind w:start="52" w:end="5"/>
+              <w:jc w:val="center"/>
+              <w:rPr>
+                <w:sz w:val="20"/>
+              </w:rPr>
+            </w:pPr>
+            <w:r>
+              <w:rPr>
+                <w:spacing w:val="-4"/>
+                <w:sz w:val="20"/>
+              </w:rPr>
+              <w:t>-</w:t>
+            </w:r>
+            <w:r>
+              <w:rPr>
+                <w:spacing w:val="-10"/>
+                <w:sz w:val="20"/>
+              </w:rPr>
+              <w:t>-</w:t>
             </w:r>
           </w:p>
         </w:tc>
@@ -16763,125 +16792,31 @@
             <w:pPr>
               <w:pStyle w:val="TableParagraph"/>
               <w:spacing w:before="82" w:after="0"/>
-              <w:ind w:start="52" w:end="8"/>
+              <w:ind w:start="49" w:end="14"/>
               <w:jc w:val="center"/>
               <w:rPr>
                 <w:sz w:val="20"/>
               </w:rPr>
             </w:pPr>
+            <w:r>
+              <w:rPr>
+                <w:spacing w:val="-4"/>
+                <w:sz w:val="20"/>
+              </w:rPr>
+              <w:t>-</w:t>
+            </w:r>
             <w:r>
               <w:rPr>
                 <w:spacing w:val="-10"/>
                 <w:sz w:val="20"/>
               </w:rPr>
-              <w:t>3</w:t>
+              <w:t>-</w:t>
             </w:r>
           </w:p>
         </w:tc>
         <w:tc>
           <w:tcPr>
-            <w:tcW w:w="540" w:type="dxa"/>
-            <w:tcBorders>
-              <w:top w:val="single" w:sz="4" w:space="0" w:color="000000"/>
-              <w:start w:val="single" w:sz="4" w:space="0" w:color="000000"/>
-              <w:bottom w:val="single" w:sz="4" w:space="0" w:color="000000"/>
-              <w:end w:val="single" w:sz="4" w:space="0" w:color="000000"/>
-            </w:tcBorders>
-          </w:tcPr>
-          <w:p>
-            <w:pPr>
-              <w:pStyle w:val="TableParagraph"/>
-              <w:spacing w:before="82" w:after="0"/>
-              <w:ind w:start="49" w:end="3"/>
-              <w:jc w:val="center"/>
-              <w:rPr>
-                <w:sz w:val="20"/>
-              </w:rPr>
-            </w:pPr>
-            <w:r>
-              <w:rPr>
-                <w:spacing w:val="-10"/>
-                <w:sz w:val="20"/>
-              </w:rPr>
-              <w:t>1</w:t>
-            </w:r>
-          </w:p>
-        </w:tc>
-        <w:tc>
-          <w:tcPr>
-            <w:tcW w:w="540" w:type="dxa"/>
-            <w:tcBorders>
-              <w:top w:val="single" w:sz="4" w:space="0" w:color="000000"/>
-              <w:start w:val="single" w:sz="4" w:space="0" w:color="000000"/>
-              <w:bottom w:val="single" w:sz="4" w:space="0" w:color="000000"/>
-              <w:end w:val="single" w:sz="4" w:space="0" w:color="000000"/>
-            </w:tcBorders>
-          </w:tcPr>
-          <w:p>
-            <w:pPr>
-              <w:pStyle w:val="TableParagraph"/>
-              <w:spacing w:before="82" w:after="0"/>
-              <w:ind w:start="52" w:end="5"/>
-              <w:jc w:val="center"/>
-              <w:rPr>
-                <w:sz w:val="20"/>
-              </w:rPr>
-            </w:pPr>
-            <w:r>
-              <w:rPr>
-                <w:spacing w:val="-4"/>
-                <w:sz w:val="20"/>
-              </w:rPr>
-              <w:t>-</w:t>
-            </w:r>
-            <w:r>
-              <w:rPr>
-                <w:spacing w:val="-10"/>
-                <w:sz w:val="20"/>
-              </w:rPr>
-              <w:t>-</w:t>
-            </w:r>
-          </w:p>
-        </w:tc>
-        <w:tc>
-          <w:tcPr>
-            <w:tcW w:w="540" w:type="dxa"/>
-            <w:tcBorders>
-              <w:top w:val="single" w:sz="4" w:space="0" w:color="000000"/>
-              <w:start w:val="single" w:sz="4" w:space="0" w:color="000000"/>
-              <w:bottom w:val="single" w:sz="4" w:space="0" w:color="000000"/>
-              <w:end w:val="single" w:sz="4" w:space="0" w:color="000000"/>
-            </w:tcBorders>
-          </w:tcPr>
-          <w:p>
-            <w:pPr>
-              <w:pStyle w:val="TableParagraph"/>
-              <w:spacing w:before="82" w:after="0"/>
-              <w:ind w:start="49" w:end="14"/>
-              <w:jc w:val="center"/>
-              <w:rPr>
-                <w:sz w:val="20"/>
-              </w:rPr>
-            </w:pPr>
-            <w:r>
-              <w:rPr>
-                <w:spacing w:val="-4"/>
-                <w:sz w:val="20"/>
-              </w:rPr>
-              <w:t>-</w:t>
-            </w:r>
-            <w:r>
-              <w:rPr>
-                <w:spacing w:val="-10"/>
-                <w:sz w:val="20"/>
-              </w:rPr>
-              <w:t>-</w:t>
-            </w:r>
-          </w:p>
-        </w:tc>
-        <w:tc>
-          <w:tcPr>
-            <w:tcW w:w="540" w:type="dxa"/>
+            <w:tcW w:w="542" w:type="dxa"/>
             <w:tcBorders>
               <w:top w:val="single" w:sz="4" w:space="0" w:color="000000"/>
               <w:start w:val="single" w:sz="4" w:space="0" w:color="000000"/>
@@ -17105,7 +17040,7 @@
         </w:tc>
         <w:tc>
           <w:tcPr>
-            <w:tcW w:w="540" w:type="dxa"/>
+            <w:tcW w:w="539" w:type="dxa"/>
             <w:tcBorders>
               <w:top w:val="single" w:sz="4" w:space="0" w:color="000000"/>
               <w:start w:val="single" w:sz="4" w:space="0" w:color="000000"/>
@@ -17129,6 +17064,35 @@
                 <w:sz w:val="20"/>
               </w:rPr>
               <w:t>1</w:t>
+            </w:r>
+          </w:p>
+        </w:tc>
+        <w:tc>
+          <w:tcPr>
+            <w:tcW w:w="539" w:type="dxa"/>
+            <w:tcBorders>
+              <w:top w:val="single" w:sz="4" w:space="0" w:color="000000"/>
+              <w:start w:val="single" w:sz="4" w:space="0" w:color="000000"/>
+              <w:bottom w:val="single" w:sz="4" w:space="0" w:color="000000"/>
+              <w:end w:val="single" w:sz="4" w:space="0" w:color="000000"/>
+            </w:tcBorders>
+          </w:tcPr>
+          <w:p>
+            <w:pPr>
+              <w:pStyle w:val="TableParagraph"/>
+              <w:spacing w:before="84" w:after="0"/>
+              <w:ind w:start="40"/>
+              <w:jc w:val="center"/>
+              <w:rPr>
+                <w:sz w:val="20"/>
+              </w:rPr>
+            </w:pPr>
+            <w:r>
+              <w:rPr>
+                <w:spacing w:val="-10"/>
+                <w:sz w:val="20"/>
+              </w:rPr>
+              <w:t>2</w:t>
             </w:r>
           </w:p>
         </w:tc>
@@ -17146,7 +17110,43 @@
             <w:pPr>
               <w:pStyle w:val="TableParagraph"/>
               <w:spacing w:before="84" w:after="0"/>
-              <w:ind w:start="40"/>
+              <w:ind w:start="49" w:end="5"/>
+              <w:jc w:val="center"/>
+              <w:rPr>
+                <w:sz w:val="20"/>
+              </w:rPr>
+            </w:pPr>
+            <w:r>
+              <w:rPr>
+                <w:spacing w:val="-4"/>
+                <w:sz w:val="20"/>
+              </w:rPr>
+              <w:t>-</w:t>
+            </w:r>
+            <w:r>
+              <w:rPr>
+                <w:spacing w:val="-10"/>
+                <w:sz w:val="20"/>
+              </w:rPr>
+              <w:t>-</w:t>
+            </w:r>
+          </w:p>
+        </w:tc>
+        <w:tc>
+          <w:tcPr>
+            <w:tcW w:w="542" w:type="dxa"/>
+            <w:tcBorders>
+              <w:top w:val="single" w:sz="4" w:space="0" w:color="000000"/>
+              <w:start w:val="single" w:sz="4" w:space="0" w:color="000000"/>
+              <w:bottom w:val="single" w:sz="4" w:space="0" w:color="000000"/>
+              <w:end w:val="single" w:sz="4" w:space="0" w:color="000000"/>
+            </w:tcBorders>
+          </w:tcPr>
+          <w:p>
+            <w:pPr>
+              <w:pStyle w:val="TableParagraph"/>
+              <w:spacing w:before="84" w:after="0"/>
+              <w:ind w:start="52" w:end="8"/>
               <w:jc w:val="center"/>
               <w:rPr>
                 <w:sz w:val="20"/>
@@ -17175,7 +17175,36 @@
             <w:pPr>
               <w:pStyle w:val="TableParagraph"/>
               <w:spacing w:before="84" w:after="0"/>
-              <w:ind w:start="49" w:end="5"/>
+              <w:ind w:start="49" w:end="3"/>
+              <w:jc w:val="center"/>
+              <w:rPr>
+                <w:sz w:val="20"/>
+              </w:rPr>
+            </w:pPr>
+            <w:r>
+              <w:rPr>
+                <w:spacing w:val="-10"/>
+                <w:sz w:val="20"/>
+              </w:rPr>
+              <w:t>2</w:t>
+            </w:r>
+          </w:p>
+        </w:tc>
+        <w:tc>
+          <w:tcPr>
+            <w:tcW w:w="538" w:type="dxa"/>
+            <w:tcBorders>
+              <w:top w:val="single" w:sz="4" w:space="0" w:color="000000"/>
+              <w:start w:val="single" w:sz="4" w:space="0" w:color="000000"/>
+              <w:bottom w:val="single" w:sz="4" w:space="0" w:color="000000"/>
+              <w:end w:val="single" w:sz="4" w:space="0" w:color="000000"/>
+            </w:tcBorders>
+          </w:tcPr>
+          <w:p>
+            <w:pPr>
+              <w:pStyle w:val="TableParagraph"/>
+              <w:spacing w:before="84" w:after="0"/>
+              <w:ind w:start="52" w:end="5"/>
               <w:jc w:val="center"/>
               <w:rPr>
                 <w:sz w:val="20"/>
@@ -17211,125 +17240,31 @@
             <w:pPr>
               <w:pStyle w:val="TableParagraph"/>
               <w:spacing w:before="84" w:after="0"/>
-              <w:ind w:start="52" w:end="8"/>
+              <w:ind w:start="49" w:end="14"/>
               <w:jc w:val="center"/>
               <w:rPr>
                 <w:sz w:val="20"/>
               </w:rPr>
             </w:pPr>
+            <w:r>
+              <w:rPr>
+                <w:spacing w:val="-4"/>
+                <w:sz w:val="20"/>
+              </w:rPr>
+              <w:t>-</w:t>
+            </w:r>
             <w:r>
               <w:rPr>
                 <w:spacing w:val="-10"/>
                 <w:sz w:val="20"/>
               </w:rPr>
-              <w:t>2</w:t>
+              <w:t>-</w:t>
             </w:r>
           </w:p>
         </w:tc>
         <w:tc>
           <w:tcPr>
-            <w:tcW w:w="540" w:type="dxa"/>
-            <w:tcBorders>
-              <w:top w:val="single" w:sz="4" w:space="0" w:color="000000"/>
-              <w:start w:val="single" w:sz="4" w:space="0" w:color="000000"/>
-              <w:bottom w:val="single" w:sz="4" w:space="0" w:color="000000"/>
-              <w:end w:val="single" w:sz="4" w:space="0" w:color="000000"/>
-            </w:tcBorders>
-          </w:tcPr>
-          <w:p>
-            <w:pPr>
-              <w:pStyle w:val="TableParagraph"/>
-              <w:spacing w:before="84" w:after="0"/>
-              <w:ind w:start="49" w:end="3"/>
-              <w:jc w:val="center"/>
-              <w:rPr>
-                <w:sz w:val="20"/>
-              </w:rPr>
-            </w:pPr>
-            <w:r>
-              <w:rPr>
-                <w:spacing w:val="-10"/>
-                <w:sz w:val="20"/>
-              </w:rPr>
-              <w:t>2</w:t>
-            </w:r>
-          </w:p>
-        </w:tc>
-        <w:tc>
-          <w:tcPr>
-            <w:tcW w:w="540" w:type="dxa"/>
-            <w:tcBorders>
-              <w:top w:val="single" w:sz="4" w:space="0" w:color="000000"/>
-              <w:start w:val="single" w:sz="4" w:space="0" w:color="000000"/>
-              <w:bottom w:val="single" w:sz="4" w:space="0" w:color="000000"/>
-              <w:end w:val="single" w:sz="4" w:space="0" w:color="000000"/>
-            </w:tcBorders>
-          </w:tcPr>
-          <w:p>
-            <w:pPr>
-              <w:pStyle w:val="TableParagraph"/>
-              <w:spacing w:before="84" w:after="0"/>
-              <w:ind w:start="52" w:end="5"/>
-              <w:jc w:val="center"/>
-              <w:rPr>
-                <w:sz w:val="20"/>
-              </w:rPr>
-            </w:pPr>
-            <w:r>
-              <w:rPr>
-                <w:spacing w:val="-4"/>
-                <w:sz w:val="20"/>
-              </w:rPr>
-              <w:t>-</w:t>
-            </w:r>
-            <w:r>
-              <w:rPr>
-                <w:spacing w:val="-10"/>
-                <w:sz w:val="20"/>
-              </w:rPr>
-              <w:t>-</w:t>
-            </w:r>
-          </w:p>
-        </w:tc>
-        <w:tc>
-          <w:tcPr>
-            <w:tcW w:w="540" w:type="dxa"/>
-            <w:tcBorders>
-              <w:top w:val="single" w:sz="4" w:space="0" w:color="000000"/>
-              <w:start w:val="single" w:sz="4" w:space="0" w:color="000000"/>
-              <w:bottom w:val="single" w:sz="4" w:space="0" w:color="000000"/>
-              <w:end w:val="single" w:sz="4" w:space="0" w:color="000000"/>
-            </w:tcBorders>
-          </w:tcPr>
-          <w:p>
-            <w:pPr>
-              <w:pStyle w:val="TableParagraph"/>
-              <w:spacing w:before="84" w:after="0"/>
-              <w:ind w:start="49" w:end="14"/>
-              <w:jc w:val="center"/>
-              <w:rPr>
-                <w:sz w:val="20"/>
-              </w:rPr>
-            </w:pPr>
-            <w:r>
-              <w:rPr>
-                <w:spacing w:val="-4"/>
-                <w:sz w:val="20"/>
-              </w:rPr>
-              <w:t>-</w:t>
-            </w:r>
-            <w:r>
-              <w:rPr>
-                <w:spacing w:val="-10"/>
-                <w:sz w:val="20"/>
-              </w:rPr>
-              <w:t>-</w:t>
-            </w:r>
-          </w:p>
-        </w:tc>
-        <w:tc>
-          <w:tcPr>
-            <w:tcW w:w="540" w:type="dxa"/>
+            <w:tcW w:w="542" w:type="dxa"/>
             <w:tcBorders>
               <w:top w:val="single" w:sz="4" w:space="0" w:color="000000"/>
               <w:start w:val="single" w:sz="4" w:space="0" w:color="000000"/>
@@ -17563,7 +17498,7 @@
         </w:tc>
         <w:tc>
           <w:tcPr>
-            <w:tcW w:w="540" w:type="dxa"/>
+            <w:tcW w:w="539" w:type="dxa"/>
             <w:tcBorders>
               <w:top w:val="single" w:sz="4" w:space="0" w:color="000000"/>
               <w:start w:val="single" w:sz="4" w:space="0" w:color="000000"/>
@@ -17576,6 +17511,37 @@
               <w:pStyle w:val="TableParagraph"/>
               <w:spacing w:before="79" w:after="0"/>
               <w:ind w:start="49" w:end="16"/>
+              <w:jc w:val="center"/>
+              <w:rPr>
+                <w:b/>
+                <w:sz w:val="20"/>
+              </w:rPr>
+            </w:pPr>
+            <w:r>
+              <w:rPr>
+                <w:b/>
+                <w:spacing w:val="-10"/>
+                <w:sz w:val="20"/>
+              </w:rPr>
+              <w:t>2</w:t>
+            </w:r>
+          </w:p>
+        </w:tc>
+        <w:tc>
+          <w:tcPr>
+            <w:tcW w:w="539" w:type="dxa"/>
+            <w:tcBorders>
+              <w:top w:val="single" w:sz="4" w:space="0" w:color="000000"/>
+              <w:start w:val="single" w:sz="4" w:space="0" w:color="000000"/>
+              <w:bottom w:val="single" w:sz="4" w:space="0" w:color="000000"/>
+              <w:end w:val="single" w:sz="4" w:space="0" w:color="000000"/>
+            </w:tcBorders>
+          </w:tcPr>
+          <w:p>
+            <w:pPr>
+              <w:pStyle w:val="TableParagraph"/>
+              <w:spacing w:before="79" w:after="0"/>
+              <w:ind w:start="40" w:end="5"/>
               <w:jc w:val="center"/>
               <w:rPr>
                 <w:b/>
@@ -17606,7 +17572,7 @@
             <w:pPr>
               <w:pStyle w:val="TableParagraph"/>
               <w:spacing w:before="79" w:after="0"/>
-              <w:ind w:start="40" w:end="5"/>
+              <w:ind w:start="49" w:end="7"/>
               <w:jc w:val="center"/>
               <w:rPr>
                 <w:b/>
@@ -17619,7 +17585,38 @@
                 <w:spacing w:val="-10"/>
                 <w:sz w:val="20"/>
               </w:rPr>
-              <w:t>2</w:t>
+              <w:t>3</w:t>
+            </w:r>
+          </w:p>
+        </w:tc>
+        <w:tc>
+          <w:tcPr>
+            <w:tcW w:w="542" w:type="dxa"/>
+            <w:tcBorders>
+              <w:top w:val="single" w:sz="4" w:space="0" w:color="000000"/>
+              <w:start w:val="single" w:sz="4" w:space="0" w:color="000000"/>
+              <w:bottom w:val="single" w:sz="4" w:space="0" w:color="000000"/>
+              <w:end w:val="single" w:sz="4" w:space="0" w:color="000000"/>
+            </w:tcBorders>
+          </w:tcPr>
+          <w:p>
+            <w:pPr>
+              <w:pStyle w:val="TableParagraph"/>
+              <w:spacing w:before="79" w:after="0"/>
+              <w:ind w:start="52" w:end="10"/>
+              <w:jc w:val="center"/>
+              <w:rPr>
+                <w:b/>
+                <w:sz w:val="20"/>
+              </w:rPr>
+            </w:pPr>
+            <w:r>
+              <w:rPr>
+                <w:b/>
+                <w:spacing w:val="-5"/>
+                <w:sz w:val="20"/>
+              </w:rPr>
+              <w:t>2.6</w:t>
             </w:r>
           </w:p>
         </w:tc>
@@ -17637,7 +17634,7 @@
             <w:pPr>
               <w:pStyle w:val="TableParagraph"/>
               <w:spacing w:before="79" w:after="0"/>
-              <w:ind w:start="49" w:end="7"/>
+              <w:ind w:start="49"/>
               <w:jc w:val="center"/>
               <w:rPr>
                 <w:b/>
@@ -17647,10 +17644,49 @@
             <w:r>
               <w:rPr>
                 <w:b/>
-                <w:spacing w:val="-10"/>
+                <w:spacing w:val="-5"/>
                 <w:sz w:val="20"/>
               </w:rPr>
-              <w:t>3</w:t>
+              <w:t>1.6</w:t>
+            </w:r>
+          </w:p>
+        </w:tc>
+        <w:tc>
+          <w:tcPr>
+            <w:tcW w:w="538" w:type="dxa"/>
+            <w:tcBorders>
+              <w:top w:val="single" w:sz="4" w:space="0" w:color="000000"/>
+              <w:start w:val="single" w:sz="4" w:space="0" w:color="000000"/>
+              <w:bottom w:val="single" w:sz="4" w:space="0" w:color="000000"/>
+              <w:end w:val="single" w:sz="4" w:space="0" w:color="000000"/>
+            </w:tcBorders>
+          </w:tcPr>
+          <w:p>
+            <w:pPr>
+              <w:pStyle w:val="TableParagraph"/>
+              <w:spacing w:before="79" w:after="0"/>
+              <w:ind w:start="52" w:end="3"/>
+              <w:jc w:val="center"/>
+              <w:rPr>
+                <w:b/>
+                <w:sz w:val="20"/>
+              </w:rPr>
+            </w:pPr>
+            <w:r>
+              <w:rPr>
+                <w:b/>
+                <w:spacing w:val="-2"/>
+                <w:sz w:val="20"/>
+              </w:rPr>
+              <w:t>-</w:t>
+            </w:r>
+            <w:r>
+              <w:rPr>
+                <w:b/>
+                <w:spacing w:val="-12"/>
+                <w:sz w:val="20"/>
+              </w:rPr>
+              <w:t>-</w:t>
             </w:r>
           </w:p>
         </w:tc>
@@ -17668,7 +17704,7 @@
             <w:pPr>
               <w:pStyle w:val="TableParagraph"/>
               <w:spacing w:before="79" w:after="0"/>
-              <w:ind w:start="52" w:end="10"/>
+              <w:ind w:start="49" w:end="9"/>
               <w:jc w:val="center"/>
               <w:rPr>
                 <w:b/>
@@ -17681,7 +17717,38 @@
                 <w:spacing w:val="-5"/>
                 <w:sz w:val="20"/>
               </w:rPr>
-              <w:t>2.6</w:t>
+              <w:t>1.3</w:t>
+            </w:r>
+          </w:p>
+        </w:tc>
+        <w:tc>
+          <w:tcPr>
+            <w:tcW w:w="542" w:type="dxa"/>
+            <w:tcBorders>
+              <w:top w:val="single" w:sz="4" w:space="0" w:color="000000"/>
+              <w:start w:val="single" w:sz="4" w:space="0" w:color="000000"/>
+              <w:bottom w:val="single" w:sz="4" w:space="0" w:color="000000"/>
+              <w:end w:val="single" w:sz="4" w:space="0" w:color="000000"/>
+            </w:tcBorders>
+          </w:tcPr>
+          <w:p>
+            <w:pPr>
+              <w:pStyle w:val="TableParagraph"/>
+              <w:spacing w:before="79" w:after="0"/>
+              <w:ind w:start="52"/>
+              <w:jc w:val="center"/>
+              <w:rPr>
+                <w:b/>
+                <w:sz w:val="20"/>
+              </w:rPr>
+            </w:pPr>
+            <w:r>
+              <w:rPr>
+                <w:b/>
+                <w:spacing w:val="-5"/>
+                <w:sz w:val="20"/>
+              </w:rPr>
+              <w:t>2.5</w:t>
             </w:r>
           </w:p>
         </w:tc>
@@ -17699,138 +17766,6 @@
             <w:pPr>
               <w:pStyle w:val="TableParagraph"/>
               <w:spacing w:before="79" w:after="0"/>
-              <w:ind w:start="49"/>
-              <w:jc w:val="center"/>
-              <w:rPr>
-                <w:b/>
-                <w:sz w:val="20"/>
-              </w:rPr>
-            </w:pPr>
-            <w:r>
-              <w:rPr>
-                <w:b/>
-                <w:spacing w:val="-5"/>
-                <w:sz w:val="20"/>
-              </w:rPr>
-              <w:t>1.6</w:t>
-            </w:r>
-          </w:p>
-        </w:tc>
-        <w:tc>
-          <w:tcPr>
-            <w:tcW w:w="540" w:type="dxa"/>
-            <w:tcBorders>
-              <w:top w:val="single" w:sz="4" w:space="0" w:color="000000"/>
-              <w:start w:val="single" w:sz="4" w:space="0" w:color="000000"/>
-              <w:bottom w:val="single" w:sz="4" w:space="0" w:color="000000"/>
-              <w:end w:val="single" w:sz="4" w:space="0" w:color="000000"/>
-            </w:tcBorders>
-          </w:tcPr>
-          <w:p>
-            <w:pPr>
-              <w:pStyle w:val="TableParagraph"/>
-              <w:spacing w:before="79" w:after="0"/>
-              <w:ind w:start="52" w:end="3"/>
-              <w:jc w:val="center"/>
-              <w:rPr>
-                <w:b/>
-                <w:sz w:val="20"/>
-              </w:rPr>
-            </w:pPr>
-            <w:r>
-              <w:rPr>
-                <w:b/>
-                <w:spacing w:val="-2"/>
-                <w:sz w:val="20"/>
-              </w:rPr>
-              <w:t>-</w:t>
-            </w:r>
-            <w:r>
-              <w:rPr>
-                <w:b/>
-                <w:spacing w:val="-12"/>
-                <w:sz w:val="20"/>
-              </w:rPr>
-              <w:t>-</w:t>
-            </w:r>
-          </w:p>
-        </w:tc>
-        <w:tc>
-          <w:tcPr>
-            <w:tcW w:w="540" w:type="dxa"/>
-            <w:tcBorders>
-              <w:top w:val="single" w:sz="4" w:space="0" w:color="000000"/>
-              <w:start w:val="single" w:sz="4" w:space="0" w:color="000000"/>
-              <w:bottom w:val="single" w:sz="4" w:space="0" w:color="000000"/>
-              <w:end w:val="single" w:sz="4" w:space="0" w:color="000000"/>
-            </w:tcBorders>
-          </w:tcPr>
-          <w:p>
-            <w:pPr>
-              <w:pStyle w:val="TableParagraph"/>
-              <w:spacing w:before="79" w:after="0"/>
-              <w:ind w:start="49" w:end="9"/>
-              <w:jc w:val="center"/>
-              <w:rPr>
-                <w:b/>
-                <w:sz w:val="20"/>
-              </w:rPr>
-            </w:pPr>
-            <w:r>
-              <w:rPr>
-                <w:b/>
-                <w:spacing w:val="-5"/>
-                <w:sz w:val="20"/>
-              </w:rPr>
-              <w:t>1.3</w:t>
-            </w:r>
-          </w:p>
-        </w:tc>
-        <w:tc>
-          <w:tcPr>
-            <w:tcW w:w="540" w:type="dxa"/>
-            <w:tcBorders>
-              <w:top w:val="single" w:sz="4" w:space="0" w:color="000000"/>
-              <w:start w:val="single" w:sz="4" w:space="0" w:color="000000"/>
-              <w:bottom w:val="single" w:sz="4" w:space="0" w:color="000000"/>
-              <w:end w:val="single" w:sz="4" w:space="0" w:color="000000"/>
-            </w:tcBorders>
-          </w:tcPr>
-          <w:p>
-            <w:pPr>
-              <w:pStyle w:val="TableParagraph"/>
-              <w:spacing w:before="79" w:after="0"/>
-              <w:ind w:start="52"/>
-              <w:jc w:val="center"/>
-              <w:rPr>
-                <w:b/>
-                <w:sz w:val="20"/>
-              </w:rPr>
-            </w:pPr>
-            <w:r>
-              <w:rPr>
-                <w:b/>
-                <w:spacing w:val="-5"/>
-                <w:sz w:val="20"/>
-              </w:rPr>
-              <w:t>2.5</w:t>
-            </w:r>
-          </w:p>
-        </w:tc>
-        <w:tc>
-          <w:tcPr>
-            <w:tcW w:w="540" w:type="dxa"/>
-            <w:tcBorders>
-              <w:top w:val="single" w:sz="4" w:space="0" w:color="000000"/>
-              <w:start w:val="single" w:sz="4" w:space="0" w:color="000000"/>
-              <w:bottom w:val="single" w:sz="4" w:space="0" w:color="000000"/>
-              <w:end w:val="single" w:sz="4" w:space="0" w:color="000000"/>
-            </w:tcBorders>
-          </w:tcPr>
-          <w:p>
-            <w:pPr>
-              <w:pStyle w:val="TableParagraph"/>
-              <w:spacing w:before="79" w:after="0"/>
               <w:ind w:start="45" w:end="5"/>
               <w:jc w:val="center"/>
               <w:rPr>
@@ -17980,7 +17915,7 @@
         <w:pStyle w:val="ListParagraph"/>
         <w:numPr>
           <w:ilvl w:val="0"/>
-          <w:numId w:val="3"/>
+          <w:numId w:val="2"/>
         </w:numPr>
         <w:tabs>
           <w:tab w:val="clear" w:pos="720"/>
@@ -18085,44 +18020,6 @@
           <w:spacing w:val="-2"/>
         </w:rPr>
         <w:t>(High)</w:t>
-      </w:r>
-    </w:p>
-    <w:p>
-      <w:pPr>
-        <w:pStyle w:val="ListParagraph"/>
-        <w:tabs>
-          <w:tab w:val="clear" w:pos="720"/>
-          <w:tab w:val="left" w:pos="1048" w:leader="none"/>
-        </w:tabs>
-        <w:spacing w:before="174" w:after="0"/>
-        <w:ind w:hanging="263" w:start="1048"/>
-        <w:rPr>
-          <w:spacing w:val="-2"/>
-        </w:rPr>
-      </w:pPr>
-      <w:r>
-        <w:rPr>
-          <w:spacing w:val="-2"/>
-        </w:rPr>
-      </w:r>
-    </w:p>
-    <w:p>
-      <w:pPr>
-        <w:pStyle w:val="ListParagraph"/>
-        <w:tabs>
-          <w:tab w:val="clear" w:pos="720"/>
-          <w:tab w:val="left" w:pos="1048" w:leader="none"/>
-        </w:tabs>
-        <w:spacing w:before="174" w:after="0"/>
-        <w:ind w:hanging="263" w:start="1048"/>
-        <w:rPr>
-          <w:spacing w:val="-2"/>
-        </w:rPr>
-      </w:pPr>
-      <w:r>
-        <w:rPr>
-          <w:spacing w:val="-2"/>
-        </w:rPr>
       </w:r>
     </w:p>
     <w:p>
@@ -18320,8 +18217,8 @@
       </w:tblPr>
       <w:tblGrid>
         <w:gridCol w:w="996"/>
-        <w:gridCol w:w="28"/>
-        <w:gridCol w:w="7063"/>
+        <w:gridCol w:w="26"/>
+        <w:gridCol w:w="7065"/>
         <w:gridCol w:w="870"/>
       </w:tblGrid>
       <w:tr>
@@ -18494,26 +18391,7 @@
                 <w:effect w:val="none"/>
                 <w:shd w:fill="auto" w:val="clear"/>
               </w:rPr>
-              <w:t xml:space="preserve">Chapter 1: </w:t>
-            </w:r>
-            <w:r>
-              <w:rPr>
-                <w:rFonts w:ascii="Times New Roman;serif" w:hAnsi="Times New Roman;serif"/>
-                <w:b/>
-                <w:bCs/>
-                <w:i w:val="false"/>
-                <w:caps w:val="false"/>
-                <w:smallCaps w:val="false"/>
-                <w:strike w:val="false"/>
-                <w:dstrike w:val="false"/>
-                <w:color w:val="000000"/>
-                <w:sz w:val="24"/>
-                <w:szCs w:val="24"/>
-                <w:u w:val="none"/>
-                <w:effect w:val="none"/>
-                <w:shd w:fill="auto" w:val="clear"/>
-              </w:rPr>
-              <w:t>INTRODUCTION</w:t>
+              <w:t>Chapter 1: INTRODUCTION</w:t>
             </w:r>
           </w:p>
         </w:tc>
@@ -19091,26 +18969,7 @@
                 <w:effect w:val="none"/>
                 <w:shd w:fill="auto" w:val="clear"/>
               </w:rPr>
-              <w:t xml:space="preserve">Chapter 2: </w:t>
-            </w:r>
-            <w:r>
-              <w:rPr>
-                <w:rFonts w:ascii="Times New Roman;serif" w:hAnsi="Times New Roman;serif"/>
-                <w:b/>
-                <w:bCs/>
-                <w:i w:val="false"/>
-                <w:caps w:val="false"/>
-                <w:smallCaps w:val="false"/>
-                <w:strike w:val="false"/>
-                <w:dstrike w:val="false"/>
-                <w:color w:val="000000"/>
-                <w:sz w:val="24"/>
-                <w:szCs w:val="24"/>
-                <w:u w:val="none"/>
-                <w:effect w:val="none"/>
-                <w:shd w:fill="auto" w:val="clear"/>
-              </w:rPr>
-              <w:t>LITERATURE SURVEY</w:t>
+              <w:t>Chapter 2: LITERATURE SURVEY</w:t>
             </w:r>
           </w:p>
         </w:tc>
@@ -19160,7 +19019,7 @@
         </w:trPr>
         <w:tc>
           <w:tcPr>
-            <w:tcW w:w="1024" w:type="dxa"/>
+            <w:tcW w:w="1022" w:type="dxa"/>
             <w:gridSpan w:val="2"/>
             <w:tcBorders/>
             <w:vAlign w:val="center"/>
@@ -19194,9 +19053,107 @@
                 <w:effect w:val="none"/>
                 <w:shd w:fill="auto" w:val="clear"/>
               </w:rPr>
-              <w:t>2.</w:t>
-            </w:r>
-            <w:r>
+              <w:t>2.1.</w:t>
+            </w:r>
+          </w:p>
+        </w:tc>
+        <w:tc>
+          <w:tcPr>
+            <w:tcW w:w="7065" w:type="dxa"/>
+            <w:tcBorders/>
+            <w:vAlign w:val="center"/>
+          </w:tcPr>
+          <w:p>
+            <w:pPr>
+              <w:pStyle w:val="BodyText"/>
+              <w:widowControl w:val="false"/>
+              <w:suppressAutoHyphens w:val="true"/>
+              <w:bidi w:val="0"/>
+              <w:spacing w:lineRule="auto" w:line="276" w:before="0" w:after="140"/>
+              <w:ind w:hanging="0" w:start="0" w:end="454"/>
+              <w:jc w:val="start"/>
+              <w:rPr>
+                <w:sz w:val="24"/>
+                <w:szCs w:val="24"/>
+              </w:rPr>
+            </w:pPr>
+            <w:r>
+              <w:rPr>
+                <w:sz w:val="24"/>
+                <w:szCs w:val="24"/>
+              </w:rPr>
+              <w:t>Real-Time Speech-to-Text on Edge</w:t>
+            </w:r>
+          </w:p>
+        </w:tc>
+        <w:tc>
+          <w:tcPr>
+            <w:tcW w:w="870" w:type="dxa"/>
+            <w:tcBorders/>
+            <w:vAlign w:val="center"/>
+          </w:tcPr>
+          <w:p>
+            <w:pPr>
+              <w:pStyle w:val="TableContents"/>
+              <w:bidi w:val="0"/>
+              <w:spacing w:lineRule="auto" w:line="240" w:before="0" w:after="0"/>
+              <w:ind w:hanging="0" w:start="0" w:end="0"/>
+              <w:jc w:val="center"/>
+              <w:rPr>
+                <w:rFonts w:ascii="Times New Roman;serif" w:hAnsi="Times New Roman;serif"/>
+                <w:b w:val="false"/>
+                <w:bCs/>
+                <w:i w:val="false"/>
+                <w:caps w:val="false"/>
+                <w:smallCaps w:val="false"/>
+                <w:strike w:val="false"/>
+                <w:dstrike w:val="false"/>
+                <w:color w:val="000000"/>
+                <w:sz w:val="24"/>
+                <w:szCs w:val="24"/>
+                <w:u w:val="none"/>
+                <w:effect w:val="none"/>
+                <w:shd w:fill="auto" w:val="clear"/>
+              </w:rPr>
+            </w:pPr>
+            <w:r>
+              <w:rPr>
+                <w:rFonts w:ascii="Times New Roman;serif" w:hAnsi="Times New Roman;serif"/>
+                <w:b w:val="false"/>
+                <w:bCs/>
+                <w:i w:val="false"/>
+                <w:caps w:val="false"/>
+                <w:smallCaps w:val="false"/>
+                <w:strike w:val="false"/>
+                <w:dstrike w:val="false"/>
+                <w:color w:val="000000"/>
+                <w:sz w:val="24"/>
+                <w:szCs w:val="24"/>
+                <w:u w:val="none"/>
+                <w:effect w:val="none"/>
+                <w:shd w:fill="auto" w:val="clear"/>
+              </w:rPr>
+              <w:t>10</w:t>
+            </w:r>
+          </w:p>
+        </w:tc>
+      </w:tr>
+      <w:tr>
+        <w:trPr/>
+        <w:tc>
+          <w:tcPr>
+            <w:tcW w:w="1022" w:type="dxa"/>
+            <w:gridSpan w:val="2"/>
+            <w:tcBorders/>
+            <w:vAlign w:val="center"/>
+          </w:tcPr>
+          <w:p>
+            <w:pPr>
+              <w:pStyle w:val="TableContents"/>
+              <w:bidi w:val="0"/>
+              <w:spacing w:lineRule="auto" w:line="276" w:before="1" w:after="0"/>
+              <w:ind w:hanging="0" w:start="0" w:end="0"/>
+              <w:jc w:val="center"/>
               <w:rPr>
                 <w:rFonts w:ascii="Times New Roman;serif" w:hAnsi="Times New Roman;serif"/>
                 <w:b w:val="false"/>
@@ -19213,13 +19170,31 @@
                 <w:effect w:val="none"/>
                 <w:shd w:fill="auto" w:val="clear"/>
               </w:rPr>
-              <w:t>1.</w:t>
+            </w:pPr>
+            <w:r>
+              <w:rPr>
+                <w:rFonts w:ascii="Times New Roman;serif" w:hAnsi="Times New Roman;serif"/>
+                <w:b w:val="false"/>
+                <w:bCs w:val="false"/>
+                <w:i w:val="false"/>
+                <w:caps w:val="false"/>
+                <w:smallCaps w:val="false"/>
+                <w:strike w:val="false"/>
+                <w:dstrike w:val="false"/>
+                <w:color w:val="000000"/>
+                <w:sz w:val="24"/>
+                <w:szCs w:val="24"/>
+                <w:u w:val="none"/>
+                <w:effect w:val="none"/>
+                <w:shd w:fill="auto" w:val="clear"/>
+              </w:rPr>
+              <w:t>2.2.</w:t>
             </w:r>
           </w:p>
         </w:tc>
         <w:tc>
           <w:tcPr>
-            <w:tcW w:w="7063" w:type="dxa"/>
+            <w:tcW w:w="7065" w:type="dxa"/>
             <w:tcBorders/>
             <w:vAlign w:val="center"/>
           </w:tcPr>
@@ -19242,7 +19217,7 @@
                 <w:sz w:val="24"/>
                 <w:szCs w:val="24"/>
               </w:rPr>
-              <w:t>Real-Time Speech-to-Text on Edge</w:t>
+              <w:t>State-of-the-Art in Open-Domain Conversational AI</w:t>
             </w:r>
           </w:p>
         </w:tc>
@@ -19293,7 +19268,7 @@
                 <w:effect w:val="none"/>
                 <w:shd w:fill="auto" w:val="clear"/>
               </w:rPr>
-              <w:t>10</w:t>
+              <w:t>12</w:t>
             </w:r>
           </w:p>
         </w:tc>
@@ -19302,7 +19277,7 @@
         <w:trPr/>
         <w:tc>
           <w:tcPr>
-            <w:tcW w:w="1024" w:type="dxa"/>
+            <w:tcW w:w="1022" w:type="dxa"/>
             <w:gridSpan w:val="2"/>
             <w:tcBorders/>
             <w:vAlign w:val="center"/>
@@ -19348,13 +19323,13 @@
                 <w:effect w:val="none"/>
                 <w:shd w:fill="auto" w:val="clear"/>
               </w:rPr>
-              <w:t>2.2.</w:t>
+              <w:t>2.3.</w:t>
             </w:r>
           </w:p>
         </w:tc>
         <w:tc>
           <w:tcPr>
-            <w:tcW w:w="7063" w:type="dxa"/>
+            <w:tcW w:w="7065" w:type="dxa"/>
             <w:tcBorders/>
             <w:vAlign w:val="center"/>
           </w:tcPr>
@@ -19377,7 +19352,7 @@
                 <w:sz w:val="24"/>
                 <w:szCs w:val="24"/>
               </w:rPr>
-              <w:t>State-of-the-Art in Open-Domain Conversational AI</w:t>
+              <w:t>Conversational AI Multi-Agent Interoperability</w:t>
             </w:r>
           </w:p>
         </w:tc>
@@ -19428,9 +19403,109 @@
                 <w:effect w:val="none"/>
                 <w:shd w:fill="auto" w:val="clear"/>
               </w:rPr>
-              <w:t>1</w:t>
-            </w:r>
-            <w:r>
+              <w:t>13</w:t>
+            </w:r>
+          </w:p>
+        </w:tc>
+      </w:tr>
+      <w:tr>
+        <w:trPr>
+          <w:trHeight w:val="400" w:hRule="atLeast"/>
+        </w:trPr>
+        <w:tc>
+          <w:tcPr>
+            <w:tcW w:w="1022" w:type="dxa"/>
+            <w:gridSpan w:val="2"/>
+            <w:tcBorders/>
+            <w:vAlign w:val="center"/>
+          </w:tcPr>
+          <w:p>
+            <w:pPr>
+              <w:pStyle w:val="TableContents"/>
+              <w:bidi w:val="0"/>
+              <w:spacing w:lineRule="auto" w:line="276" w:before="1" w:after="0"/>
+              <w:ind w:hanging="0" w:start="0" w:end="0"/>
+              <w:jc w:val="center"/>
+              <w:rPr>
+                <w:rFonts w:ascii="Times New Roman;serif" w:hAnsi="Times New Roman;serif"/>
+                <w:b w:val="false"/>
+                <w:bCs w:val="false"/>
+                <w:i w:val="false"/>
+                <w:caps w:val="false"/>
+                <w:smallCaps w:val="false"/>
+                <w:strike w:val="false"/>
+                <w:dstrike w:val="false"/>
+                <w:color w:val="000000"/>
+                <w:sz w:val="24"/>
+                <w:szCs w:val="24"/>
+                <w:u w:val="none"/>
+                <w:effect w:val="none"/>
+                <w:shd w:fill="auto" w:val="clear"/>
+              </w:rPr>
+            </w:pPr>
+            <w:r>
+              <w:rPr>
+                <w:rFonts w:ascii="Times New Roman;serif" w:hAnsi="Times New Roman;serif"/>
+                <w:b w:val="false"/>
+                <w:bCs w:val="false"/>
+                <w:i w:val="false"/>
+                <w:caps w:val="false"/>
+                <w:smallCaps w:val="false"/>
+                <w:strike w:val="false"/>
+                <w:dstrike w:val="false"/>
+                <w:color w:val="000000"/>
+                <w:sz w:val="24"/>
+                <w:szCs w:val="24"/>
+                <w:u w:val="none"/>
+                <w:effect w:val="none"/>
+                <w:shd w:fill="auto" w:val="clear"/>
+              </w:rPr>
+              <w:t>2.4.</w:t>
+            </w:r>
+          </w:p>
+        </w:tc>
+        <w:tc>
+          <w:tcPr>
+            <w:tcW w:w="7065" w:type="dxa"/>
+            <w:tcBorders/>
+            <w:vAlign w:val="center"/>
+          </w:tcPr>
+          <w:p>
+            <w:pPr>
+              <w:pStyle w:val="BodyText"/>
+              <w:widowControl w:val="false"/>
+              <w:suppressAutoHyphens w:val="true"/>
+              <w:bidi w:val="0"/>
+              <w:spacing w:lineRule="auto" w:line="276" w:before="0" w:after="140"/>
+              <w:ind w:hanging="0" w:start="0" w:end="454"/>
+              <w:jc w:val="start"/>
+              <w:rPr>
+                <w:sz w:val="24"/>
+                <w:szCs w:val="24"/>
+              </w:rPr>
+            </w:pPr>
+            <w:r>
+              <w:rPr>
+                <w:sz w:val="24"/>
+                <w:szCs w:val="24"/>
+              </w:rPr>
+              <w:t>A Conversational Agent for Creating Automation</w:t>
+            </w:r>
+          </w:p>
+        </w:tc>
+        <w:tc>
+          <w:tcPr>
+            <w:tcW w:w="870" w:type="dxa"/>
+            <w:tcBorders/>
+            <w:vAlign w:val="center"/>
+          </w:tcPr>
+          <w:p>
+            <w:pPr>
+              <w:pStyle w:val="TableContents"/>
+              <w:bidi w:val="0"/>
+              <w:spacing w:lineRule="auto" w:line="240" w:before="0" w:after="0"/>
+              <w:ind w:hanging="0" w:start="0" w:end="0"/>
+              <w:jc w:val="center"/>
               <w:rPr>
                 <w:rFonts w:ascii="Times New Roman;serif" w:hAnsi="Times New Roman;serif"/>
                 <w:b w:val="false"/>
@@ -19447,7 +19522,25 @@
                 <w:effect w:val="none"/>
                 <w:shd w:fill="auto" w:val="clear"/>
               </w:rPr>
-              <w:t>2</w:t>
+            </w:pPr>
+            <w:r>
+              <w:rPr>
+                <w:rFonts w:ascii="Times New Roman;serif" w:hAnsi="Times New Roman;serif"/>
+                <w:b w:val="false"/>
+                <w:bCs/>
+                <w:i w:val="false"/>
+                <w:caps w:val="false"/>
+                <w:smallCaps w:val="false"/>
+                <w:strike w:val="false"/>
+                <w:dstrike w:val="false"/>
+                <w:color w:val="000000"/>
+                <w:sz w:val="24"/>
+                <w:szCs w:val="24"/>
+                <w:u w:val="none"/>
+                <w:effect w:val="none"/>
+                <w:shd w:fill="auto" w:val="clear"/>
+              </w:rPr>
+              <w:t>16</w:t>
             </w:r>
           </w:p>
         </w:tc>
@@ -19456,7 +19549,7 @@
         <w:trPr/>
         <w:tc>
           <w:tcPr>
-            <w:tcW w:w="1024" w:type="dxa"/>
+            <w:tcW w:w="1022" w:type="dxa"/>
             <w:gridSpan w:val="2"/>
             <w:tcBorders/>
             <w:vAlign w:val="center"/>
@@ -19465,7 +19558,7 @@
             <w:pPr>
               <w:pStyle w:val="TableContents"/>
               <w:bidi w:val="0"/>
-              <w:spacing w:lineRule="auto" w:line="276" w:before="1" w:after="0"/>
+              <w:spacing w:lineRule="auto" w:line="360" w:before="1" w:after="0"/>
               <w:ind w:hanging="0" w:start="0" w:end="0"/>
               <w:jc w:val="center"/>
               <w:rPr>
@@ -19502,13 +19595,13 @@
                 <w:effect w:val="none"/>
                 <w:shd w:fill="auto" w:val="clear"/>
               </w:rPr>
-              <w:t>2.3.</w:t>
+              <w:t>2.5.</w:t>
             </w:r>
           </w:p>
         </w:tc>
         <w:tc>
           <w:tcPr>
-            <w:tcW w:w="7063" w:type="dxa"/>
+            <w:tcW w:w="7065" w:type="dxa"/>
             <w:tcBorders/>
             <w:vAlign w:val="center"/>
           </w:tcPr>
@@ -19518,7 +19611,7 @@
               <w:widowControl w:val="false"/>
               <w:suppressAutoHyphens w:val="true"/>
               <w:bidi w:val="0"/>
-              <w:spacing w:lineRule="auto" w:line="276" w:before="0" w:after="140"/>
+              <w:spacing w:lineRule="auto" w:line="360" w:before="0" w:after="140"/>
               <w:ind w:hanging="0" w:start="0" w:end="454"/>
               <w:jc w:val="start"/>
               <w:rPr>
@@ -19531,7 +19624,7 @@
                 <w:sz w:val="24"/>
                 <w:szCs w:val="24"/>
               </w:rPr>
-              <w:t>Conversational AI Multi-Agent Interoperability</w:t>
+              <w:t>Learning towards Conversational AI</w:t>
             </w:r>
           </w:p>
         </w:tc>
@@ -19582,336 +19675,7 @@
                 <w:effect w:val="none"/>
                 <w:shd w:fill="auto" w:val="clear"/>
               </w:rPr>
-              <w:t>1</w:t>
-            </w:r>
-            <w:r>
-              <w:rPr>
-                <w:rFonts w:ascii="Times New Roman;serif" w:hAnsi="Times New Roman;serif"/>
-                <w:b w:val="false"/>
-                <w:bCs/>
-                <w:i w:val="false"/>
-                <w:caps w:val="false"/>
-                <w:smallCaps w:val="false"/>
-                <w:strike w:val="false"/>
-                <w:dstrike w:val="false"/>
-                <w:color w:val="000000"/>
-                <w:sz w:val="24"/>
-                <w:szCs w:val="24"/>
-                <w:u w:val="none"/>
-                <w:effect w:val="none"/>
-                <w:shd w:fill="auto" w:val="clear"/>
-              </w:rPr>
-              <w:t>3</w:t>
-            </w:r>
-          </w:p>
-        </w:tc>
-      </w:tr>
-      <w:tr>
-        <w:trPr>
-          <w:trHeight w:val="400" w:hRule="atLeast"/>
-        </w:trPr>
-        <w:tc>
-          <w:tcPr>
-            <w:tcW w:w="1024" w:type="dxa"/>
-            <w:gridSpan w:val="2"/>
-            <w:tcBorders/>
-            <w:vAlign w:val="center"/>
-          </w:tcPr>
-          <w:p>
-            <w:pPr>
-              <w:pStyle w:val="TableContents"/>
-              <w:bidi w:val="0"/>
-              <w:spacing w:lineRule="auto" w:line="276" w:before="1" w:after="0"/>
-              <w:ind w:hanging="0" w:start="0" w:end="0"/>
-              <w:jc w:val="center"/>
-              <w:rPr>
-                <w:rFonts w:ascii="Times New Roman;serif" w:hAnsi="Times New Roman;serif"/>
-                <w:b w:val="false"/>
-                <w:bCs w:val="false"/>
-                <w:i w:val="false"/>
-                <w:caps w:val="false"/>
-                <w:smallCaps w:val="false"/>
-                <w:strike w:val="false"/>
-                <w:dstrike w:val="false"/>
-                <w:color w:val="000000"/>
-                <w:sz w:val="24"/>
-                <w:szCs w:val="24"/>
-                <w:u w:val="none"/>
-                <w:effect w:val="none"/>
-                <w:shd w:fill="auto" w:val="clear"/>
-              </w:rPr>
-            </w:pPr>
-            <w:r>
-              <w:rPr>
-                <w:rFonts w:ascii="Times New Roman;serif" w:hAnsi="Times New Roman;serif"/>
-                <w:b w:val="false"/>
-                <w:bCs w:val="false"/>
-                <w:i w:val="false"/>
-                <w:caps w:val="false"/>
-                <w:smallCaps w:val="false"/>
-                <w:strike w:val="false"/>
-                <w:dstrike w:val="false"/>
-                <w:color w:val="000000"/>
-                <w:sz w:val="24"/>
-                <w:szCs w:val="24"/>
-                <w:u w:val="none"/>
-                <w:effect w:val="none"/>
-                <w:shd w:fill="auto" w:val="clear"/>
-              </w:rPr>
-              <w:t>2.4.</w:t>
-            </w:r>
-          </w:p>
-        </w:tc>
-        <w:tc>
-          <w:tcPr>
-            <w:tcW w:w="7063" w:type="dxa"/>
-            <w:tcBorders/>
-            <w:vAlign w:val="center"/>
-          </w:tcPr>
-          <w:p>
-            <w:pPr>
-              <w:pStyle w:val="BodyText"/>
-              <w:widowControl w:val="false"/>
-              <w:suppressAutoHyphens w:val="true"/>
-              <w:bidi w:val="0"/>
-              <w:spacing w:lineRule="auto" w:line="276" w:before="0" w:after="140"/>
-              <w:ind w:hanging="0" w:start="0" w:end="454"/>
-              <w:jc w:val="start"/>
-              <w:rPr>
-                <w:sz w:val="24"/>
-                <w:szCs w:val="24"/>
-              </w:rPr>
-            </w:pPr>
-            <w:r>
-              <w:rPr>
-                <w:sz w:val="24"/>
-                <w:szCs w:val="24"/>
-              </w:rPr>
-              <w:t>A Conversational Agent for Creating Automation</w:t>
-            </w:r>
-          </w:p>
-        </w:tc>
-        <w:tc>
-          <w:tcPr>
-            <w:tcW w:w="870" w:type="dxa"/>
-            <w:tcBorders/>
-            <w:vAlign w:val="center"/>
-          </w:tcPr>
-          <w:p>
-            <w:pPr>
-              <w:pStyle w:val="TableContents"/>
-              <w:bidi w:val="0"/>
-              <w:spacing w:lineRule="auto" w:line="240" w:before="0" w:after="0"/>
-              <w:ind w:hanging="0" w:start="0" w:end="0"/>
-              <w:jc w:val="center"/>
-              <w:rPr>
-                <w:rFonts w:ascii="Times New Roman;serif" w:hAnsi="Times New Roman;serif"/>
-                <w:b w:val="false"/>
-                <w:bCs/>
-                <w:i w:val="false"/>
-                <w:caps w:val="false"/>
-                <w:smallCaps w:val="false"/>
-                <w:strike w:val="false"/>
-                <w:dstrike w:val="false"/>
-                <w:color w:val="000000"/>
-                <w:sz w:val="24"/>
-                <w:szCs w:val="24"/>
-                <w:u w:val="none"/>
-                <w:effect w:val="none"/>
-                <w:shd w:fill="auto" w:val="clear"/>
-              </w:rPr>
-            </w:pPr>
-            <w:r>
-              <w:rPr>
-                <w:rFonts w:ascii="Times New Roman;serif" w:hAnsi="Times New Roman;serif"/>
-                <w:b w:val="false"/>
-                <w:bCs/>
-                <w:i w:val="false"/>
-                <w:caps w:val="false"/>
-                <w:smallCaps w:val="false"/>
-                <w:strike w:val="false"/>
-                <w:dstrike w:val="false"/>
-                <w:color w:val="000000"/>
-                <w:sz w:val="24"/>
-                <w:szCs w:val="24"/>
-                <w:u w:val="none"/>
-                <w:effect w:val="none"/>
-                <w:shd w:fill="auto" w:val="clear"/>
-              </w:rPr>
-              <w:t>1</w:t>
-            </w:r>
-            <w:r>
-              <w:rPr>
-                <w:rFonts w:ascii="Times New Roman;serif" w:hAnsi="Times New Roman;serif"/>
-                <w:b w:val="false"/>
-                <w:bCs/>
-                <w:i w:val="false"/>
-                <w:caps w:val="false"/>
-                <w:smallCaps w:val="false"/>
-                <w:strike w:val="false"/>
-                <w:dstrike w:val="false"/>
-                <w:color w:val="000000"/>
-                <w:sz w:val="24"/>
-                <w:szCs w:val="24"/>
-                <w:u w:val="none"/>
-                <w:effect w:val="none"/>
-                <w:shd w:fill="auto" w:val="clear"/>
-              </w:rPr>
-              <w:t>6</w:t>
-            </w:r>
-          </w:p>
-        </w:tc>
-      </w:tr>
-      <w:tr>
-        <w:trPr/>
-        <w:tc>
-          <w:tcPr>
-            <w:tcW w:w="1024" w:type="dxa"/>
-            <w:gridSpan w:val="2"/>
-            <w:tcBorders/>
-            <w:vAlign w:val="center"/>
-          </w:tcPr>
-          <w:p>
-            <w:pPr>
-              <w:pStyle w:val="TableContents"/>
-              <w:bidi w:val="0"/>
-              <w:spacing w:lineRule="auto" w:line="360" w:before="1" w:after="0"/>
-              <w:ind w:hanging="0" w:start="0" w:end="0"/>
-              <w:jc w:val="center"/>
-              <w:rPr>
-                <w:rFonts w:ascii="Times New Roman;serif" w:hAnsi="Times New Roman;serif"/>
-                <w:b w:val="false"/>
-                <w:bCs w:val="false"/>
-                <w:i w:val="false"/>
-                <w:caps w:val="false"/>
-                <w:smallCaps w:val="false"/>
-                <w:strike w:val="false"/>
-                <w:dstrike w:val="false"/>
-                <w:color w:val="000000"/>
-                <w:sz w:val="24"/>
-                <w:szCs w:val="24"/>
-                <w:u w:val="none"/>
-                <w:effect w:val="none"/>
-                <w:shd w:fill="auto" w:val="clear"/>
-              </w:rPr>
-            </w:pPr>
-            <w:r>
-              <w:rPr>
-                <w:rFonts w:ascii="Times New Roman;serif" w:hAnsi="Times New Roman;serif"/>
-                <w:b w:val="false"/>
-                <w:bCs w:val="false"/>
-                <w:i w:val="false"/>
-                <w:caps w:val="false"/>
-                <w:smallCaps w:val="false"/>
-                <w:strike w:val="false"/>
-                <w:dstrike w:val="false"/>
-                <w:color w:val="000000"/>
-                <w:sz w:val="24"/>
-                <w:szCs w:val="24"/>
-                <w:u w:val="none"/>
-                <w:effect w:val="none"/>
-                <w:shd w:fill="auto" w:val="clear"/>
-              </w:rPr>
-              <w:t>2.5.</w:t>
-            </w:r>
-          </w:p>
-        </w:tc>
-        <w:tc>
-          <w:tcPr>
-            <w:tcW w:w="7063" w:type="dxa"/>
-            <w:tcBorders/>
-            <w:vAlign w:val="center"/>
-          </w:tcPr>
-          <w:p>
-            <w:pPr>
-              <w:pStyle w:val="BodyText"/>
-              <w:widowControl w:val="false"/>
-              <w:suppressAutoHyphens w:val="true"/>
-              <w:bidi w:val="0"/>
-              <w:spacing w:lineRule="auto" w:line="360" w:before="0" w:after="140"/>
-              <w:ind w:hanging="0" w:start="0" w:end="454"/>
-              <w:jc w:val="start"/>
-              <w:rPr>
-                <w:sz w:val="24"/>
-                <w:szCs w:val="24"/>
-              </w:rPr>
-            </w:pPr>
-            <w:r>
-              <w:rPr>
-                <w:sz w:val="24"/>
-                <w:szCs w:val="24"/>
-              </w:rPr>
-              <w:t>Learning towards Conversational AI</w:t>
-            </w:r>
-          </w:p>
-        </w:tc>
-        <w:tc>
-          <w:tcPr>
-            <w:tcW w:w="870" w:type="dxa"/>
-            <w:tcBorders/>
-            <w:vAlign w:val="center"/>
-          </w:tcPr>
-          <w:p>
-            <w:pPr>
-              <w:pStyle w:val="TableContents"/>
-              <w:bidi w:val="0"/>
-              <w:spacing w:lineRule="auto" w:line="240" w:before="0" w:after="0"/>
-              <w:ind w:hanging="0" w:start="0" w:end="0"/>
-              <w:jc w:val="center"/>
-              <w:rPr>
-                <w:rFonts w:ascii="Times New Roman;serif" w:hAnsi="Times New Roman;serif"/>
-                <w:b w:val="false"/>
-                <w:bCs/>
-                <w:i w:val="false"/>
-                <w:caps w:val="false"/>
-                <w:smallCaps w:val="false"/>
-                <w:strike w:val="false"/>
-                <w:dstrike w:val="false"/>
-                <w:color w:val="000000"/>
-                <w:sz w:val="24"/>
-                <w:szCs w:val="24"/>
-                <w:u w:val="none"/>
-                <w:effect w:val="none"/>
-                <w:shd w:fill="auto" w:val="clear"/>
-              </w:rPr>
-            </w:pPr>
-            <w:r>
-              <w:rPr>
-                <w:rFonts w:ascii="Times New Roman;serif" w:hAnsi="Times New Roman;serif"/>
-                <w:b w:val="false"/>
-                <w:bCs/>
-                <w:i w:val="false"/>
-                <w:caps w:val="false"/>
-                <w:smallCaps w:val="false"/>
-                <w:strike w:val="false"/>
-                <w:dstrike w:val="false"/>
-                <w:color w:val="000000"/>
-                <w:sz w:val="24"/>
-                <w:szCs w:val="24"/>
-                <w:u w:val="none"/>
-                <w:effect w:val="none"/>
-                <w:shd w:fill="auto" w:val="clear"/>
-              </w:rPr>
-              <w:t>1</w:t>
-            </w:r>
-            <w:r>
-              <w:rPr>
-                <w:rFonts w:ascii="Times New Roman;serif" w:hAnsi="Times New Roman;serif"/>
-                <w:b w:val="false"/>
-                <w:bCs/>
-                <w:i w:val="false"/>
-                <w:caps w:val="false"/>
-                <w:smallCaps w:val="false"/>
-                <w:strike w:val="false"/>
-                <w:dstrike w:val="false"/>
-                <w:color w:val="000000"/>
-                <w:sz w:val="24"/>
-                <w:szCs w:val="24"/>
-                <w:u w:val="none"/>
-                <w:effect w:val="none"/>
-                <w:shd w:fill="auto" w:val="clear"/>
-              </w:rPr>
-              <w:t>8</w:t>
+              <w:t>18</w:t>
             </w:r>
           </w:p>
         </w:tc>
@@ -19954,26 +19718,7 @@
                 <w:effect w:val="none"/>
                 <w:shd w:fill="auto" w:val="clear"/>
               </w:rPr>
-              <w:t xml:space="preserve">Chapter 3: </w:t>
-            </w:r>
-            <w:r>
-              <w:rPr>
-                <w:rFonts w:ascii="Times New Roman;serif" w:hAnsi="Times New Roman;serif"/>
-                <w:b/>
-                <w:bCs/>
-                <w:i w:val="false"/>
-                <w:caps w:val="false"/>
-                <w:smallCaps w:val="false"/>
-                <w:strike w:val="false"/>
-                <w:dstrike w:val="false"/>
-                <w:color w:val="000000"/>
-                <w:sz w:val="24"/>
-                <w:szCs w:val="24"/>
-                <w:u w:val="none"/>
-                <w:effect w:val="none"/>
-                <w:shd w:fill="auto" w:val="clear"/>
-              </w:rPr>
-              <w:t>PROBLEM DEFINITION</w:t>
+              <w:t>Chapter 3: PROBLEM DEFINITION</w:t>
             </w:r>
           </w:p>
         </w:tc>
@@ -20377,26 +20122,7 @@
                 <w:effect w:val="none"/>
                 <w:shd w:fill="auto" w:val="clear"/>
               </w:rPr>
-              <w:t>2</w:t>
-            </w:r>
-            <w:r>
-              <w:rPr>
-                <w:rFonts w:ascii="Times New Roman;serif" w:hAnsi="Times New Roman;serif"/>
-                <w:b w:val="false"/>
-                <w:bCs/>
-                <w:i w:val="false"/>
-                <w:caps w:val="false"/>
-                <w:smallCaps w:val="false"/>
-                <w:strike w:val="false"/>
-                <w:dstrike w:val="false"/>
-                <w:color w:val="000000"/>
-                <w:sz w:val="24"/>
-                <w:szCs w:val="24"/>
-                <w:u w:val="none"/>
-                <w:effect w:val="none"/>
-                <w:shd w:fill="auto" w:val="clear"/>
-              </w:rPr>
-              <w:t>2</w:t>
+              <w:t>22</w:t>
             </w:r>
           </w:p>
         </w:tc>
@@ -20439,64 +20165,7 @@
                 <w:effect w:val="none"/>
                 <w:shd w:fill="auto" w:val="clear"/>
               </w:rPr>
-              <w:t xml:space="preserve">Chapter 4: </w:t>
-            </w:r>
-            <w:r>
-              <w:rPr>
-                <w:rFonts w:ascii="Times New Roman;serif" w:hAnsi="Times New Roman;serif"/>
-                <w:b/>
-                <w:bCs/>
-                <w:i w:val="false"/>
-                <w:caps w:val="false"/>
-                <w:smallCaps w:val="false"/>
-                <w:strike w:val="false"/>
-                <w:dstrike w:val="false"/>
-                <w:color w:val="000000"/>
-                <w:sz w:val="24"/>
-                <w:szCs w:val="24"/>
-                <w:u w:val="none"/>
-                <w:effect w:val="none"/>
-                <w:shd w:fill="auto" w:val="clear"/>
-              </w:rPr>
-              <w:t>DESIGN</w:t>
-            </w:r>
-            <w:r>
-              <w:rPr>
-                <w:rFonts w:ascii="Times New Roman;serif" w:hAnsi="Times New Roman;serif"/>
-                <w:b/>
-                <w:bCs/>
-                <w:i w:val="false"/>
-                <w:caps w:val="false"/>
-                <w:smallCaps w:val="false"/>
-                <w:strike w:val="false"/>
-                <w:dstrike w:val="false"/>
-                <w:color w:val="000000"/>
-                <w:sz w:val="24"/>
-                <w:szCs w:val="24"/>
-                <w:u w:val="none"/>
-                <w:effect w:val="none"/>
-                <w:shd w:fill="auto" w:val="clear"/>
-              </w:rPr>
-              <w:t xml:space="preserve"> </w:t>
-            </w:r>
-            <w:r>
-              <w:rPr>
-                <w:rFonts w:ascii="Times New Roman;serif" w:hAnsi="Times New Roman;serif"/>
-                <w:b/>
-                <w:bCs/>
-                <w:i w:val="false"/>
-                <w:caps w:val="false"/>
-                <w:smallCaps w:val="false"/>
-                <w:strike w:val="false"/>
-                <w:dstrike w:val="false"/>
-                <w:color w:val="000000"/>
-                <w:sz w:val="24"/>
-                <w:szCs w:val="24"/>
-                <w:u w:val="none"/>
-                <w:effect w:val="none"/>
-                <w:shd w:fill="auto" w:val="clear"/>
-              </w:rPr>
-              <w:t>METHODOLOGY</w:t>
+              <w:t>Chapter 4: DESIGN METHODOLOGY</w:t>
             </w:r>
           </w:p>
         </w:tc>
@@ -20535,26 +20204,7 @@
                 <w:effect w:val="none"/>
                 <w:shd w:fill="auto" w:val="clear"/>
               </w:rPr>
-              <w:t>2</w:t>
-            </w:r>
-            <w:r>
-              <w:rPr>
-                <w:rFonts w:ascii="Times New Roman;serif" w:hAnsi="Times New Roman;serif"/>
-                <w:b w:val="false"/>
-                <w:bCs/>
-                <w:i w:val="false"/>
-                <w:caps w:val="false"/>
-                <w:smallCaps w:val="false"/>
-                <w:strike w:val="false"/>
-                <w:dstrike w:val="false"/>
-                <w:color w:val="000000"/>
-                <w:sz w:val="24"/>
-                <w:szCs w:val="24"/>
-                <w:u w:val="none"/>
-                <w:effect w:val="none"/>
-                <w:shd w:fill="auto" w:val="clear"/>
-              </w:rPr>
-              <w:t>5</w:t>
+              <w:t>25</w:t>
             </w:r>
           </w:p>
         </w:tc>
@@ -20675,26 +20325,7 @@
                 <w:effect w:val="none"/>
                 <w:shd w:fill="auto" w:val="clear"/>
               </w:rPr>
-              <w:t>2</w:t>
-            </w:r>
-            <w:r>
-              <w:rPr>
-                <w:rFonts w:ascii="Times New Roman;serif" w:hAnsi="Times New Roman;serif"/>
-                <w:b w:val="false"/>
-                <w:bCs/>
-                <w:i w:val="false"/>
-                <w:caps w:val="false"/>
-                <w:smallCaps w:val="false"/>
-                <w:strike w:val="false"/>
-                <w:dstrike w:val="false"/>
-                <w:color w:val="000000"/>
-                <w:sz w:val="24"/>
-                <w:szCs w:val="24"/>
-                <w:u w:val="none"/>
-                <w:effect w:val="none"/>
-                <w:shd w:fill="auto" w:val="clear"/>
-              </w:rPr>
-              <w:t>5</w:t>
+              <w:t>25</w:t>
             </w:r>
           </w:p>
         </w:tc>
@@ -20815,26 +20446,7 @@
                 <w:effect w:val="none"/>
                 <w:shd w:fill="auto" w:val="clear"/>
               </w:rPr>
-              <w:t>2</w:t>
-            </w:r>
-            <w:r>
-              <w:rPr>
-                <w:rFonts w:ascii="Times New Roman;serif" w:hAnsi="Times New Roman;serif"/>
-                <w:b w:val="false"/>
-                <w:bCs/>
-                <w:i w:val="false"/>
-                <w:caps w:val="false"/>
-                <w:smallCaps w:val="false"/>
-                <w:strike w:val="false"/>
-                <w:dstrike w:val="false"/>
-                <w:color w:val="000000"/>
-                <w:sz w:val="24"/>
-                <w:szCs w:val="24"/>
-                <w:u w:val="none"/>
-                <w:effect w:val="none"/>
-                <w:shd w:fill="auto" w:val="clear"/>
-              </w:rPr>
-              <w:t>6</w:t>
+              <w:t>26</w:t>
             </w:r>
           </w:p>
         </w:tc>
@@ -20955,26 +20567,7 @@
                 <w:effect w:val="none"/>
                 <w:shd w:fill="auto" w:val="clear"/>
               </w:rPr>
-              <w:t>2</w:t>
-            </w:r>
-            <w:r>
-              <w:rPr>
-                <w:rFonts w:ascii="Times New Roman;serif" w:hAnsi="Times New Roman;serif"/>
-                <w:b w:val="false"/>
-                <w:bCs/>
-                <w:i w:val="false"/>
-                <w:caps w:val="false"/>
-                <w:smallCaps w:val="false"/>
-                <w:strike w:val="false"/>
-                <w:dstrike w:val="false"/>
-                <w:color w:val="000000"/>
-                <w:sz w:val="24"/>
-                <w:szCs w:val="24"/>
-                <w:u w:val="none"/>
-                <w:effect w:val="none"/>
-                <w:shd w:fill="auto" w:val="clear"/>
-              </w:rPr>
-              <w:t>7</w:t>
+              <w:t>27</w:t>
             </w:r>
           </w:p>
         </w:tc>
@@ -21095,26 +20688,7 @@
                 <w:effect w:val="none"/>
                 <w:shd w:fill="auto" w:val="clear"/>
               </w:rPr>
-              <w:t>2</w:t>
-            </w:r>
-            <w:r>
-              <w:rPr>
-                <w:rFonts w:ascii="Times New Roman;serif" w:hAnsi="Times New Roman;serif"/>
-                <w:b w:val="false"/>
-                <w:bCs/>
-                <w:i w:val="false"/>
-                <w:caps w:val="false"/>
-                <w:smallCaps w:val="false"/>
-                <w:strike w:val="false"/>
-                <w:dstrike w:val="false"/>
-                <w:color w:val="000000"/>
-                <w:sz w:val="24"/>
-                <w:szCs w:val="24"/>
-                <w:u w:val="none"/>
-                <w:effect w:val="none"/>
-                <w:shd w:fill="auto" w:val="clear"/>
-              </w:rPr>
-              <w:t>8</w:t>
+              <w:t>28</w:t>
             </w:r>
           </w:p>
         </w:tc>
@@ -21356,26 +20930,7 @@
                 <w:effect w:val="none"/>
                 <w:shd w:fill="auto" w:val="clear"/>
               </w:rPr>
-              <w:t>3</w:t>
-            </w:r>
-            <w:r>
-              <w:rPr>
-                <w:rFonts w:ascii="Times New Roman;serif" w:hAnsi="Times New Roman;serif"/>
-                <w:b w:val="false"/>
-                <w:bCs/>
-                <w:i w:val="false"/>
-                <w:caps w:val="false"/>
-                <w:smallCaps w:val="false"/>
-                <w:strike w:val="false"/>
-                <w:dstrike w:val="false"/>
-                <w:color w:val="000000"/>
-                <w:sz w:val="24"/>
-                <w:szCs w:val="24"/>
-                <w:u w:val="none"/>
-                <w:effect w:val="none"/>
-                <w:shd w:fill="auto" w:val="clear"/>
-              </w:rPr>
-              <w:t>0</w:t>
+              <w:t>30</w:t>
             </w:r>
           </w:p>
         </w:tc>
@@ -21418,140 +20973,7 @@
                 <w:effect w:val="none"/>
                 <w:shd w:fill="auto" w:val="clear"/>
               </w:rPr>
-              <w:t xml:space="preserve">Chapter 5: </w:t>
-            </w:r>
-            <w:r>
-              <w:rPr>
-                <w:rFonts w:ascii="Times New Roman;serif" w:hAnsi="Times New Roman;serif"/>
-                <w:b/>
-                <w:bCs/>
-                <w:i w:val="false"/>
-                <w:caps w:val="false"/>
-                <w:smallCaps w:val="false"/>
-                <w:strike w:val="false"/>
-                <w:dstrike w:val="false"/>
-                <w:color w:val="000000"/>
-                <w:sz w:val="24"/>
-                <w:szCs w:val="24"/>
-                <w:u w:val="none"/>
-                <w:effect w:val="none"/>
-                <w:shd w:fill="auto" w:val="clear"/>
-              </w:rPr>
-              <w:t>CONSOLIDATION</w:t>
-            </w:r>
-            <w:r>
-              <w:rPr>
-                <w:rFonts w:ascii="Times New Roman;serif" w:hAnsi="Times New Roman;serif"/>
-                <w:b/>
-                <w:bCs/>
-                <w:i w:val="false"/>
-                <w:caps w:val="false"/>
-                <w:smallCaps w:val="false"/>
-                <w:strike w:val="false"/>
-                <w:dstrike w:val="false"/>
-                <w:color w:val="000000"/>
-                <w:sz w:val="24"/>
-                <w:szCs w:val="24"/>
-                <w:u w:val="none"/>
-                <w:effect w:val="none"/>
-                <w:shd w:fill="auto" w:val="clear"/>
-              </w:rPr>
-              <w:t xml:space="preserve"> </w:t>
-            </w:r>
-            <w:r>
-              <w:rPr>
-                <w:rFonts w:ascii="Times New Roman;serif" w:hAnsi="Times New Roman;serif"/>
-                <w:b/>
-                <w:bCs/>
-                <w:i w:val="false"/>
-                <w:caps w:val="false"/>
-                <w:smallCaps w:val="false"/>
-                <w:strike w:val="false"/>
-                <w:dstrike w:val="false"/>
-                <w:color w:val="000000"/>
-                <w:sz w:val="24"/>
-                <w:szCs w:val="24"/>
-                <w:u w:val="none"/>
-                <w:effect w:val="none"/>
-                <w:shd w:fill="auto" w:val="clear"/>
-              </w:rPr>
-              <w:t>OF</w:t>
-            </w:r>
-            <w:r>
-              <w:rPr>
-                <w:rFonts w:ascii="Times New Roman;serif" w:hAnsi="Times New Roman;serif"/>
-                <w:b/>
-                <w:bCs/>
-                <w:i w:val="false"/>
-                <w:caps w:val="false"/>
-                <w:smallCaps w:val="false"/>
-                <w:strike w:val="false"/>
-                <w:dstrike w:val="false"/>
-                <w:color w:val="000000"/>
-                <w:sz w:val="24"/>
-                <w:szCs w:val="24"/>
-                <w:u w:val="none"/>
-                <w:effect w:val="none"/>
-                <w:shd w:fill="auto" w:val="clear"/>
-              </w:rPr>
-              <w:t xml:space="preserve"> </w:t>
-            </w:r>
-            <w:r>
-              <w:rPr>
-                <w:rFonts w:ascii="Times New Roman;serif" w:hAnsi="Times New Roman;serif"/>
-                <w:b/>
-                <w:bCs/>
-                <w:i w:val="false"/>
-                <w:caps w:val="false"/>
-                <w:smallCaps w:val="false"/>
-                <w:strike w:val="false"/>
-                <w:dstrike w:val="false"/>
-                <w:color w:val="000000"/>
-                <w:sz w:val="24"/>
-                <w:szCs w:val="24"/>
-                <w:u w:val="none"/>
-                <w:effect w:val="none"/>
-                <w:shd w:fill="auto" w:val="clear"/>
-              </w:rPr>
-              <w:t>AVAILABLE</w:t>
-            </w:r>
-            <w:r>
-              <w:rPr>
-                <w:rFonts w:ascii="Times New Roman;serif" w:hAnsi="Times New Roman;serif"/>
-                <w:b/>
-                <w:bCs/>
-                <w:i w:val="false"/>
-                <w:caps w:val="false"/>
-                <w:smallCaps w:val="false"/>
-                <w:strike w:val="false"/>
-                <w:dstrike w:val="false"/>
-                <w:color w:val="000000"/>
-                <w:sz w:val="24"/>
-                <w:szCs w:val="24"/>
-                <w:u w:val="none"/>
-                <w:effect w:val="none"/>
-                <w:shd w:fill="auto" w:val="clear"/>
-              </w:rPr>
-              <w:t xml:space="preserve"> </w:t>
-            </w:r>
-            <w:r>
-              <w:rPr>
-                <w:rFonts w:ascii="Times New Roman;serif" w:hAnsi="Times New Roman;serif"/>
-                <w:b/>
-                <w:bCs/>
-                <w:i w:val="false"/>
-                <w:caps w:val="false"/>
-                <w:smallCaps w:val="false"/>
-                <w:strike w:val="false"/>
-                <w:dstrike w:val="false"/>
-                <w:color w:val="000000"/>
-                <w:sz w:val="24"/>
-                <w:szCs w:val="24"/>
-                <w:u w:val="none"/>
-                <w:effect w:val="none"/>
-                <w:shd w:fill="auto" w:val="clear"/>
-              </w:rPr>
-              <w:t>INFORMATION</w:t>
+              <w:t>Chapter 5: CONSOLIDATION OF AVAILABLE INFORMATION</w:t>
             </w:r>
           </w:p>
         </w:tc>
@@ -21590,26 +21012,7 @@
                 <w:effect w:val="none"/>
                 <w:shd w:fill="auto" w:val="clear"/>
               </w:rPr>
-              <w:t>3</w:t>
-            </w:r>
-            <w:r>
-              <w:rPr>
-                <w:rFonts w:ascii="Times New Roman;serif" w:hAnsi="Times New Roman;serif"/>
-                <w:b w:val="false"/>
-                <w:bCs/>
-                <w:i w:val="false"/>
-                <w:caps w:val="false"/>
-                <w:smallCaps w:val="false"/>
-                <w:strike w:val="false"/>
-                <w:dstrike w:val="false"/>
-                <w:color w:val="000000"/>
-                <w:sz w:val="24"/>
-                <w:szCs w:val="24"/>
-                <w:u w:val="none"/>
-                <w:effect w:val="none"/>
-                <w:shd w:fill="auto" w:val="clear"/>
-              </w:rPr>
-              <w:t>2</w:t>
+              <w:t>32</w:t>
             </w:r>
           </w:p>
         </w:tc>
@@ -21730,26 +21133,7 @@
                 <w:effect w:val="none"/>
                 <w:shd w:fill="auto" w:val="clear"/>
               </w:rPr>
-              <w:t>3</w:t>
-            </w:r>
-            <w:r>
-              <w:rPr>
-                <w:rFonts w:ascii="Times New Roman;serif" w:hAnsi="Times New Roman;serif"/>
-                <w:b w:val="false"/>
-                <w:bCs/>
-                <w:i w:val="false"/>
-                <w:caps w:val="false"/>
-                <w:smallCaps w:val="false"/>
-                <w:strike w:val="false"/>
-                <w:dstrike w:val="false"/>
-                <w:color w:val="000000"/>
-                <w:sz w:val="24"/>
-                <w:szCs w:val="24"/>
-                <w:u w:val="none"/>
-                <w:effect w:val="none"/>
-                <w:shd w:fill="auto" w:val="clear"/>
-              </w:rPr>
-              <w:t>2</w:t>
+              <w:t>32</w:t>
             </w:r>
           </w:p>
         </w:tc>
@@ -21870,26 +21254,7 @@
                 <w:effect w:val="none"/>
                 <w:shd w:fill="auto" w:val="clear"/>
               </w:rPr>
-              <w:t>3</w:t>
-            </w:r>
-            <w:r>
-              <w:rPr>
-                <w:rFonts w:ascii="Times New Roman;serif" w:hAnsi="Times New Roman;serif"/>
-                <w:b w:val="false"/>
-                <w:bCs/>
-                <w:i w:val="false"/>
-                <w:caps w:val="false"/>
-                <w:smallCaps w:val="false"/>
-                <w:strike w:val="false"/>
-                <w:dstrike w:val="false"/>
-                <w:color w:val="000000"/>
-                <w:sz w:val="24"/>
-                <w:szCs w:val="24"/>
-                <w:u w:val="none"/>
-                <w:effect w:val="none"/>
-                <w:shd w:fill="auto" w:val="clear"/>
-              </w:rPr>
-              <w:t>3</w:t>
+              <w:t>33</w:t>
             </w:r>
           </w:p>
         </w:tc>
@@ -22010,26 +21375,7 @@
                 <w:effect w:val="none"/>
                 <w:shd w:fill="auto" w:val="clear"/>
               </w:rPr>
-              <w:t>3</w:t>
-            </w:r>
-            <w:r>
-              <w:rPr>
-                <w:rFonts w:ascii="Times New Roman;serif" w:hAnsi="Times New Roman;serif"/>
-                <w:b w:val="false"/>
-                <w:bCs/>
-                <w:i w:val="false"/>
-                <w:caps w:val="false"/>
-                <w:smallCaps w:val="false"/>
-                <w:strike w:val="false"/>
-                <w:dstrike w:val="false"/>
-                <w:color w:val="000000"/>
-                <w:sz w:val="24"/>
-                <w:szCs w:val="24"/>
-                <w:u w:val="none"/>
-                <w:effect w:val="none"/>
-                <w:shd w:fill="auto" w:val="clear"/>
-              </w:rPr>
-              <w:t>5</w:t>
+              <w:t>35</w:t>
             </w:r>
           </w:p>
         </w:tc>
@@ -22151,44 +21497,7 @@
                 <w:shd w:fill="auto" w:val="clear"/>
               </w:rPr>
               <w:softHyphen/>
-            </w:r>
-            <w:r>
-              <w:rPr>
-                <w:rFonts w:ascii="Times New Roman;serif" w:hAnsi="Times New Roman;serif"/>
-                <w:b w:val="false"/>
-                <w:bCs/>
-                <w:i w:val="false"/>
-                <w:caps w:val="false"/>
-                <w:smallCaps w:val="false"/>
-                <w:strike w:val="false"/>
-                <w:dstrike w:val="false"/>
-                <w:color w:val="000000"/>
-                <w:sz w:val="24"/>
-                <w:szCs w:val="24"/>
-                <w:u w:val="none"/>
-                <w:effect w:val="none"/>
-                <w:shd w:fill="auto" w:val="clear"/>
-              </w:rPr>
-              <w:t>3</w:t>
-            </w:r>
-            <w:r>
-              <w:rPr>
-                <w:rFonts w:ascii="Times New Roman;serif" w:hAnsi="Times New Roman;serif"/>
-                <w:b w:val="false"/>
-                <w:bCs/>
-                <w:i w:val="false"/>
-                <w:caps w:val="false"/>
-                <w:smallCaps w:val="false"/>
-                <w:strike w:val="false"/>
-                <w:dstrike w:val="false"/>
-                <w:color w:val="000000"/>
-                <w:sz w:val="24"/>
-                <w:szCs w:val="24"/>
-                <w:u w:val="none"/>
-                <w:effect w:val="none"/>
-                <w:shd w:fill="auto" w:val="clear"/>
-              </w:rPr>
-              <w:t>6</w:t>
+              <w:t>36</w:t>
             </w:r>
           </w:p>
         </w:tc>
@@ -22231,102 +21540,7 @@
                 <w:effect w:val="none"/>
                 <w:shd w:fill="auto" w:val="clear"/>
               </w:rPr>
-              <w:t xml:space="preserve">Chapter 6: </w:t>
-            </w:r>
-            <w:r>
-              <w:rPr>
-                <w:rFonts w:ascii="Times New Roman;serif" w:hAnsi="Times New Roman;serif"/>
-                <w:b/>
-                <w:bCs/>
-                <w:i w:val="false"/>
-                <w:caps w:val="false"/>
-                <w:smallCaps w:val="false"/>
-                <w:strike w:val="false"/>
-                <w:dstrike w:val="false"/>
-                <w:color w:val="000000"/>
-                <w:sz w:val="24"/>
-                <w:szCs w:val="24"/>
-                <w:u w:val="none"/>
-                <w:effect w:val="none"/>
-                <w:shd w:fill="auto" w:val="clear"/>
-              </w:rPr>
-              <w:t>RESULT</w:t>
-            </w:r>
-            <w:r>
-              <w:rPr>
-                <w:rFonts w:ascii="Times New Roman;serif" w:hAnsi="Times New Roman;serif"/>
-                <w:b/>
-                <w:bCs/>
-                <w:i w:val="false"/>
-                <w:caps w:val="false"/>
-                <w:smallCaps w:val="false"/>
-                <w:strike w:val="false"/>
-                <w:dstrike w:val="false"/>
-                <w:color w:val="000000"/>
-                <w:sz w:val="24"/>
-                <w:szCs w:val="24"/>
-                <w:u w:val="none"/>
-                <w:effect w:val="none"/>
-                <w:shd w:fill="auto" w:val="clear"/>
-              </w:rPr>
-              <w:t xml:space="preserve"> </w:t>
-            </w:r>
-            <w:r>
-              <w:rPr>
-                <w:rFonts w:ascii="Times New Roman;serif" w:hAnsi="Times New Roman;serif"/>
-                <w:b/>
-                <w:bCs/>
-                <w:i w:val="false"/>
-                <w:caps w:val="false"/>
-                <w:smallCaps w:val="false"/>
-                <w:strike w:val="false"/>
-                <w:dstrike w:val="false"/>
-                <w:color w:val="000000"/>
-                <w:sz w:val="24"/>
-                <w:szCs w:val="24"/>
-                <w:u w:val="none"/>
-                <w:effect w:val="none"/>
-                <w:shd w:fill="auto" w:val="clear"/>
-              </w:rPr>
-              <w:t>AND</w:t>
-            </w:r>
-            <w:r>
-              <w:rPr>
-                <w:rFonts w:ascii="Times New Roman;serif" w:hAnsi="Times New Roman;serif"/>
-                <w:b/>
-                <w:bCs/>
-                <w:i w:val="false"/>
-                <w:caps w:val="false"/>
-                <w:smallCaps w:val="false"/>
-                <w:strike w:val="false"/>
-                <w:dstrike w:val="false"/>
-                <w:color w:val="000000"/>
-                <w:sz w:val="24"/>
-                <w:szCs w:val="24"/>
-                <w:u w:val="none"/>
-                <w:effect w:val="none"/>
-                <w:shd w:fill="auto" w:val="clear"/>
-              </w:rPr>
-              <w:t xml:space="preserve"> C</w:t>
-            </w:r>
-            <w:r>
-              <w:rPr>
-                <w:rFonts w:ascii="Times New Roman;serif" w:hAnsi="Times New Roman;serif"/>
-                <w:b/>
-                <w:bCs/>
-                <w:i w:val="false"/>
-                <w:caps w:val="false"/>
-                <w:smallCaps w:val="false"/>
-                <w:strike w:val="false"/>
-                <w:dstrike w:val="false"/>
-                <w:color w:val="000000"/>
-                <w:sz w:val="24"/>
-                <w:szCs w:val="24"/>
-                <w:u w:val="none"/>
-                <w:effect w:val="none"/>
-                <w:shd w:fill="auto" w:val="clear"/>
-              </w:rPr>
-              <w:t>ONCLUSION</w:t>
+              <w:t>Chapter 6: RESULT AND CONCLUSION</w:t>
             </w:r>
           </w:p>
         </w:tc>
@@ -22607,26 +21821,7 @@
                 <w:effect w:val="none"/>
                 <w:shd w:fill="auto" w:val="clear"/>
               </w:rPr>
-              <w:t>4</w:t>
-            </w:r>
-            <w:r>
-              <w:rPr>
-                <w:rFonts w:ascii="Times New Roman;serif" w:hAnsi="Times New Roman;serif"/>
-                <w:b w:val="false"/>
-                <w:bCs/>
-                <w:i w:val="false"/>
-                <w:caps w:val="false"/>
-                <w:smallCaps w:val="false"/>
-                <w:strike w:val="false"/>
-                <w:dstrike w:val="false"/>
-                <w:color w:val="000000"/>
-                <w:sz w:val="24"/>
-                <w:szCs w:val="24"/>
-                <w:u w:val="none"/>
-                <w:effect w:val="none"/>
-                <w:shd w:fill="auto" w:val="clear"/>
-              </w:rPr>
-              <w:t>0</w:t>
+              <w:t>40</w:t>
             </w:r>
           </w:p>
         </w:tc>
@@ -22747,26 +21942,7 @@
                 <w:effect w:val="none"/>
                 <w:shd w:fill="auto" w:val="clear"/>
               </w:rPr>
-              <w:t>4</w:t>
-            </w:r>
-            <w:r>
-              <w:rPr>
-                <w:rFonts w:ascii="Times New Roman;serif" w:hAnsi="Times New Roman;serif"/>
-                <w:b w:val="false"/>
-                <w:bCs/>
-                <w:i w:val="false"/>
-                <w:caps w:val="false"/>
-                <w:smallCaps w:val="false"/>
-                <w:strike w:val="false"/>
-                <w:dstrike w:val="false"/>
-                <w:color w:val="000000"/>
-                <w:sz w:val="24"/>
-                <w:szCs w:val="24"/>
-                <w:u w:val="none"/>
-                <w:effect w:val="none"/>
-                <w:shd w:fill="auto" w:val="clear"/>
-              </w:rPr>
-              <w:t>2</w:t>
+              <w:t>42</w:t>
             </w:r>
           </w:p>
         </w:tc>
@@ -22887,26 +22063,7 @@
                 <w:effect w:val="none"/>
                 <w:shd w:fill="auto" w:val="clear"/>
               </w:rPr>
-              <w:t>4</w:t>
-            </w:r>
-            <w:r>
-              <w:rPr>
-                <w:rFonts w:ascii="Times New Roman;serif" w:hAnsi="Times New Roman;serif"/>
-                <w:b w:val="false"/>
-                <w:bCs/>
-                <w:i w:val="false"/>
-                <w:caps w:val="false"/>
-                <w:smallCaps w:val="false"/>
-                <w:strike w:val="false"/>
-                <w:dstrike w:val="false"/>
-                <w:color w:val="000000"/>
-                <w:sz w:val="24"/>
-                <w:szCs w:val="24"/>
-                <w:u w:val="none"/>
-                <w:effect w:val="none"/>
-                <w:shd w:fill="auto" w:val="clear"/>
-              </w:rPr>
-              <w:t>4</w:t>
+              <w:t>44</w:t>
             </w:r>
           </w:p>
         </w:tc>
@@ -23027,26 +22184,7 @@
                 <w:effect w:val="none"/>
                 <w:shd w:fill="auto" w:val="clear"/>
               </w:rPr>
-              <w:t>4</w:t>
-            </w:r>
-            <w:r>
-              <w:rPr>
-                <w:rFonts w:ascii="Times New Roman;serif" w:hAnsi="Times New Roman;serif"/>
-                <w:b w:val="false"/>
-                <w:bCs/>
-                <w:i w:val="false"/>
-                <w:caps w:val="false"/>
-                <w:smallCaps w:val="false"/>
-                <w:strike w:val="false"/>
-                <w:dstrike w:val="false"/>
-                <w:color w:val="000000"/>
-                <w:sz w:val="24"/>
-                <w:szCs w:val="24"/>
-                <w:u w:val="none"/>
-                <w:effect w:val="none"/>
-                <w:shd w:fill="auto" w:val="clear"/>
-              </w:rPr>
-              <w:t>5</w:t>
+              <w:t>45</w:t>
             </w:r>
           </w:p>
         </w:tc>
@@ -23167,26 +22305,7 @@
                 <w:effect w:val="none"/>
                 <w:shd w:fill="auto" w:val="clear"/>
               </w:rPr>
-              <w:t>4</w:t>
-            </w:r>
-            <w:r>
-              <w:rPr>
-                <w:rFonts w:ascii="Times New Roman;serif" w:hAnsi="Times New Roman;serif"/>
-                <w:b w:val="false"/>
-                <w:bCs/>
-                <w:i w:val="false"/>
-                <w:caps w:val="false"/>
-                <w:smallCaps w:val="false"/>
-                <w:strike w:val="false"/>
-                <w:dstrike w:val="false"/>
-                <w:color w:val="000000"/>
-                <w:sz w:val="24"/>
-                <w:szCs w:val="24"/>
-                <w:u w:val="none"/>
-                <w:effect w:val="none"/>
-                <w:shd w:fill="auto" w:val="clear"/>
-              </w:rPr>
-              <w:t>6</w:t>
+              <w:t>46</w:t>
             </w:r>
           </w:p>
         </w:tc>
@@ -23413,6 +22532,416 @@
           <w:color w:val="000000"/>
           <w:sz w:val="28"/>
           <w:szCs w:val="28"/>
+          <w:u w:val="none"/>
+          <w:effect w:val="none"/>
+          <w:shd w:fill="auto" w:val="clear"/>
+        </w:rPr>
+      </w:r>
+    </w:p>
+    <w:p>
+      <w:pPr>
+        <w:pStyle w:val="Heading1"/>
+        <w:bidi w:val="0"/>
+        <w:spacing w:lineRule="auto" w:line="288" w:before="400" w:after="140"/>
+        <w:ind w:hanging="0" w:start="341" w:end="6"/>
+        <w:jc w:val="center"/>
+        <w:rPr>
+          <w:rFonts w:ascii="Times New Roman;serif" w:hAnsi="Times New Roman;serif"/>
+          <w:b/>
+          <w:i w:val="false"/>
+          <w:caps w:val="false"/>
+          <w:smallCaps w:val="false"/>
+          <w:strike w:val="false"/>
+          <w:dstrike w:val="false"/>
+          <w:color w:val="000000"/>
+          <w:sz w:val="30"/>
+          <w:szCs w:val="30"/>
+          <w:u w:val="none"/>
+          <w:effect w:val="none"/>
+          <w:shd w:fill="auto" w:val="clear"/>
+        </w:rPr>
+      </w:pPr>
+      <w:r>
+        <w:rPr>
+          <w:rFonts w:ascii="Times New Roman;serif" w:hAnsi="Times New Roman;serif"/>
+          <w:b/>
+          <w:i w:val="false"/>
+          <w:caps w:val="false"/>
+          <w:smallCaps w:val="false"/>
+          <w:strike w:val="false"/>
+          <w:dstrike w:val="false"/>
+          <w:color w:val="000000"/>
+          <w:sz w:val="30"/>
+          <w:szCs w:val="30"/>
+          <w:u w:val="none"/>
+          <w:effect w:val="none"/>
+          <w:shd w:fill="auto" w:val="clear"/>
+        </w:rPr>
+      </w:r>
+    </w:p>
+    <w:p>
+      <w:pPr>
+        <w:pStyle w:val="Heading1"/>
+        <w:bidi w:val="0"/>
+        <w:spacing w:lineRule="auto" w:line="288" w:before="400" w:after="140"/>
+        <w:ind w:hanging="0" w:start="341" w:end="6"/>
+        <w:jc w:val="center"/>
+        <w:rPr>
+          <w:rFonts w:ascii="Times New Roman;serif" w:hAnsi="Times New Roman;serif"/>
+          <w:b/>
+          <w:i w:val="false"/>
+          <w:caps w:val="false"/>
+          <w:smallCaps w:val="false"/>
+          <w:strike w:val="false"/>
+          <w:dstrike w:val="false"/>
+          <w:color w:val="000000"/>
+          <w:sz w:val="30"/>
+          <w:szCs w:val="30"/>
+          <w:u w:val="none"/>
+          <w:effect w:val="none"/>
+          <w:shd w:fill="auto" w:val="clear"/>
+        </w:rPr>
+      </w:pPr>
+      <w:r>
+        <w:rPr>
+          <w:rFonts w:ascii="Times New Roman;serif" w:hAnsi="Times New Roman;serif"/>
+          <w:b/>
+          <w:i w:val="false"/>
+          <w:caps w:val="false"/>
+          <w:smallCaps w:val="false"/>
+          <w:strike w:val="false"/>
+          <w:dstrike w:val="false"/>
+          <w:color w:val="000000"/>
+          <w:sz w:val="30"/>
+          <w:szCs w:val="30"/>
+          <w:u w:val="none"/>
+          <w:effect w:val="none"/>
+          <w:shd w:fill="auto" w:val="clear"/>
+        </w:rPr>
+      </w:r>
+    </w:p>
+    <w:p>
+      <w:pPr>
+        <w:pStyle w:val="Heading1"/>
+        <w:bidi w:val="0"/>
+        <w:spacing w:lineRule="auto" w:line="288" w:before="400" w:after="140"/>
+        <w:ind w:hanging="0" w:start="341" w:end="6"/>
+        <w:jc w:val="center"/>
+        <w:rPr>
+          <w:rFonts w:ascii="Times New Roman;serif" w:hAnsi="Times New Roman;serif"/>
+          <w:b/>
+          <w:i w:val="false"/>
+          <w:caps w:val="false"/>
+          <w:smallCaps w:val="false"/>
+          <w:strike w:val="false"/>
+          <w:dstrike w:val="false"/>
+          <w:color w:val="000000"/>
+          <w:sz w:val="30"/>
+          <w:szCs w:val="30"/>
+          <w:u w:val="none"/>
+          <w:effect w:val="none"/>
+          <w:shd w:fill="auto" w:val="clear"/>
+        </w:rPr>
+      </w:pPr>
+      <w:r>
+        <w:rPr>
+          <w:rFonts w:ascii="Times New Roman;serif" w:hAnsi="Times New Roman;serif"/>
+          <w:b/>
+          <w:i w:val="false"/>
+          <w:caps w:val="false"/>
+          <w:smallCaps w:val="false"/>
+          <w:strike w:val="false"/>
+          <w:dstrike w:val="false"/>
+          <w:color w:val="000000"/>
+          <w:sz w:val="30"/>
+          <w:szCs w:val="30"/>
+          <w:u w:val="none"/>
+          <w:effect w:val="none"/>
+          <w:shd w:fill="auto" w:val="clear"/>
+        </w:rPr>
+      </w:r>
+    </w:p>
+    <w:p>
+      <w:pPr>
+        <w:pStyle w:val="Heading1"/>
+        <w:bidi w:val="0"/>
+        <w:spacing w:lineRule="auto" w:line="288" w:before="400" w:after="140"/>
+        <w:ind w:hanging="0" w:start="341" w:end="6"/>
+        <w:jc w:val="center"/>
+        <w:rPr>
+          <w:rFonts w:ascii="Times New Roman;serif" w:hAnsi="Times New Roman;serif"/>
+          <w:b/>
+          <w:i w:val="false"/>
+          <w:caps w:val="false"/>
+          <w:smallCaps w:val="false"/>
+          <w:strike w:val="false"/>
+          <w:dstrike w:val="false"/>
+          <w:color w:val="000000"/>
+          <w:sz w:val="30"/>
+          <w:szCs w:val="30"/>
+          <w:u w:val="none"/>
+          <w:effect w:val="none"/>
+          <w:shd w:fill="auto" w:val="clear"/>
+        </w:rPr>
+      </w:pPr>
+      <w:r>
+        <w:rPr>
+          <w:rFonts w:ascii="Times New Roman;serif" w:hAnsi="Times New Roman;serif"/>
+          <w:b/>
+          <w:i w:val="false"/>
+          <w:caps w:val="false"/>
+          <w:smallCaps w:val="false"/>
+          <w:strike w:val="false"/>
+          <w:dstrike w:val="false"/>
+          <w:color w:val="000000"/>
+          <w:sz w:val="30"/>
+          <w:szCs w:val="30"/>
+          <w:u w:val="none"/>
+          <w:effect w:val="none"/>
+          <w:shd w:fill="auto" w:val="clear"/>
+        </w:rPr>
+      </w:r>
+    </w:p>
+    <w:p>
+      <w:pPr>
+        <w:pStyle w:val="Heading1"/>
+        <w:bidi w:val="0"/>
+        <w:spacing w:lineRule="auto" w:line="288" w:before="400" w:after="140"/>
+        <w:ind w:hanging="0" w:start="341" w:end="6"/>
+        <w:jc w:val="center"/>
+        <w:rPr>
+          <w:rFonts w:ascii="Times New Roman;serif" w:hAnsi="Times New Roman;serif"/>
+          <w:b/>
+          <w:i w:val="false"/>
+          <w:caps w:val="false"/>
+          <w:smallCaps w:val="false"/>
+          <w:strike w:val="false"/>
+          <w:dstrike w:val="false"/>
+          <w:color w:val="000000"/>
+          <w:sz w:val="30"/>
+          <w:szCs w:val="30"/>
+          <w:u w:val="none"/>
+          <w:effect w:val="none"/>
+          <w:shd w:fill="auto" w:val="clear"/>
+        </w:rPr>
+      </w:pPr>
+      <w:r>
+        <w:rPr>
+          <w:rFonts w:ascii="Times New Roman;serif" w:hAnsi="Times New Roman;serif"/>
+          <w:b/>
+          <w:i w:val="false"/>
+          <w:caps w:val="false"/>
+          <w:smallCaps w:val="false"/>
+          <w:strike w:val="false"/>
+          <w:dstrike w:val="false"/>
+          <w:color w:val="000000"/>
+          <w:sz w:val="30"/>
+          <w:szCs w:val="30"/>
+          <w:u w:val="none"/>
+          <w:effect w:val="none"/>
+          <w:shd w:fill="auto" w:val="clear"/>
+        </w:rPr>
+      </w:r>
+    </w:p>
+    <w:p>
+      <w:pPr>
+        <w:pStyle w:val="Heading1"/>
+        <w:bidi w:val="0"/>
+        <w:spacing w:lineRule="auto" w:line="288" w:before="400" w:after="140"/>
+        <w:ind w:hanging="0" w:start="341" w:end="6"/>
+        <w:jc w:val="center"/>
+        <w:rPr>
+          <w:rFonts w:ascii="Times New Roman;serif" w:hAnsi="Times New Roman;serif"/>
+          <w:b/>
+          <w:i w:val="false"/>
+          <w:caps w:val="false"/>
+          <w:smallCaps w:val="false"/>
+          <w:strike w:val="false"/>
+          <w:dstrike w:val="false"/>
+          <w:color w:val="000000"/>
+          <w:sz w:val="30"/>
+          <w:szCs w:val="30"/>
+          <w:u w:val="none"/>
+          <w:effect w:val="none"/>
+          <w:shd w:fill="auto" w:val="clear"/>
+        </w:rPr>
+      </w:pPr>
+      <w:r>
+        <w:rPr>
+          <w:rFonts w:ascii="Times New Roman;serif" w:hAnsi="Times New Roman;serif"/>
+          <w:b/>
+          <w:i w:val="false"/>
+          <w:caps w:val="false"/>
+          <w:smallCaps w:val="false"/>
+          <w:strike w:val="false"/>
+          <w:dstrike w:val="false"/>
+          <w:color w:val="000000"/>
+          <w:sz w:val="30"/>
+          <w:szCs w:val="30"/>
+          <w:u w:val="none"/>
+          <w:effect w:val="none"/>
+          <w:shd w:fill="auto" w:val="clear"/>
+        </w:rPr>
+      </w:r>
+    </w:p>
+    <w:p>
+      <w:pPr>
+        <w:pStyle w:val="Heading1"/>
+        <w:bidi w:val="0"/>
+        <w:spacing w:lineRule="auto" w:line="288" w:before="400" w:after="140"/>
+        <w:ind w:hanging="0" w:start="341" w:end="6"/>
+        <w:jc w:val="center"/>
+        <w:rPr>
+          <w:rFonts w:ascii="Times New Roman;serif" w:hAnsi="Times New Roman;serif"/>
+          <w:b/>
+          <w:i w:val="false"/>
+          <w:caps w:val="false"/>
+          <w:smallCaps w:val="false"/>
+          <w:strike w:val="false"/>
+          <w:dstrike w:val="false"/>
+          <w:color w:val="000000"/>
+          <w:sz w:val="30"/>
+          <w:szCs w:val="30"/>
+          <w:u w:val="none"/>
+          <w:effect w:val="none"/>
+          <w:shd w:fill="auto" w:val="clear"/>
+        </w:rPr>
+      </w:pPr>
+      <w:r>
+        <w:rPr>
+          <w:rFonts w:ascii="Times New Roman;serif" w:hAnsi="Times New Roman;serif"/>
+          <w:b/>
+          <w:i w:val="false"/>
+          <w:caps w:val="false"/>
+          <w:smallCaps w:val="false"/>
+          <w:strike w:val="false"/>
+          <w:dstrike w:val="false"/>
+          <w:color w:val="000000"/>
+          <w:sz w:val="30"/>
+          <w:szCs w:val="30"/>
+          <w:u w:val="none"/>
+          <w:effect w:val="none"/>
+          <w:shd w:fill="auto" w:val="clear"/>
+        </w:rPr>
+      </w:r>
+    </w:p>
+    <w:p>
+      <w:pPr>
+        <w:pStyle w:val="Heading1"/>
+        <w:bidi w:val="0"/>
+        <w:spacing w:lineRule="auto" w:line="288" w:before="400" w:after="140"/>
+        <w:ind w:hanging="0" w:start="341" w:end="6"/>
+        <w:jc w:val="center"/>
+        <w:rPr>
+          <w:rFonts w:ascii="Times New Roman;serif" w:hAnsi="Times New Roman;serif"/>
+          <w:b/>
+          <w:i w:val="false"/>
+          <w:caps w:val="false"/>
+          <w:smallCaps w:val="false"/>
+          <w:strike w:val="false"/>
+          <w:dstrike w:val="false"/>
+          <w:color w:val="000000"/>
+          <w:sz w:val="30"/>
+          <w:szCs w:val="30"/>
+          <w:u w:val="none"/>
+          <w:effect w:val="none"/>
+          <w:shd w:fill="auto" w:val="clear"/>
+        </w:rPr>
+      </w:pPr>
+      <w:r>
+        <w:rPr>
+          <w:rFonts w:ascii="Times New Roman;serif" w:hAnsi="Times New Roman;serif"/>
+          <w:b/>
+          <w:i w:val="false"/>
+          <w:caps w:val="false"/>
+          <w:smallCaps w:val="false"/>
+          <w:strike w:val="false"/>
+          <w:dstrike w:val="false"/>
+          <w:color w:val="000000"/>
+          <w:sz w:val="30"/>
+          <w:szCs w:val="30"/>
+          <w:u w:val="none"/>
+          <w:effect w:val="none"/>
+          <w:shd w:fill="auto" w:val="clear"/>
+        </w:rPr>
+      </w:r>
+    </w:p>
+    <w:p>
+      <w:pPr>
+        <w:pStyle w:val="Heading1"/>
+        <w:bidi w:val="0"/>
+        <w:spacing w:lineRule="auto" w:line="288" w:before="400" w:after="140"/>
+        <w:ind w:hanging="0" w:start="341" w:end="6"/>
+        <w:jc w:val="center"/>
+        <w:rPr>
+          <w:rFonts w:ascii="Times New Roman;serif" w:hAnsi="Times New Roman;serif"/>
+          <w:b/>
+          <w:i w:val="false"/>
+          <w:caps w:val="false"/>
+          <w:smallCaps w:val="false"/>
+          <w:strike w:val="false"/>
+          <w:dstrike w:val="false"/>
+          <w:color w:val="000000"/>
+          <w:sz w:val="30"/>
+          <w:szCs w:val="30"/>
+          <w:u w:val="none"/>
+          <w:effect w:val="none"/>
+          <w:shd w:fill="auto" w:val="clear"/>
+        </w:rPr>
+      </w:pPr>
+      <w:r>
+        <w:rPr>
+          <w:rFonts w:ascii="Times New Roman;serif" w:hAnsi="Times New Roman;serif"/>
+          <w:b/>
+          <w:i w:val="false"/>
+          <w:caps w:val="false"/>
+          <w:smallCaps w:val="false"/>
+          <w:strike w:val="false"/>
+          <w:dstrike w:val="false"/>
+          <w:color w:val="000000"/>
+          <w:sz w:val="30"/>
+          <w:szCs w:val="30"/>
+          <w:u w:val="none"/>
+          <w:effect w:val="none"/>
+          <w:shd w:fill="auto" w:val="clear"/>
+        </w:rPr>
+      </w:r>
+    </w:p>
+    <w:p>
+      <w:pPr>
+        <w:pStyle w:val="Heading1"/>
+        <w:bidi w:val="0"/>
+        <w:spacing w:lineRule="auto" w:line="288" w:before="400" w:after="140"/>
+        <w:ind w:hanging="0" w:start="341" w:end="6"/>
+        <w:jc w:val="center"/>
+        <w:rPr>
+          <w:rFonts w:ascii="Times New Roman;serif" w:hAnsi="Times New Roman;serif"/>
+          <w:b/>
+          <w:i w:val="false"/>
+          <w:caps w:val="false"/>
+          <w:smallCaps w:val="false"/>
+          <w:strike w:val="false"/>
+          <w:dstrike w:val="false"/>
+          <w:color w:val="000000"/>
+          <w:sz w:val="30"/>
+          <w:szCs w:val="30"/>
+          <w:u w:val="none"/>
+          <w:effect w:val="none"/>
+          <w:shd w:fill="auto" w:val="clear"/>
+        </w:rPr>
+      </w:pPr>
+      <w:r>
+        <w:rPr>
+          <w:rFonts w:ascii="Times New Roman;serif" w:hAnsi="Times New Roman;serif"/>
+          <w:b/>
+          <w:i w:val="false"/>
+          <w:caps w:val="false"/>
+          <w:smallCaps w:val="false"/>
+          <w:strike w:val="false"/>
+          <w:dstrike w:val="false"/>
+          <w:color w:val="000000"/>
+          <w:sz w:val="30"/>
+          <w:szCs w:val="30"/>
           <w:u w:val="none"/>
           <w:effect w:val="none"/>
           <w:shd w:fill="auto" w:val="clear"/>
@@ -23497,8 +23026,8 @@
       </w:tblPr>
       <w:tblGrid>
         <w:gridCol w:w="1560"/>
-        <w:gridCol w:w="6661"/>
-        <w:gridCol w:w="1698"/>
+        <w:gridCol w:w="6659"/>
+        <w:gridCol w:w="1700"/>
       </w:tblGrid>
       <w:tr>
         <w:trPr/>
@@ -23547,7 +23076,7 @@
         </w:tc>
         <w:tc>
           <w:tcPr>
-            <w:tcW w:w="6661" w:type="dxa"/>
+            <w:tcW w:w="6659" w:type="dxa"/>
             <w:tcBorders>
               <w:top w:val="single" w:sz="4" w:space="0" w:color="000000"/>
               <w:start w:val="single" w:sz="4" w:space="0" w:color="000000"/>
@@ -23590,7 +23119,7 @@
         </w:tc>
         <w:tc>
           <w:tcPr>
-            <w:tcW w:w="1698" w:type="dxa"/>
+            <w:tcW w:w="1700" w:type="dxa"/>
             <w:tcBorders>
               <w:top w:val="single" w:sz="4" w:space="0" w:color="000000"/>
               <w:start w:val="single" w:sz="4" w:space="0" w:color="000000"/>
@@ -23679,7 +23208,7 @@
         </w:tc>
         <w:tc>
           <w:tcPr>
-            <w:tcW w:w="6661" w:type="dxa"/>
+            <w:tcW w:w="6659" w:type="dxa"/>
             <w:tcBorders>
               <w:start w:val="single" w:sz="4" w:space="0" w:color="000000"/>
               <w:bottom w:val="single" w:sz="4" w:space="0" w:color="000000"/>
@@ -23689,9 +23218,13 @@
           <w:p>
             <w:pPr>
               <w:pStyle w:val="TableContents"/>
+              <w:widowControl w:val="false"/>
+              <w:suppressLineNumbers/>
+              <w:suppressAutoHyphens w:val="true"/>
+              <w:overflowPunct w:val="true"/>
               <w:bidi w:val="0"/>
               <w:spacing w:lineRule="auto" w:line="276" w:before="0" w:after="140"/>
-              <w:ind w:hanging="0" w:start="0" w:end="0"/>
+              <w:ind w:hanging="0" w:start="57" w:end="0"/>
               <w:jc w:val="both"/>
               <w:rPr>
                 <w:sz w:val="24"/>
@@ -23721,7 +23254,7 @@
         </w:tc>
         <w:tc>
           <w:tcPr>
-            <w:tcW w:w="1698" w:type="dxa"/>
+            <w:tcW w:w="1700" w:type="dxa"/>
             <w:tcBorders>
               <w:start w:val="single" w:sz="4" w:space="0" w:color="000000"/>
               <w:bottom w:val="single" w:sz="4" w:space="0" w:color="000000"/>
@@ -23809,7 +23342,7 @@
         </w:tc>
         <w:tc>
           <w:tcPr>
-            <w:tcW w:w="6661" w:type="dxa"/>
+            <w:tcW w:w="6659" w:type="dxa"/>
             <w:tcBorders>
               <w:start w:val="single" w:sz="4" w:space="0" w:color="000000"/>
               <w:bottom w:val="single" w:sz="4" w:space="0" w:color="000000"/>
@@ -23819,9 +23352,13 @@
           <w:p>
             <w:pPr>
               <w:pStyle w:val="TableContents"/>
+              <w:widowControl w:val="false"/>
+              <w:suppressLineNumbers/>
+              <w:suppressAutoHyphens w:val="true"/>
+              <w:overflowPunct w:val="true"/>
               <w:bidi w:val="0"/>
               <w:spacing w:lineRule="auto" w:line="276" w:before="0" w:after="140"/>
-              <w:ind w:hanging="0" w:start="0" w:end="0"/>
+              <w:ind w:hanging="0" w:start="57" w:end="0"/>
               <w:jc w:val="both"/>
               <w:rPr>
                 <w:sz w:val="24"/>
@@ -23851,7 +23388,7 @@
         </w:tc>
         <w:tc>
           <w:tcPr>
-            <w:tcW w:w="1698" w:type="dxa"/>
+            <w:tcW w:w="1700" w:type="dxa"/>
             <w:tcBorders>
               <w:start w:val="single" w:sz="4" w:space="0" w:color="000000"/>
               <w:bottom w:val="single" w:sz="4" w:space="0" w:color="000000"/>
@@ -23939,7 +23476,7 @@
         </w:tc>
         <w:tc>
           <w:tcPr>
-            <w:tcW w:w="6661" w:type="dxa"/>
+            <w:tcW w:w="6659" w:type="dxa"/>
             <w:tcBorders>
               <w:start w:val="single" w:sz="4" w:space="0" w:color="000000"/>
               <w:bottom w:val="single" w:sz="4" w:space="0" w:color="000000"/>
@@ -23949,9 +23486,13 @@
           <w:p>
             <w:pPr>
               <w:pStyle w:val="TableContents"/>
+              <w:widowControl w:val="false"/>
+              <w:suppressLineNumbers/>
+              <w:suppressAutoHyphens w:val="true"/>
+              <w:overflowPunct w:val="true"/>
               <w:bidi w:val="0"/>
               <w:spacing w:lineRule="auto" w:line="276" w:before="0" w:after="140"/>
-              <w:ind w:hanging="0" w:start="0" w:end="0"/>
+              <w:ind w:hanging="0" w:start="57" w:end="0"/>
               <w:jc w:val="both"/>
               <w:rPr>
                 <w:sz w:val="24"/>
@@ -23981,7 +23522,7 @@
         </w:tc>
         <w:tc>
           <w:tcPr>
-            <w:tcW w:w="1698" w:type="dxa"/>
+            <w:tcW w:w="1700" w:type="dxa"/>
             <w:tcBorders>
               <w:start w:val="single" w:sz="4" w:space="0" w:color="000000"/>
               <w:bottom w:val="single" w:sz="4" w:space="0" w:color="000000"/>
@@ -24069,7 +23610,7 @@
         </w:tc>
         <w:tc>
           <w:tcPr>
-            <w:tcW w:w="6661" w:type="dxa"/>
+            <w:tcW w:w="6659" w:type="dxa"/>
             <w:tcBorders>
               <w:start w:val="single" w:sz="4" w:space="0" w:color="000000"/>
               <w:bottom w:val="single" w:sz="4" w:space="0" w:color="000000"/>
@@ -24079,9 +23620,13 @@
           <w:p>
             <w:pPr>
               <w:pStyle w:val="TableContents"/>
+              <w:widowControl w:val="false"/>
+              <w:suppressLineNumbers/>
+              <w:suppressAutoHyphens w:val="true"/>
+              <w:overflowPunct w:val="true"/>
               <w:bidi w:val="0"/>
               <w:spacing w:lineRule="auto" w:line="276" w:before="0" w:after="140"/>
-              <w:ind w:hanging="0" w:start="0" w:end="0"/>
+              <w:ind w:hanging="0" w:start="57" w:end="0"/>
               <w:jc w:val="both"/>
               <w:rPr>
                 <w:sz w:val="24"/>
@@ -24111,7 +23656,7 @@
         </w:tc>
         <w:tc>
           <w:tcPr>
-            <w:tcW w:w="1698" w:type="dxa"/>
+            <w:tcW w:w="1700" w:type="dxa"/>
             <w:tcBorders>
               <w:start w:val="single" w:sz="4" w:space="0" w:color="000000"/>
               <w:bottom w:val="single" w:sz="4" w:space="0" w:color="000000"/>
@@ -24199,7 +23744,7 @@
         </w:tc>
         <w:tc>
           <w:tcPr>
-            <w:tcW w:w="6661" w:type="dxa"/>
+            <w:tcW w:w="6659" w:type="dxa"/>
             <w:tcBorders>
               <w:start w:val="single" w:sz="4" w:space="0" w:color="000000"/>
               <w:bottom w:val="single" w:sz="4" w:space="0" w:color="000000"/>
@@ -24209,9 +23754,13 @@
           <w:p>
             <w:pPr>
               <w:pStyle w:val="TableContents"/>
+              <w:widowControl w:val="false"/>
+              <w:suppressLineNumbers/>
+              <w:suppressAutoHyphens w:val="true"/>
+              <w:overflowPunct w:val="true"/>
               <w:bidi w:val="0"/>
               <w:spacing w:lineRule="auto" w:line="276" w:before="0" w:after="140"/>
-              <w:ind w:hanging="0" w:start="0" w:end="0"/>
+              <w:ind w:hanging="0" w:start="57" w:end="0"/>
               <w:jc w:val="both"/>
               <w:rPr>
                 <w:sz w:val="24"/>
@@ -24241,7 +23790,7 @@
         </w:tc>
         <w:tc>
           <w:tcPr>
-            <w:tcW w:w="1698" w:type="dxa"/>
+            <w:tcW w:w="1700" w:type="dxa"/>
             <w:tcBorders>
               <w:start w:val="single" w:sz="4" w:space="0" w:color="000000"/>
               <w:bottom w:val="single" w:sz="4" w:space="0" w:color="000000"/>
@@ -24329,7 +23878,7 @@
         </w:tc>
         <w:tc>
           <w:tcPr>
-            <w:tcW w:w="6661" w:type="dxa"/>
+            <w:tcW w:w="6659" w:type="dxa"/>
             <w:tcBorders>
               <w:start w:val="single" w:sz="4" w:space="0" w:color="000000"/>
               <w:bottom w:val="single" w:sz="4" w:space="0" w:color="000000"/>
@@ -24339,9 +23888,13 @@
           <w:p>
             <w:pPr>
               <w:pStyle w:val="TableContents"/>
+              <w:widowControl w:val="false"/>
+              <w:suppressLineNumbers/>
+              <w:suppressAutoHyphens w:val="true"/>
+              <w:overflowPunct w:val="true"/>
               <w:bidi w:val="0"/>
               <w:spacing w:lineRule="auto" w:line="276" w:before="0" w:after="140"/>
-              <w:ind w:hanging="0" w:start="0" w:end="0"/>
+              <w:ind w:hanging="0" w:start="57" w:end="0"/>
               <w:jc w:val="both"/>
               <w:rPr>
                 <w:sz w:val="24"/>
@@ -24371,7 +23924,7 @@
         </w:tc>
         <w:tc>
           <w:tcPr>
-            <w:tcW w:w="1698" w:type="dxa"/>
+            <w:tcW w:w="1700" w:type="dxa"/>
             <w:tcBorders>
               <w:start w:val="single" w:sz="4" w:space="0" w:color="000000"/>
               <w:bottom w:val="single" w:sz="4" w:space="0" w:color="000000"/>
@@ -24459,7 +24012,7 @@
         </w:tc>
         <w:tc>
           <w:tcPr>
-            <w:tcW w:w="6661" w:type="dxa"/>
+            <w:tcW w:w="6659" w:type="dxa"/>
             <w:tcBorders>
               <w:start w:val="single" w:sz="4" w:space="0" w:color="000000"/>
               <w:bottom w:val="single" w:sz="4" w:space="0" w:color="000000"/>
@@ -24469,9 +24022,13 @@
           <w:p>
             <w:pPr>
               <w:pStyle w:val="TableContents"/>
+              <w:widowControl w:val="false"/>
+              <w:suppressLineNumbers/>
+              <w:suppressAutoHyphens w:val="true"/>
+              <w:overflowPunct w:val="true"/>
               <w:bidi w:val="0"/>
               <w:spacing w:lineRule="auto" w:line="276" w:before="0" w:after="140"/>
-              <w:ind w:hanging="0" w:start="0" w:end="0"/>
+              <w:ind w:hanging="0" w:start="57" w:end="0"/>
               <w:jc w:val="both"/>
               <w:rPr>
                 <w:sz w:val="24"/>
@@ -24501,7 +24058,7 @@
         </w:tc>
         <w:tc>
           <w:tcPr>
-            <w:tcW w:w="1698" w:type="dxa"/>
+            <w:tcW w:w="1700" w:type="dxa"/>
             <w:tcBorders>
               <w:start w:val="single" w:sz="4" w:space="0" w:color="000000"/>
               <w:bottom w:val="single" w:sz="4" w:space="0" w:color="000000"/>
@@ -24589,7 +24146,7 @@
         </w:tc>
         <w:tc>
           <w:tcPr>
-            <w:tcW w:w="6661" w:type="dxa"/>
+            <w:tcW w:w="6659" w:type="dxa"/>
             <w:tcBorders>
               <w:start w:val="single" w:sz="4" w:space="0" w:color="000000"/>
               <w:bottom w:val="single" w:sz="4" w:space="0" w:color="000000"/>
@@ -24599,9 +24156,13 @@
           <w:p>
             <w:pPr>
               <w:pStyle w:val="TableContents"/>
+              <w:widowControl w:val="false"/>
+              <w:suppressLineNumbers/>
+              <w:suppressAutoHyphens w:val="true"/>
+              <w:overflowPunct w:val="true"/>
               <w:bidi w:val="0"/>
               <w:spacing w:lineRule="auto" w:line="276" w:before="0" w:after="140"/>
-              <w:ind w:hanging="0" w:start="0" w:end="0"/>
+              <w:ind w:hanging="0" w:start="57" w:end="0"/>
               <w:jc w:val="both"/>
               <w:rPr>
                 <w:sz w:val="24"/>
@@ -24631,7 +24192,7 @@
         </w:tc>
         <w:tc>
           <w:tcPr>
-            <w:tcW w:w="1698" w:type="dxa"/>
+            <w:tcW w:w="1700" w:type="dxa"/>
             <w:tcBorders>
               <w:start w:val="single" w:sz="4" w:space="0" w:color="000000"/>
               <w:bottom w:val="single" w:sz="4" w:space="0" w:color="000000"/>
@@ -24719,7 +24280,7 @@
         </w:tc>
         <w:tc>
           <w:tcPr>
-            <w:tcW w:w="6661" w:type="dxa"/>
+            <w:tcW w:w="6659" w:type="dxa"/>
             <w:tcBorders>
               <w:start w:val="single" w:sz="4" w:space="0" w:color="000000"/>
               <w:bottom w:val="single" w:sz="4" w:space="0" w:color="000000"/>
@@ -24729,9 +24290,13 @@
           <w:p>
             <w:pPr>
               <w:pStyle w:val="TableContents"/>
+              <w:widowControl w:val="false"/>
+              <w:suppressLineNumbers/>
+              <w:suppressAutoHyphens w:val="true"/>
+              <w:overflowPunct w:val="true"/>
               <w:bidi w:val="0"/>
               <w:spacing w:lineRule="auto" w:line="276" w:before="0" w:after="140"/>
-              <w:ind w:hanging="0" w:start="0" w:end="0"/>
+              <w:ind w:hanging="0" w:start="57" w:end="0"/>
               <w:jc w:val="both"/>
               <w:rPr>
                 <w:sz w:val="24"/>
@@ -24761,7 +24326,7 @@
         </w:tc>
         <w:tc>
           <w:tcPr>
-            <w:tcW w:w="1698" w:type="dxa"/>
+            <w:tcW w:w="1700" w:type="dxa"/>
             <w:tcBorders>
               <w:start w:val="single" w:sz="4" w:space="0" w:color="000000"/>
               <w:bottom w:val="single" w:sz="4" w:space="0" w:color="000000"/>
@@ -24849,7 +24414,7 @@
         </w:tc>
         <w:tc>
           <w:tcPr>
-            <w:tcW w:w="6661" w:type="dxa"/>
+            <w:tcW w:w="6659" w:type="dxa"/>
             <w:tcBorders>
               <w:start w:val="single" w:sz="4" w:space="0" w:color="000000"/>
               <w:bottom w:val="single" w:sz="4" w:space="0" w:color="000000"/>
@@ -24859,9 +24424,13 @@
           <w:p>
             <w:pPr>
               <w:pStyle w:val="TableContents"/>
+              <w:widowControl w:val="false"/>
+              <w:suppressLineNumbers/>
+              <w:suppressAutoHyphens w:val="true"/>
+              <w:overflowPunct w:val="true"/>
               <w:bidi w:val="0"/>
               <w:spacing w:lineRule="auto" w:line="276" w:before="0" w:after="140"/>
-              <w:ind w:hanging="0" w:start="0" w:end="0"/>
+              <w:ind w:hanging="0" w:start="57" w:end="0"/>
               <w:jc w:val="both"/>
               <w:rPr>
                 <w:sz w:val="24"/>
@@ -24891,7 +24460,7 @@
         </w:tc>
         <w:tc>
           <w:tcPr>
-            <w:tcW w:w="1698" w:type="dxa"/>
+            <w:tcW w:w="1700" w:type="dxa"/>
             <w:tcBorders>
               <w:start w:val="single" w:sz="4" w:space="0" w:color="000000"/>
               <w:bottom w:val="single" w:sz="4" w:space="0" w:color="000000"/>
@@ -24973,8 +24542,35 @@
                 <w:effect w:val="none"/>
                 <w:shd w:fill="auto" w:val="clear"/>
               </w:rPr>
-              <w:t xml:space="preserve">Figure </w:t>
-            </w:r>
+              <w:t>Figure 6.1</w:t>
+            </w:r>
+          </w:p>
+        </w:tc>
+        <w:tc>
+          <w:tcPr>
+            <w:tcW w:w="6659" w:type="dxa"/>
+            <w:tcBorders>
+              <w:start w:val="single" w:sz="4" w:space="0" w:color="000000"/>
+              <w:bottom w:val="single" w:sz="4" w:space="0" w:color="000000"/>
+            </w:tcBorders>
+            <w:vAlign w:val="center"/>
+          </w:tcPr>
+          <w:p>
+            <w:pPr>
+              <w:pStyle w:val="TableContents"/>
+              <w:widowControl w:val="false"/>
+              <w:suppressLineNumbers/>
+              <w:suppressAutoHyphens w:val="true"/>
+              <w:overflowPunct w:val="true"/>
+              <w:bidi w:val="0"/>
+              <w:spacing w:lineRule="auto" w:line="276" w:before="0" w:after="140"/>
+              <w:ind w:hanging="0" w:start="57" w:end="0"/>
+              <w:jc w:val="both"/>
+              <w:rPr>
+                <w:sz w:val="24"/>
+                <w:szCs w:val="24"/>
+              </w:rPr>
+            </w:pPr>
             <w:r>
               <w:rPr>
                 <w:rFonts w:ascii="Times New Roman;serif" w:hAnsi="Times New Roman;serif"/>
@@ -24992,74 +24588,13 @@
                 <w:effect w:val="none"/>
                 <w:shd w:fill="auto" w:val="clear"/>
               </w:rPr>
-              <w:t>6</w:t>
-            </w:r>
-            <w:r>
-              <w:rPr>
-                <w:rFonts w:ascii="Times New Roman;serif" w:hAnsi="Times New Roman;serif"/>
-                <w:b w:val="false"/>
-                <w:bCs/>
-                <w:i w:val="false"/>
-                <w:caps w:val="false"/>
-                <w:smallCaps w:val="false"/>
-                <w:strike w:val="false"/>
-                <w:dstrike w:val="false"/>
-                <w:color w:val="000000"/>
-                <w:sz w:val="24"/>
-                <w:szCs w:val="24"/>
-                <w:u w:val="none"/>
-                <w:effect w:val="none"/>
-                <w:shd w:fill="auto" w:val="clear"/>
-              </w:rPr>
-              <w:t>.1</w:t>
+              <w:t>End-to-End Distributed Conversational AI System Flow</w:t>
             </w:r>
           </w:p>
         </w:tc>
         <w:tc>
           <w:tcPr>
-            <w:tcW w:w="6661" w:type="dxa"/>
-            <w:tcBorders>
-              <w:start w:val="single" w:sz="4" w:space="0" w:color="000000"/>
-              <w:bottom w:val="single" w:sz="4" w:space="0" w:color="000000"/>
-            </w:tcBorders>
-            <w:vAlign w:val="center"/>
-          </w:tcPr>
-          <w:p>
-            <w:pPr>
-              <w:pStyle w:val="TableContents"/>
-              <w:bidi w:val="0"/>
-              <w:spacing w:lineRule="auto" w:line="276" w:before="0" w:after="140"/>
-              <w:ind w:hanging="0" w:start="0" w:end="0"/>
-              <w:jc w:val="both"/>
-              <w:rPr>
-                <w:sz w:val="24"/>
-                <w:szCs w:val="24"/>
-              </w:rPr>
-            </w:pPr>
-            <w:r>
-              <w:rPr>
-                <w:rFonts w:ascii="Times New Roman;serif" w:hAnsi="Times New Roman;serif"/>
-                <w:b w:val="false"/>
-                <w:bCs/>
-                <w:i w:val="false"/>
-                <w:caps w:val="false"/>
-                <w:smallCaps w:val="false"/>
-                <w:strike w:val="false"/>
-                <w:dstrike w:val="false"/>
-                <w:color w:val="000000"/>
-                <w:sz w:val="24"/>
-                <w:szCs w:val="24"/>
-                <w:u w:val="none"/>
-                <w:effect w:val="none"/>
-                <w:shd w:fill="auto" w:val="clear"/>
-              </w:rPr>
-              <w:t>End-to-End Distributed Conversational AI System Flow</w:t>
-            </w:r>
-          </w:p>
-        </w:tc>
-        <w:tc>
-          <w:tcPr>
-            <w:tcW w:w="1698" w:type="dxa"/>
+            <w:tcW w:w="1700" w:type="dxa"/>
             <w:tcBorders>
               <w:start w:val="single" w:sz="4" w:space="0" w:color="000000"/>
               <w:bottom w:val="single" w:sz="4" w:space="0" w:color="000000"/>
@@ -25147,7 +24682,7 @@
         </w:tc>
         <w:tc>
           <w:tcPr>
-            <w:tcW w:w="6661" w:type="dxa"/>
+            <w:tcW w:w="6659" w:type="dxa"/>
             <w:tcBorders>
               <w:start w:val="single" w:sz="4" w:space="0" w:color="000000"/>
               <w:bottom w:val="single" w:sz="4" w:space="0" w:color="000000"/>
@@ -25157,9 +24692,13 @@
           <w:p>
             <w:pPr>
               <w:pStyle w:val="TableContents"/>
+              <w:widowControl w:val="false"/>
+              <w:suppressLineNumbers/>
+              <w:suppressAutoHyphens w:val="true"/>
+              <w:overflowPunct w:val="true"/>
               <w:bidi w:val="0"/>
               <w:spacing w:lineRule="auto" w:line="276" w:before="0" w:after="140"/>
-              <w:ind w:hanging="0" w:start="0" w:end="0"/>
+              <w:ind w:hanging="0" w:start="57" w:end="0"/>
               <w:jc w:val="both"/>
               <w:rPr>
                 <w:sz w:val="24"/>
@@ -25189,7 +24728,7 @@
         </w:tc>
         <w:tc>
           <w:tcPr>
-            <w:tcW w:w="1698" w:type="dxa"/>
+            <w:tcW w:w="1700" w:type="dxa"/>
             <w:tcBorders>
               <w:start w:val="single" w:sz="4" w:space="0" w:color="000000"/>
               <w:bottom w:val="single" w:sz="4" w:space="0" w:color="000000"/>
@@ -25271,6 +24810,7 @@
       <w:pPr>
         <w:pStyle w:val="Heading1"/>
         <w:spacing w:before="400" w:after="140"/>
+        <w:ind w:hanging="0" w:start="341" w:end="6"/>
         <w:rPr/>
       </w:pPr>
       <w:r>
@@ -25282,6 +24822,7 @@
       <w:pPr>
         <w:pStyle w:val="Heading1"/>
         <w:spacing w:lineRule="auto" w:line="480" w:before="400" w:after="140"/>
+        <w:ind w:hanging="0" w:start="341" w:end="6"/>
         <w:rPr>
           <w:sz w:val="30"/>
           <w:szCs w:val="30"/>
@@ -25299,6 +24840,7 @@
       <w:pPr>
         <w:pStyle w:val="Heading2"/>
         <w:spacing w:before="300" w:after="110"/>
+        <w:ind w:hanging="0" w:start="785"/>
         <w:rPr/>
       </w:pPr>
       <w:r>
@@ -25338,12 +24880,13 @@
         <w:widowControl w:val="false"/>
         <w:numPr>
           <w:ilvl w:val="0"/>
-          <w:numId w:val="2"/>
+          <w:numId w:val="1"/>
         </w:numPr>
         <w:suppressAutoHyphens w:val="true"/>
+        <w:overflowPunct w:val="true"/>
         <w:bidi w:val="0"/>
         <w:spacing w:lineRule="auto" w:line="360" w:before="60" w:after="60"/>
-        <w:ind w:hanging="360" w:start="1529" w:end="449"/>
+        <w:ind w:hanging="340" w:start="1531" w:end="397"/>
         <w:jc w:val="start"/>
         <w:rPr/>
       </w:pPr>
@@ -25358,12 +24901,13 @@
         <w:widowControl w:val="false"/>
         <w:numPr>
           <w:ilvl w:val="0"/>
-          <w:numId w:val="2"/>
+          <w:numId w:val="1"/>
         </w:numPr>
         <w:suppressAutoHyphens w:val="true"/>
+        <w:overflowPunct w:val="true"/>
         <w:bidi w:val="0"/>
         <w:spacing w:lineRule="auto" w:line="360" w:before="60" w:after="60"/>
-        <w:ind w:hanging="360" w:start="1529" w:end="449"/>
+        <w:ind w:hanging="340" w:start="1531" w:end="397"/>
         <w:jc w:val="start"/>
         <w:rPr/>
       </w:pPr>
@@ -25378,12 +24922,13 @@
         <w:widowControl w:val="false"/>
         <w:numPr>
           <w:ilvl w:val="0"/>
-          <w:numId w:val="2"/>
+          <w:numId w:val="1"/>
         </w:numPr>
         <w:suppressAutoHyphens w:val="true"/>
+        <w:overflowPunct w:val="true"/>
         <w:bidi w:val="0"/>
         <w:spacing w:lineRule="auto" w:line="360" w:before="60" w:after="60"/>
-        <w:ind w:hanging="360" w:start="1529" w:end="449"/>
+        <w:ind w:hanging="340" w:start="1531" w:end="397"/>
         <w:jc w:val="start"/>
         <w:rPr/>
       </w:pPr>
@@ -25398,12 +24943,13 @@
         <w:widowControl w:val="false"/>
         <w:numPr>
           <w:ilvl w:val="0"/>
-          <w:numId w:val="2"/>
+          <w:numId w:val="1"/>
         </w:numPr>
         <w:suppressAutoHyphens w:val="true"/>
+        <w:overflowPunct w:val="true"/>
         <w:bidi w:val="0"/>
         <w:spacing w:lineRule="auto" w:line="360" w:before="60" w:after="60"/>
-        <w:ind w:hanging="360" w:start="1529" w:end="449"/>
+        <w:ind w:hanging="340" w:start="1531" w:end="397"/>
         <w:jc w:val="start"/>
         <w:rPr/>
       </w:pPr>
@@ -25418,12 +24964,13 @@
         <w:widowControl w:val="false"/>
         <w:numPr>
           <w:ilvl w:val="0"/>
-          <w:numId w:val="2"/>
+          <w:numId w:val="1"/>
         </w:numPr>
         <w:suppressAutoHyphens w:val="true"/>
+        <w:overflowPunct w:val="true"/>
         <w:bidi w:val="0"/>
         <w:spacing w:lineRule="auto" w:line="360" w:before="60" w:after="60"/>
-        <w:ind w:hanging="360" w:start="1529" w:end="449"/>
+        <w:ind w:hanging="340" w:start="1531" w:end="397"/>
         <w:jc w:val="start"/>
         <w:rPr/>
       </w:pPr>
@@ -25464,7 +25011,7 @@
         <w:widowControl w:val="false"/>
         <w:numPr>
           <w:ilvl w:val="0"/>
-          <w:numId w:val="2"/>
+          <w:numId w:val="1"/>
         </w:numPr>
         <w:suppressAutoHyphens w:val="true"/>
         <w:bidi w:val="0"/>
@@ -25484,7 +25031,7 @@
         <w:widowControl w:val="false"/>
         <w:numPr>
           <w:ilvl w:val="0"/>
-          <w:numId w:val="2"/>
+          <w:numId w:val="1"/>
         </w:numPr>
         <w:suppressAutoHyphens w:val="true"/>
         <w:bidi w:val="0"/>
@@ -25504,7 +25051,7 @@
         <w:widowControl w:val="false"/>
         <w:numPr>
           <w:ilvl w:val="0"/>
-          <w:numId w:val="2"/>
+          <w:numId w:val="1"/>
         </w:numPr>
         <w:suppressAutoHyphens w:val="true"/>
         <w:bidi w:val="0"/>
@@ -25524,7 +25071,7 @@
         <w:widowControl w:val="false"/>
         <w:numPr>
           <w:ilvl w:val="0"/>
-          <w:numId w:val="2"/>
+          <w:numId w:val="1"/>
         </w:numPr>
         <w:suppressAutoHyphens w:val="true"/>
         <w:bidi w:val="0"/>
@@ -25535,15 +25082,7 @@
       </w:pPr>
       <w:r>
         <w:rPr/>
-        <w:t xml:space="preserve">Interoperable multi-agent systems where specialized AI agents collaborate </w:t>
-      </w:r>
-      <w:r>
-        <w:rPr/>
-        <w:t xml:space="preserve">through </w:t>
-      </w:r>
-      <w:r>
-        <w:rPr/>
-        <w:t>open APIs</w:t>
+        <w:t>Interoperable multi-agent systems where specialized AI agents collaborate through open APIs</w:t>
       </w:r>
     </w:p>
     <w:p>
@@ -25552,7 +25091,7 @@
         <w:widowControl w:val="false"/>
         <w:numPr>
           <w:ilvl w:val="0"/>
-          <w:numId w:val="2"/>
+          <w:numId w:val="1"/>
         </w:numPr>
         <w:suppressAutoHyphens w:val="true"/>
         <w:bidi w:val="0"/>
@@ -25563,19 +25102,7 @@
       </w:pPr>
       <w:r>
         <w:rPr/>
-        <w:t>S</w:t>
-      </w:r>
-      <w:r>
-        <w:rPr/>
-        <w:t xml:space="preserve">calable pipeline components that </w:t>
-      </w:r>
-      <w:r>
-        <w:rPr/>
-        <w:t>are</w:t>
-      </w:r>
-      <w:r>
-        <w:rPr/>
-        <w:t xml:space="preserve"> optimized for their specific functions</w:t>
+        <w:t>Scalable pipeline components that are optimized for their specific functions</w:t>
       </w:r>
     </w:p>
     <w:p>
@@ -25634,6 +25161,7 @@
       <w:pPr>
         <w:pStyle w:val="Heading2"/>
         <w:spacing w:before="300" w:after="110"/>
+        <w:ind w:hanging="0" w:start="785"/>
         <w:rPr/>
       </w:pPr>
       <w:r>
@@ -25647,7 +25175,7 @@
         <w:widowControl w:val="false"/>
         <w:numPr>
           <w:ilvl w:val="0"/>
-          <w:numId w:val="2"/>
+          <w:numId w:val="1"/>
         </w:numPr>
         <w:suppressAutoHyphens w:val="true"/>
         <w:bidi w:val="0"/>
@@ -25667,7 +25195,7 @@
         <w:widowControl w:val="false"/>
         <w:numPr>
           <w:ilvl w:val="0"/>
-          <w:numId w:val="2"/>
+          <w:numId w:val="1"/>
         </w:numPr>
         <w:suppressAutoHyphens w:val="true"/>
         <w:bidi w:val="0"/>
@@ -25687,7 +25215,7 @@
         <w:widowControl w:val="false"/>
         <w:numPr>
           <w:ilvl w:val="0"/>
-          <w:numId w:val="2"/>
+          <w:numId w:val="1"/>
         </w:numPr>
         <w:suppressAutoHyphens w:val="true"/>
         <w:bidi w:val="0"/>
@@ -25698,7 +25226,7 @@
       </w:pPr>
       <w:r>
         <w:rPr/>
-        <w:t>Neural network methods — RNNs, seq2seq models, and attention mechanisms — enabled multi-turn dialogue with significantly improved contextual coherence and intent recognition.</w:t>
+        <w:t>Neural network methods: RNNs, seq2seq models, and attention mechanisms, enabled multi-turn dialogue with significantly improved contextual coherence and intent recognition.</w:t>
       </w:r>
     </w:p>
     <w:p>
@@ -25707,7 +25235,7 @@
         <w:widowControl w:val="false"/>
         <w:numPr>
           <w:ilvl w:val="0"/>
-          <w:numId w:val="2"/>
+          <w:numId w:val="1"/>
         </w:numPr>
         <w:suppressAutoHyphens w:val="true"/>
         <w:bidi w:val="0"/>
@@ -25727,7 +25255,7 @@
         <w:widowControl w:val="false"/>
         <w:numPr>
           <w:ilvl w:val="0"/>
-          <w:numId w:val="2"/>
+          <w:numId w:val="1"/>
         </w:numPr>
         <w:suppressAutoHyphens w:val="true"/>
         <w:bidi w:val="0"/>
@@ -25747,7 +25275,7 @@
         <w:widowControl w:val="false"/>
         <w:numPr>
           <w:ilvl w:val="0"/>
-          <w:numId w:val="2"/>
+          <w:numId w:val="1"/>
         </w:numPr>
         <w:suppressAutoHyphens w:val="true"/>
         <w:bidi w:val="0"/>
@@ -25767,7 +25295,7 @@
         <w:widowControl w:val="false"/>
         <w:numPr>
           <w:ilvl w:val="0"/>
-          <w:numId w:val="2"/>
+          <w:numId w:val="1"/>
         </w:numPr>
         <w:suppressAutoHyphens w:val="true"/>
         <w:bidi w:val="0"/>
@@ -25787,7 +25315,7 @@
         <w:widowControl w:val="false"/>
         <w:numPr>
           <w:ilvl w:val="0"/>
-          <w:numId w:val="2"/>
+          <w:numId w:val="1"/>
         </w:numPr>
         <w:suppressAutoHyphens w:val="true"/>
         <w:bidi w:val="0"/>
@@ -25807,7 +25335,7 @@
         <w:widowControl w:val="false"/>
         <w:numPr>
           <w:ilvl w:val="0"/>
-          <w:numId w:val="2"/>
+          <w:numId w:val="1"/>
         </w:numPr>
         <w:suppressAutoHyphens w:val="true"/>
         <w:bidi w:val="0"/>
@@ -25827,7 +25355,7 @@
         <w:widowControl w:val="false"/>
         <w:numPr>
           <w:ilvl w:val="0"/>
-          <w:numId w:val="2"/>
+          <w:numId w:val="1"/>
         </w:numPr>
         <w:suppressAutoHyphens w:val="true"/>
         <w:bidi w:val="0"/>
@@ -25975,6 +25503,7 @@
       <w:pPr>
         <w:pStyle w:val="Heading2"/>
         <w:spacing w:before="300" w:after="110"/>
+        <w:ind w:hanging="0" w:start="785"/>
         <w:rPr/>
       </w:pPr>
       <w:r>
@@ -25988,7 +25517,7 @@
         <w:widowControl w:val="false"/>
         <w:numPr>
           <w:ilvl w:val="0"/>
-          <w:numId w:val="2"/>
+          <w:numId w:val="1"/>
         </w:numPr>
         <w:suppressAutoHyphens w:val="true"/>
         <w:bidi w:val="0"/>
@@ -26008,7 +25537,7 @@
         <w:widowControl w:val="false"/>
         <w:numPr>
           <w:ilvl w:val="0"/>
-          <w:numId w:val="2"/>
+          <w:numId w:val="1"/>
         </w:numPr>
         <w:suppressAutoHyphens w:val="true"/>
         <w:bidi w:val="0"/>
@@ -26028,7 +25557,7 @@
         <w:widowControl w:val="false"/>
         <w:numPr>
           <w:ilvl w:val="0"/>
-          <w:numId w:val="2"/>
+          <w:numId w:val="1"/>
         </w:numPr>
         <w:suppressAutoHyphens w:val="true"/>
         <w:bidi w:val="0"/>
@@ -26048,7 +25577,7 @@
         <w:widowControl w:val="false"/>
         <w:numPr>
           <w:ilvl w:val="0"/>
-          <w:numId w:val="2"/>
+          <w:numId w:val="1"/>
         </w:numPr>
         <w:suppressAutoHyphens w:val="true"/>
         <w:bidi w:val="0"/>
@@ -26068,7 +25597,7 @@
         <w:widowControl w:val="false"/>
         <w:numPr>
           <w:ilvl w:val="0"/>
-          <w:numId w:val="2"/>
+          <w:numId w:val="1"/>
         </w:numPr>
         <w:suppressAutoHyphens w:val="true"/>
         <w:bidi w:val="0"/>
@@ -26088,7 +25617,7 @@
         <w:widowControl w:val="false"/>
         <w:numPr>
           <w:ilvl w:val="0"/>
-          <w:numId w:val="2"/>
+          <w:numId w:val="1"/>
         </w:numPr>
         <w:suppressAutoHyphens w:val="true"/>
         <w:bidi w:val="0"/>
@@ -26108,7 +25637,7 @@
         <w:widowControl w:val="false"/>
         <w:numPr>
           <w:ilvl w:val="0"/>
-          <w:numId w:val="2"/>
+          <w:numId w:val="1"/>
         </w:numPr>
         <w:suppressAutoHyphens w:val="true"/>
         <w:bidi w:val="0"/>
@@ -26128,7 +25657,7 @@
         <w:widowControl w:val="false"/>
         <w:numPr>
           <w:ilvl w:val="0"/>
-          <w:numId w:val="2"/>
+          <w:numId w:val="1"/>
         </w:numPr>
         <w:suppressAutoHyphens w:val="true"/>
         <w:bidi w:val="0"/>
@@ -26148,7 +25677,7 @@
         <w:widowControl w:val="false"/>
         <w:numPr>
           <w:ilvl w:val="0"/>
-          <w:numId w:val="2"/>
+          <w:numId w:val="1"/>
         </w:numPr>
         <w:suppressAutoHyphens w:val="true"/>
         <w:bidi w:val="0"/>
@@ -26168,7 +25697,7 @@
         <w:widowControl w:val="false"/>
         <w:numPr>
           <w:ilvl w:val="0"/>
-          <w:numId w:val="2"/>
+          <w:numId w:val="1"/>
         </w:numPr>
         <w:suppressAutoHyphens w:val="true"/>
         <w:bidi w:val="0"/>
@@ -26225,6 +25754,7 @@
       <w:pPr>
         <w:pStyle w:val="Heading2"/>
         <w:spacing w:before="300" w:after="110"/>
+        <w:ind w:hanging="0" w:start="785"/>
         <w:rPr/>
       </w:pPr>
       <w:r>
@@ -26238,7 +25768,7 @@
         <w:widowControl w:val="false"/>
         <w:numPr>
           <w:ilvl w:val="0"/>
-          <w:numId w:val="2"/>
+          <w:numId w:val="1"/>
         </w:numPr>
         <w:suppressAutoHyphens w:val="true"/>
         <w:bidi w:val="0"/>
@@ -26258,7 +25788,7 @@
         <w:widowControl w:val="false"/>
         <w:numPr>
           <w:ilvl w:val="0"/>
-          <w:numId w:val="2"/>
+          <w:numId w:val="1"/>
         </w:numPr>
         <w:suppressAutoHyphens w:val="true"/>
         <w:bidi w:val="0"/>
@@ -26278,7 +25808,7 @@
         <w:widowControl w:val="false"/>
         <w:numPr>
           <w:ilvl w:val="0"/>
-          <w:numId w:val="2"/>
+          <w:numId w:val="1"/>
         </w:numPr>
         <w:suppressAutoHyphens w:val="true"/>
         <w:bidi w:val="0"/>
@@ -26298,7 +25828,7 @@
         <w:widowControl w:val="false"/>
         <w:numPr>
           <w:ilvl w:val="0"/>
-          <w:numId w:val="2"/>
+          <w:numId w:val="1"/>
         </w:numPr>
         <w:suppressAutoHyphens w:val="true"/>
         <w:bidi w:val="0"/>
@@ -26318,7 +25848,7 @@
         <w:widowControl w:val="false"/>
         <w:numPr>
           <w:ilvl w:val="0"/>
-          <w:numId w:val="2"/>
+          <w:numId w:val="1"/>
         </w:numPr>
         <w:suppressAutoHyphens w:val="true"/>
         <w:bidi w:val="0"/>
@@ -26338,7 +25868,7 @@
         <w:widowControl w:val="false"/>
         <w:numPr>
           <w:ilvl w:val="0"/>
-          <w:numId w:val="2"/>
+          <w:numId w:val="1"/>
         </w:numPr>
         <w:suppressAutoHyphens w:val="true"/>
         <w:bidi w:val="0"/>
@@ -26358,7 +25888,7 @@
         <w:widowControl w:val="false"/>
         <w:numPr>
           <w:ilvl w:val="0"/>
-          <w:numId w:val="2"/>
+          <w:numId w:val="1"/>
         </w:numPr>
         <w:suppressAutoHyphens w:val="true"/>
         <w:bidi w:val="0"/>
@@ -26378,7 +25908,7 @@
         <w:widowControl w:val="false"/>
         <w:numPr>
           <w:ilvl w:val="0"/>
-          <w:numId w:val="2"/>
+          <w:numId w:val="1"/>
         </w:numPr>
         <w:suppressAutoHyphens w:val="true"/>
         <w:bidi w:val="0"/>
@@ -26398,7 +25928,7 @@
         <w:widowControl w:val="false"/>
         <w:numPr>
           <w:ilvl w:val="0"/>
-          <w:numId w:val="2"/>
+          <w:numId w:val="1"/>
         </w:numPr>
         <w:suppressAutoHyphens w:val="true"/>
         <w:bidi w:val="0"/>
@@ -26418,7 +25948,7 @@
         <w:widowControl w:val="false"/>
         <w:numPr>
           <w:ilvl w:val="0"/>
-          <w:numId w:val="2"/>
+          <w:numId w:val="1"/>
         </w:numPr>
         <w:suppressAutoHyphens w:val="true"/>
         <w:bidi w:val="0"/>
@@ -26521,6 +26051,7 @@
       <w:pPr>
         <w:pStyle w:val="Heading1"/>
         <w:spacing w:before="400" w:after="140"/>
+        <w:ind w:hanging="0" w:start="341" w:end="6"/>
         <w:rPr/>
       </w:pPr>
       <w:r>
@@ -26532,6 +26063,7 @@
       <w:pPr>
         <w:pStyle w:val="Heading1"/>
         <w:spacing w:lineRule="auto" w:line="480" w:before="400" w:after="140"/>
+        <w:ind w:hanging="0" w:start="341" w:end="6"/>
         <w:rPr>
           <w:sz w:val="30"/>
           <w:szCs w:val="30"/>
@@ -26543,25 +26075,6 @@
           <w:szCs w:val="30"/>
         </w:rPr>
         <w:t>LITERATURE SURVEY</w:t>
-      </w:r>
-    </w:p>
-    <w:p>
-      <w:pPr>
-        <w:pStyle w:val="BodyText"/>
-        <w:spacing w:lineRule="auto" w:line="379" w:before="0" w:after="140"/>
-        <w:ind w:start="785" w:end="445"/>
-        <w:jc w:val="both"/>
-        <w:rPr>
-          <w:b/>
-          <w:u w:val="single"/>
-        </w:rPr>
-      </w:pPr>
-      <w:r>
-        <w:rPr>
-          <w:b/>
-          <w:u w:val="single"/>
-        </w:rPr>
-        <w:t>Paper 1:</w:t>
       </w:r>
     </w:p>
     <w:p>
@@ -26769,28 +26282,14 @@
     </w:p>
     <w:p>
       <w:pPr>
-        <w:pStyle w:val="BodyText"/>
-        <w:pBdr>
-          <w:top w:val="single" w:sz="4" w:space="1" w:color="2E74B5"/>
-          <w:left w:val="single" w:sz="4" w:space="4" w:color="2E74B5"/>
-          <w:bottom w:val="single" w:sz="4" w:space="1" w:color="2E74B5"/>
-          <w:right w:val="single" w:sz="4" w:space="4" w:color="2E74B5"/>
-        </w:pBdr>
-        <w:shd w:fill="EBF3FB" w:val="clear"/>
+        <w:pStyle w:val="TableContents"/>
         <w:spacing w:lineRule="auto" w:line="379" w:before="0" w:after="140"/>
         <w:ind w:start="785" w:end="445"/>
         <w:jc w:val="both"/>
-        <w:rPr>
-          <w:b/>
-          <w:u w:val="single"/>
-        </w:rPr>
-      </w:pPr>
-      <w:r>
-        <w:rPr>
-          <w:b/>
-          <w:u w:val="single"/>
-        </w:rPr>
-        <w:t>Paper 2:</w:t>
+        <w:rPr/>
+      </w:pPr>
+      <w:r>
+        <w:rPr/>
       </w:r>
     </w:p>
     <w:p>
@@ -26998,28 +26497,26 @@
     </w:p>
     <w:p>
       <w:pPr>
-        <w:pStyle w:val="BodyText"/>
-        <w:pBdr>
-          <w:top w:val="single" w:sz="4" w:space="1" w:color="2E74B5"/>
-          <w:left w:val="single" w:sz="4" w:space="4" w:color="2E74B5"/>
-          <w:bottom w:val="single" w:sz="4" w:space="1" w:color="2E74B5"/>
-          <w:right w:val="single" w:sz="4" w:space="4" w:color="2E74B5"/>
-        </w:pBdr>
-        <w:shd w:fill="EBF3FB" w:val="clear"/>
+        <w:pStyle w:val="TableContents"/>
         <w:spacing w:lineRule="auto" w:line="379" w:before="0" w:after="140"/>
         <w:ind w:start="785" w:end="445"/>
         <w:jc w:val="both"/>
-        <w:rPr>
-          <w:b/>
-          <w:u w:val="single"/>
-        </w:rPr>
-      </w:pPr>
-      <w:r>
-        <w:rPr>
-          <w:b/>
-          <w:u w:val="single"/>
-        </w:rPr>
-        <w:t>Paper 3:</w:t>
+        <w:rPr/>
+      </w:pPr>
+      <w:r>
+        <w:rPr/>
+      </w:r>
+    </w:p>
+    <w:p>
+      <w:pPr>
+        <w:pStyle w:val="TableContents"/>
+        <w:spacing w:lineRule="auto" w:line="379" w:before="0" w:after="140"/>
+        <w:ind w:start="785" w:end="445"/>
+        <w:jc w:val="both"/>
+        <w:rPr/>
+      </w:pPr>
+      <w:r>
+        <w:rPr/>
       </w:r>
     </w:p>
     <w:p>
@@ -27201,6 +26698,24 @@
     </w:p>
     <w:p>
       <w:pPr>
+        <w:pStyle w:val="TableContents"/>
+        <w:spacing w:before="60" w:after="160"/>
+        <w:ind w:start="785" w:end="445"/>
+        <w:jc w:val="center"/>
+        <w:rPr>
+          <w:b/>
+          <w:sz w:val="22"/>
+        </w:rPr>
+      </w:pPr>
+      <w:r>
+        <w:rPr>
+          <w:b/>
+          <w:sz w:val="22"/>
+        </w:rPr>
+      </w:r>
+    </w:p>
+    <w:p>
+      <w:pPr>
         <w:pStyle w:val="BodyText"/>
         <w:spacing w:lineRule="auto" w:line="379" w:before="0" w:after="140"/>
         <w:ind w:start="785" w:end="445"/>
@@ -27227,25 +26742,20 @@
     </w:p>
     <w:p>
       <w:pPr>
-        <w:pStyle w:val="BodyText"/>
-        <w:pBdr>
-          <w:top w:val="single" w:sz="4" w:space="1" w:color="2E74B5"/>
-          <w:left w:val="single" w:sz="4" w:space="4" w:color="2E74B5"/>
-          <w:bottom w:val="single" w:sz="4" w:space="1" w:color="2E74B5"/>
-          <w:right w:val="single" w:sz="4" w:space="4" w:color="2E74B5"/>
-        </w:pBdr>
-        <w:shd w:fill="EBF3FB" w:val="clear"/>
+        <w:pStyle w:val="TableContents"/>
         <w:spacing w:lineRule="auto" w:line="379" w:before="0" w:after="140"/>
         <w:ind w:start="785" w:end="445"/>
         <w:jc w:val="both"/>
-        <w:rPr/>
-      </w:pPr>
-      <w:r>
         <w:rPr>
           <w:b/>
           <w:u w:val="single"/>
         </w:rPr>
-        <w:t>Paper 4:</w:t>
+      </w:pPr>
+      <w:r>
+        <w:rPr>
+          <w:b/>
+          <w:u w:val="single"/>
+        </w:rPr>
       </w:r>
     </w:p>
     <w:p>
@@ -27453,25 +26963,20 @@
     </w:p>
     <w:p>
       <w:pPr>
-        <w:pStyle w:val="BodyText"/>
-        <w:pBdr>
-          <w:top w:val="single" w:sz="4" w:space="1" w:color="2E74B5"/>
-          <w:left w:val="single" w:sz="4" w:space="4" w:color="2E74B5"/>
-          <w:bottom w:val="single" w:sz="4" w:space="1" w:color="2E74B5"/>
-          <w:right w:val="single" w:sz="4" w:space="4" w:color="2E74B5"/>
-        </w:pBdr>
-        <w:shd w:fill="EBF3FB" w:val="clear"/>
+        <w:pStyle w:val="TableContents"/>
         <w:spacing w:lineRule="auto" w:line="379" w:before="0" w:after="140"/>
         <w:ind w:start="785" w:end="445"/>
         <w:jc w:val="both"/>
-        <w:rPr/>
-      </w:pPr>
-      <w:r>
         <w:rPr>
           <w:b/>
           <w:u w:val="single"/>
         </w:rPr>
-        <w:t>Paper 5:</w:t>
+      </w:pPr>
+      <w:r>
+        <w:rPr>
+          <w:b/>
+          <w:u w:val="single"/>
+        </w:rPr>
       </w:r>
     </w:p>
     <w:p>
@@ -27693,6 +27198,7 @@
       <w:pPr>
         <w:pStyle w:val="Heading1"/>
         <w:spacing w:lineRule="auto" w:line="240" w:before="400" w:after="140"/>
+        <w:ind w:hanging="0" w:start="341" w:end="6"/>
         <w:rPr/>
       </w:pPr>
       <w:r>
@@ -27704,6 +27210,7 @@
       <w:pPr>
         <w:pStyle w:val="Heading1"/>
         <w:spacing w:lineRule="auto" w:line="480" w:before="400" w:after="140"/>
+        <w:ind w:hanging="0" w:start="341" w:end="6"/>
         <w:rPr>
           <w:sz w:val="30"/>
           <w:szCs w:val="30"/>
@@ -27721,6 +27228,7 @@
       <w:pPr>
         <w:pStyle w:val="Heading2"/>
         <w:spacing w:before="300" w:after="110"/>
+        <w:ind w:hanging="0" w:start="785"/>
         <w:rPr/>
       </w:pPr>
       <w:r>
@@ -27981,6 +27489,7 @@
       <w:pPr>
         <w:pStyle w:val="Heading2"/>
         <w:spacing w:before="300" w:after="110"/>
+        <w:ind w:hanging="0" w:start="785"/>
         <w:rPr/>
       </w:pPr>
       <w:r>
@@ -27997,7 +27506,7 @@
           <w:bottom w:val="single" w:sz="4" w:space="1" w:color="2E74B5"/>
           <w:right w:val="single" w:sz="4" w:space="4" w:color="2E74B5"/>
         </w:pBdr>
-        <w:shd w:fill="EBF3FB" w:val="clear"/>
+        <w:shd w:val="clear" w:fill="EBF3FB"/>
         <w:spacing w:lineRule="auto" w:line="379" w:before="0" w:after="140"/>
         <w:ind w:start="785" w:end="445"/>
         <w:jc w:val="both"/>
@@ -28077,6 +27586,7 @@
       <w:pPr>
         <w:pStyle w:val="Heading2"/>
         <w:spacing w:before="300" w:after="110"/>
+        <w:ind w:hanging="0" w:start="785"/>
         <w:rPr/>
       </w:pPr>
       <w:r>
@@ -28251,6 +27761,7 @@
       <w:pPr>
         <w:pStyle w:val="Heading1"/>
         <w:spacing w:before="400" w:after="140"/>
+        <w:ind w:hanging="0" w:start="341" w:end="6"/>
         <w:rPr/>
       </w:pPr>
       <w:r>
@@ -28262,6 +27773,7 @@
       <w:pPr>
         <w:pStyle w:val="Heading1"/>
         <w:spacing w:lineRule="auto" w:line="480" w:before="400" w:after="140"/>
+        <w:ind w:hanging="0" w:start="341" w:end="6"/>
         <w:rPr>
           <w:sz w:val="30"/>
           <w:szCs w:val="30"/>
@@ -28272,20 +27784,14 @@
           <w:sz w:val="30"/>
           <w:szCs w:val="30"/>
         </w:rPr>
-        <w:t xml:space="preserve">DESIGN </w:t>
-      </w:r>
-      <w:r>
-        <w:rPr>
-          <w:sz w:val="30"/>
-          <w:szCs w:val="30"/>
-        </w:rPr>
-        <w:t>METHODOLOGY</w:t>
+        <w:t>DESIGN METHODOLOGY</w:t>
       </w:r>
     </w:p>
     <w:p>
       <w:pPr>
         <w:pStyle w:val="Heading2"/>
         <w:spacing w:before="300" w:after="110"/>
+        <w:ind w:hanging="0" w:start="785"/>
         <w:rPr/>
       </w:pPr>
       <w:r>
@@ -28406,6 +27912,7 @@
       <w:pPr>
         <w:pStyle w:val="Heading2"/>
         <w:spacing w:before="300" w:after="110"/>
+        <w:ind w:hanging="0" w:start="785"/>
         <w:rPr/>
       </w:pPr>
       <w:r>
@@ -28422,7 +27929,7 @@
           <w:bottom w:val="single" w:sz="4" w:space="1" w:color="2E74B5"/>
           <w:right w:val="single" w:sz="4" w:space="4" w:color="2E74B5"/>
         </w:pBdr>
-        <w:shd w:fill="EBF3FB" w:val="clear"/>
+        <w:shd w:val="clear" w:fill="EBF3FB"/>
         <w:spacing w:lineRule="auto" w:line="379" w:before="0" w:after="140"/>
         <w:ind w:start="785" w:end="445"/>
         <w:jc w:val="both"/>
@@ -28533,6 +28040,7 @@
       <w:pPr>
         <w:pStyle w:val="Heading2"/>
         <w:spacing w:before="300" w:after="110"/>
+        <w:ind w:hanging="0" w:start="785"/>
         <w:rPr/>
       </w:pPr>
       <w:r>
@@ -28549,7 +28057,7 @@
           <w:bottom w:val="single" w:sz="4" w:space="1" w:color="2E74B5"/>
           <w:right w:val="single" w:sz="4" w:space="4" w:color="2E74B5"/>
         </w:pBdr>
-        <w:shd w:fill="EBF3FB" w:val="clear"/>
+        <w:shd w:val="clear" w:fill="EBF3FB"/>
         <w:spacing w:lineRule="auto" w:line="379" w:before="0" w:after="140"/>
         <w:ind w:start="785" w:end="445"/>
         <w:jc w:val="both"/>
@@ -28564,7 +28072,7 @@
       <w:pPr>
         <w:pStyle w:val="Heading3"/>
         <w:spacing w:before="220" w:after="80"/>
-        <w:ind w:start="1145"/>
+        <w:ind w:hanging="0" w:start="1145"/>
         <w:rPr/>
       </w:pPr>
       <w:r>
@@ -28589,7 +28097,7 @@
       <w:pPr>
         <w:pStyle w:val="Heading3"/>
         <w:spacing w:before="220" w:after="80"/>
-        <w:ind w:start="1145"/>
+        <w:ind w:hanging="0" w:start="1145"/>
         <w:rPr/>
       </w:pPr>
       <w:r>
@@ -28614,7 +28122,7 @@
       <w:pPr>
         <w:pStyle w:val="Heading3"/>
         <w:spacing w:before="220" w:after="80"/>
-        <w:ind w:start="1145"/>
+        <w:ind w:hanging="0" w:start="1145"/>
         <w:rPr/>
       </w:pPr>
       <w:r>
@@ -28639,6 +28147,7 @@
       <w:pPr>
         <w:pStyle w:val="Heading2"/>
         <w:spacing w:before="300" w:after="110"/>
+        <w:ind w:hanging="0" w:start="785"/>
         <w:rPr/>
       </w:pPr>
       <w:r>
@@ -28663,7 +28172,7 @@
       <w:pPr>
         <w:pStyle w:val="Heading3"/>
         <w:spacing w:before="220" w:after="80"/>
-        <w:ind w:start="1145"/>
+        <w:ind w:hanging="0" w:start="1145"/>
         <w:rPr/>
       </w:pPr>
       <w:r>
@@ -28688,7 +28197,7 @@
       <w:pPr>
         <w:pStyle w:val="Heading3"/>
         <w:spacing w:before="220" w:after="80"/>
-        <w:ind w:start="1145"/>
+        <w:ind w:hanging="0" w:start="1145"/>
         <w:rPr/>
       </w:pPr>
       <w:r>
@@ -28809,6 +28318,7 @@
       <w:pPr>
         <w:pStyle w:val="Heading2"/>
         <w:spacing w:before="300" w:after="110"/>
+        <w:ind w:hanging="0" w:start="785"/>
         <w:rPr/>
       </w:pPr>
       <w:r>
@@ -28825,7 +28335,7 @@
           <w:bottom w:val="single" w:sz="4" w:space="1" w:color="2E74B5"/>
           <w:right w:val="single" w:sz="4" w:space="4" w:color="2E74B5"/>
         </w:pBdr>
-        <w:shd w:fill="EBF3FB" w:val="clear"/>
+        <w:shd w:val="clear" w:fill="EBF3FB"/>
         <w:spacing w:lineRule="auto" w:line="379" w:before="0" w:after="140"/>
         <w:ind w:start="785" w:end="445"/>
         <w:jc w:val="both"/>
@@ -28853,6 +28363,7 @@
       <w:pPr>
         <w:pStyle w:val="Heading2"/>
         <w:spacing w:before="300" w:after="110"/>
+        <w:ind w:hanging="0" w:start="785"/>
         <w:rPr/>
       </w:pPr>
       <w:r>
@@ -29024,6 +28535,7 @@
       <w:pPr>
         <w:pStyle w:val="Heading1"/>
         <w:spacing w:before="400" w:after="140"/>
+        <w:ind w:hanging="0" w:start="341" w:end="6"/>
         <w:rPr/>
       </w:pPr>
       <w:r>
@@ -29035,6 +28547,7 @@
       <w:pPr>
         <w:pStyle w:val="Heading1"/>
         <w:spacing w:lineRule="auto" w:line="480" w:before="400" w:after="140"/>
+        <w:ind w:hanging="0" w:start="341" w:end="6"/>
         <w:rPr>
           <w:sz w:val="28"/>
           <w:szCs w:val="28"/>
@@ -29052,6 +28565,7 @@
       <w:pPr>
         <w:pStyle w:val="Heading2"/>
         <w:spacing w:before="300" w:after="110"/>
+        <w:ind w:hanging="0" w:start="785"/>
         <w:rPr>
           <w:sz w:val="26"/>
           <w:szCs w:val="26"/>
@@ -29325,6 +28839,7 @@
       <w:pPr>
         <w:pStyle w:val="Heading2"/>
         <w:spacing w:before="300" w:after="110"/>
+        <w:ind w:hanging="0" w:start="785"/>
         <w:rPr/>
       </w:pPr>
       <w:r>
@@ -29341,7 +28856,7 @@
           <w:bottom w:val="single" w:sz="4" w:space="1" w:color="2E74B5"/>
           <w:right w:val="single" w:sz="4" w:space="4" w:color="2E74B5"/>
         </w:pBdr>
-        <w:shd w:fill="EBF3FB" w:val="clear"/>
+        <w:shd w:val="clear" w:fill="EBF3FB"/>
         <w:spacing w:lineRule="auto" w:line="379" w:before="0" w:after="140"/>
         <w:ind w:start="785" w:end="445"/>
         <w:jc w:val="both"/>
@@ -29408,6 +28923,7 @@
       <w:pPr>
         <w:pStyle w:val="Heading2"/>
         <w:spacing w:before="300" w:after="110"/>
+        <w:ind w:hanging="0" w:start="785"/>
         <w:rPr/>
       </w:pPr>
       <w:r>
@@ -29476,15 +28992,7 @@
       </w:pPr>
       <w:r>
         <w:rPr/>
-        <w:t xml:space="preserve">A comparative analysis of the five research papers' methodological approaches reveals important differences in experimental rigor and generalizability. Di Leo et al. employed the most rigorous hardware evaluation methodology, testing across three distinct hardware configurations with statistical significance testing of latency and WER differences. Adewumi et al. conducted the most comprehensive literature coverage, surveying 47 open-domain conversational AI systems published between 2018 and 2022. Gosmar et al. provided the most detailed protocol specification, with formal JSON Schema definitions for the conversation envelope format. Gallo et al. employed the most rigorous user study methodology, recruiting </w:t>
-      </w:r>
-      <w:r>
-        <w:rPr/>
-        <w:t>16</w:t>
-      </w:r>
-      <w:r>
-        <w:rPr/>
-        <w:t xml:space="preserve"> participants across three age groups with a counterbalanced within-subjects design. Fu et al. provided the most comprehensive benchmark comparison, evaluating systems across 12 datasets with consistent evaluation metrics.</w:t>
+        <w:t>A comparative analysis of the five research papers' methodological approaches reveals important differences in experimental rigor and generalizability. Di Leo et al. employed the most rigorous hardware evaluation methodology, testing across three distinct hardware configurations with statistical significance testing of latency and WER differences. Adewumi et al. conducted the most comprehensive literature coverage, surveying 47 open-domain conversational AI systems published between 2018 and 2022. Gosmar et al. provided the most detailed protocol specification, with formal JSON Schema definitions for the conversation envelope format. Gallo et al. employed the most rigorous user study methodology, recruiting 16 participants across three age groups with a counterbalanced within-subjects design. Fu et al. provided the most comprehensive benchmark comparison, evaluating systems across 12 datasets with consistent evaluation metrics.</w:t>
       </w:r>
     </w:p>
     <w:p>
@@ -29528,6 +29036,7 @@
       <w:pPr>
         <w:pStyle w:val="Heading1"/>
         <w:spacing w:before="400" w:after="140"/>
+        <w:ind w:hanging="0" w:start="341" w:end="6"/>
         <w:rPr/>
       </w:pPr>
       <w:r>
@@ -29539,6 +29048,7 @@
       <w:pPr>
         <w:pStyle w:val="Heading1"/>
         <w:spacing w:lineRule="auto" w:line="480" w:before="400" w:after="140"/>
+        <w:ind w:hanging="0" w:start="341" w:end="6"/>
         <w:rPr>
           <w:sz w:val="30"/>
           <w:szCs w:val="30"/>
@@ -29556,6 +29066,7 @@
       <w:pPr>
         <w:pStyle w:val="Heading2"/>
         <w:spacing w:before="300" w:after="110"/>
+        <w:ind w:hanging="0" w:start="785"/>
         <w:rPr/>
       </w:pPr>
       <w:r>
@@ -29728,6 +29239,7 @@
       <w:pPr>
         <w:pStyle w:val="Heading2"/>
         <w:spacing w:before="300" w:after="110"/>
+        <w:ind w:hanging="0" w:start="785"/>
         <w:rPr/>
       </w:pPr>
       <w:r>
@@ -29744,7 +29256,7 @@
           <w:bottom w:val="single" w:sz="4" w:space="1" w:color="2E74B5"/>
           <w:right w:val="single" w:sz="4" w:space="4" w:color="2E74B5"/>
         </w:pBdr>
-        <w:shd w:fill="EBF3FB" w:val="clear"/>
+        <w:shd w:val="clear" w:fill="EBF3FB"/>
         <w:spacing w:lineRule="auto" w:line="379" w:before="0" w:after="140"/>
         <w:ind w:start="785" w:end="445"/>
         <w:jc w:val="both"/>
@@ -29837,6 +29349,7 @@
       <w:pPr>
         <w:pStyle w:val="Heading2"/>
         <w:spacing w:before="300" w:after="110"/>
+        <w:ind w:hanging="0" w:start="785"/>
         <w:rPr/>
       </w:pPr>
       <w:r>
@@ -29848,7 +29361,7 @@
       <w:pPr>
         <w:pStyle w:val="Heading3"/>
         <w:spacing w:before="220" w:after="80"/>
-        <w:ind w:start="1145"/>
+        <w:ind w:hanging="0" w:start="1145"/>
         <w:rPr/>
       </w:pPr>
       <w:r>
@@ -29925,7 +29438,7 @@
       <w:pPr>
         <w:pStyle w:val="Heading3"/>
         <w:spacing w:before="220" w:after="80"/>
-        <w:ind w:start="1145"/>
+        <w:ind w:hanging="0" w:start="1145"/>
         <w:rPr/>
       </w:pPr>
       <w:r>
@@ -30059,6 +29572,7 @@
       <w:pPr>
         <w:pStyle w:val="Heading2"/>
         <w:spacing w:before="300" w:after="110"/>
+        <w:ind w:hanging="0" w:start="785"/>
         <w:rPr/>
       </w:pPr>
       <w:r>
@@ -30135,6 +29649,7 @@
       <w:pPr>
         <w:pStyle w:val="Heading2"/>
         <w:spacing w:before="300" w:after="110"/>
+        <w:ind w:hanging="0" w:start="785"/>
         <w:rPr/>
       </w:pPr>
       <w:r>
@@ -30198,6 +29713,7 @@
       <w:pPr>
         <w:pStyle w:val="Heading2"/>
         <w:spacing w:before="300" w:after="110"/>
+        <w:ind w:hanging="0" w:start="785"/>
         <w:rPr/>
       </w:pPr>
       <w:r>
@@ -30324,6 +29840,7 @@
       <w:pPr>
         <w:pStyle w:val="Heading2"/>
         <w:spacing w:before="300" w:after="110"/>
+        <w:ind w:hanging="0" w:start="785"/>
         <w:rPr/>
       </w:pPr>
       <w:r>
@@ -30480,9 +29997,21 @@
     </w:p>
     <w:p>
       <w:pPr>
+        <w:pStyle w:val="TableContents"/>
+        <w:spacing w:lineRule="auto" w:line="379" w:before="0" w:after="140"/>
+        <w:ind w:start="785" w:end="445"/>
+        <w:jc w:val="both"/>
+        <w:rPr/>
+      </w:pPr>
+      <w:r>
+        <w:rPr/>
+      </w:r>
+    </w:p>
+    <w:p>
+      <w:pPr>
         <w:pStyle w:val="Heading1"/>
         <w:spacing w:before="400" w:after="140"/>
-        <w:ind w:start="0" w:end="0"/>
+        <w:ind w:hanging="0" w:start="0" w:end="0"/>
         <w:jc w:val="center"/>
         <w:rPr/>
       </w:pPr>
@@ -31055,7 +30584,7 @@
       <mc:AlternateContent>
         <mc:Choice Requires="wps">
           <w:drawing>
-            <wp:anchor distT="0" distB="0" distL="0" distR="0" simplePos="0" relativeHeight="4" behindDoc="1" locked="0" layoutInCell="0" allowOverlap="1">
+            <wp:anchor distT="0" distB="0" distL="0" distR="0" simplePos="0" relativeHeight="16" behindDoc="1" locked="0" layoutInCell="0" allowOverlap="1">
               <wp:simplePos x="0" y="0"/>
               <wp:positionH relativeFrom="page">
                 <wp:posOffset>4733925</wp:posOffset>
@@ -31272,7 +30801,7 @@
       <mc:AlternateContent>
         <mc:Choice Requires="wps">
           <w:drawing>
-            <wp:anchor distT="0" distB="0" distL="0" distR="0" simplePos="0" relativeHeight="8" behindDoc="1" locked="0" layoutInCell="0" allowOverlap="1">
+            <wp:anchor distT="0" distB="0" distL="0" distR="0" simplePos="0" relativeHeight="20" behindDoc="1" locked="0" layoutInCell="0" allowOverlap="1">
               <wp:simplePos x="0" y="0"/>
               <wp:positionH relativeFrom="page">
                 <wp:posOffset>0</wp:posOffset>
@@ -31442,12 +30971,10 @@
           </w:pict>
         </mc:Fallback>
       </mc:AlternateContent>
-    </w:r>
-    <w:r>
       <mc:AlternateContent>
         <mc:Choice Requires="wps">
           <w:drawing>
-            <wp:anchor distT="72390" distB="72390" distL="0" distR="0" simplePos="0" relativeHeight="0" behindDoc="1" locked="0" layoutInCell="1" allowOverlap="1">
+            <wp:anchor distT="0" distB="0" distL="0" distR="0" simplePos="0" relativeHeight="27" behindDoc="1" locked="0" layoutInCell="0" allowOverlap="1">
               <wp:simplePos x="0" y="0"/>
               <wp:positionH relativeFrom="page">
                 <wp:posOffset>0</wp:posOffset>
@@ -31462,19 +30989,26 @@
               <a:graphic xmlns:a="http://schemas.openxmlformats.org/drawingml/2006/main">
                 <a:graphicData uri="http://schemas.microsoft.com/office/word/2010/wordprocessingShape">
                   <wps:wsp>
-                    <wps:cNvSpPr txBox="1"/>
+                    <wps:cNvSpPr/>
                     <wps:spPr>
                       <a:xfrm>
                         <a:off x="0" y="0"/>
-                        <a:ext cx="1592580" cy="195580"/>
+                        <a:ext cx="1592640" cy="195480"/>
                       </a:xfrm>
-                      <a:prstGeom prst="rect"/>
-                      <a:solidFill>
-                        <a:srgbClr val="FFFFFF">
-                          <a:alpha val="0"/>
-                        </a:srgbClr>
-                      </a:solidFill>
+                      <a:prstGeom prst="rect">
+                        <a:avLst/>
+                      </a:prstGeom>
+                      <a:noFill/>
+                      <a:ln w="0">
+                        <a:noFill/>
+                      </a:ln>
                     </wps:spPr>
+                    <wps:style>
+                      <a:lnRef idx="0"/>
+                      <a:fillRef idx="0"/>
+                      <a:effectRef idx="0"/>
+                      <a:fontRef idx="minor"/>
+                    </wps:style>
                     <wps:txbx>
                       <w:txbxContent>
                         <w:p>
@@ -31533,7 +31067,7 @@
                         </w:p>
                       </w:txbxContent>
                     </wps:txbx>
-                    <wps:bodyPr anchor="t" lIns="0" tIns="0" rIns="0" bIns="0">
+                    <wps:bodyPr lIns="0" rIns="0" tIns="0" bIns="0" anchor="t">
                       <a:noAutofit/>
                     </wps:bodyPr>
                   </wps:wsp>
@@ -31544,8 +31078,10 @@
         </mc:Choice>
         <mc:Fallback>
           <w:pict>
-            <v:rect style="position:absolute;rotation:-0;width:125.4pt;height:15.4pt;mso-wrap-distance-left:0pt;mso-wrap-distance-right:0pt;mso-wrap-distance-top:5.7pt;mso-wrap-distance-bottom:5.7pt;margin-top:0pt;mso-position-vertical-relative:page;margin-left:0pt;mso-position-horizontal-relative:page">
-              <v:textbox inset="0in,0in,0in,0in">
+            <v:rect id="shape_0" stroked="f" o:allowincell="f" style="position:absolute;margin-left:0pt;margin-top:0pt;width:125.35pt;height:15.35pt;mso-wrap-style:square;v-text-anchor:top;mso-position-horizontal-relative:page;mso-position-vertical-relative:page">
+              <v:fill o:detectmouseclick="t" on="false"/>
+              <v:stroke color="#3465a4" joinstyle="round" endcap="flat"/>
+              <v:textbox>
                 <w:txbxContent>
                   <w:p>
                     <w:pPr>
@@ -31608,12 +31144,10 @@
           </w:pict>
         </mc:Fallback>
       </mc:AlternateContent>
-    </w:r>
-    <w:r>
       <mc:AlternateContent>
         <mc:Choice Requires="wps">
           <w:drawing>
-            <wp:anchor distT="72390" distB="72390" distL="0" distR="0" simplePos="0" relativeHeight="0" behindDoc="1" locked="0" layoutInCell="1" allowOverlap="1">
+            <wp:anchor distT="0" distB="0" distL="0" distR="0" simplePos="0" relativeHeight="28" behindDoc="1" locked="0" layoutInCell="0" allowOverlap="1">
               <wp:simplePos x="0" y="0"/>
               <wp:positionH relativeFrom="page">
                 <wp:posOffset>0</wp:posOffset>
@@ -31628,19 +31162,26 @@
               <a:graphic xmlns:a="http://schemas.openxmlformats.org/drawingml/2006/main">
                 <a:graphicData uri="http://schemas.microsoft.com/office/word/2010/wordprocessingShape">
                   <wps:wsp>
-                    <wps:cNvSpPr txBox="1"/>
+                    <wps:cNvSpPr/>
                     <wps:spPr>
                       <a:xfrm>
                         <a:off x="0" y="0"/>
-                        <a:ext cx="1592580" cy="195580"/>
+                        <a:ext cx="1592640" cy="195480"/>
                       </a:xfrm>
-                      <a:prstGeom prst="rect"/>
-                      <a:solidFill>
-                        <a:srgbClr val="FFFFFF">
-                          <a:alpha val="0"/>
-                        </a:srgbClr>
-                      </a:solidFill>
+                      <a:prstGeom prst="rect">
+                        <a:avLst/>
+                      </a:prstGeom>
+                      <a:noFill/>
+                      <a:ln w="0">
+                        <a:noFill/>
+                      </a:ln>
                     </wps:spPr>
+                    <wps:style>
+                      <a:lnRef idx="0"/>
+                      <a:fillRef idx="0"/>
+                      <a:effectRef idx="0"/>
+                      <a:fontRef idx="minor"/>
+                    </wps:style>
                     <wps:txbx>
                       <w:txbxContent>
                         <w:p>
@@ -31699,7 +31240,7 @@
                         </w:p>
                       </w:txbxContent>
                     </wps:txbx>
-                    <wps:bodyPr anchor="t" lIns="0" tIns="0" rIns="0" bIns="0">
+                    <wps:bodyPr lIns="0" rIns="0" tIns="0" bIns="0" anchor="t">
                       <a:noAutofit/>
                     </wps:bodyPr>
                   </wps:wsp>
@@ -31710,8 +31251,10 @@
         </mc:Choice>
         <mc:Fallback>
           <w:pict>
-            <v:rect style="position:absolute;rotation:-0;width:125.4pt;height:15.4pt;mso-wrap-distance-left:0pt;mso-wrap-distance-right:0pt;mso-wrap-distance-top:5.7pt;mso-wrap-distance-bottom:5.7pt;margin-top:0pt;mso-position-vertical-relative:page;margin-left:0pt;mso-position-horizontal-relative:page">
-              <v:textbox inset="0in,0in,0in,0in">
+            <v:rect id="shape_0" stroked="f" o:allowincell="f" style="position:absolute;margin-left:0pt;margin-top:0pt;width:125.35pt;height:15.35pt;mso-wrap-style:square;v-text-anchor:top;mso-position-horizontal-relative:page;mso-position-vertical-relative:page">
+              <v:fill o:detectmouseclick="t" on="false"/>
+              <v:stroke color="#3465a4" joinstyle="round" endcap="flat"/>
+              <v:textbox>
                 <w:txbxContent>
                   <w:p>
                     <w:pPr>
@@ -31972,7 +31515,7 @@
       <mc:AlternateContent>
         <mc:Choice Requires="wps">
           <w:drawing>
-            <wp:anchor distT="0" distB="0" distL="0" distR="0" simplePos="0" relativeHeight="6" behindDoc="1" locked="0" layoutInCell="0" allowOverlap="1">
+            <wp:anchor distT="0" distB="0" distL="635" distR="0" simplePos="0" relativeHeight="18" behindDoc="1" locked="0" layoutInCell="0" allowOverlap="1">
               <wp:simplePos x="0" y="0"/>
               <wp:positionH relativeFrom="page">
                 <wp:posOffset>845820</wp:posOffset>
@@ -32111,7 +31654,7 @@
       <mc:AlternateContent>
         <mc:Choice Requires="wps">
           <w:drawing>
-            <wp:anchor distT="0" distB="0" distL="0" distR="0" simplePos="0" relativeHeight="9" behindDoc="1" locked="0" layoutInCell="0" allowOverlap="1">
+            <wp:anchor distT="0" distB="0" distL="635" distR="0" simplePos="0" relativeHeight="21" behindDoc="1" locked="0" layoutInCell="0" allowOverlap="1">
               <wp:simplePos x="0" y="0"/>
               <wp:positionH relativeFrom="page">
                 <wp:posOffset>4961255</wp:posOffset>
@@ -32301,7 +31844,13 @@
   <w:p>
     <w:pPr>
       <w:pStyle w:val="BodyText"/>
-      <w:spacing w:lineRule="auto" w:line="14"/>
+      <w:widowControl w:val="false"/>
+      <w:suppressAutoHyphens w:val="true"/>
+      <w:overflowPunct w:val="true"/>
+      <w:bidi w:val="0"/>
+      <w:spacing w:lineRule="auto" w:line="14" w:before="0" w:after="0"/>
+      <w:ind w:hanging="0" w:start="5329" w:end="0"/>
+      <w:jc w:val="start"/>
       <w:rPr>
         <w:sz w:val="2"/>
       </w:rPr>
@@ -32310,6 +31859,146 @@
       <w:rPr>
         <w:sz w:val="2"/>
       </w:rPr>
+    </w:r>
+  </w:p>
+  <w:p>
+    <w:pPr>
+      <w:pStyle w:val="BodyText"/>
+      <w:widowControl w:val="false"/>
+      <w:suppressAutoHyphens w:val="true"/>
+      <w:overflowPunct w:val="true"/>
+      <w:bidi w:val="0"/>
+      <w:spacing w:lineRule="auto" w:line="14" w:before="0" w:after="0"/>
+      <w:ind w:hanging="0" w:start="5329" w:end="0"/>
+      <w:jc w:val="start"/>
+      <w:rPr>
+        <w:sz w:val="2"/>
+      </w:rPr>
+    </w:pPr>
+    <w:r>
+      <w:rPr>
+        <w:sz w:val="2"/>
+      </w:rPr>
+    </w:r>
+  </w:p>
+  <w:p>
+    <w:pPr>
+      <w:pStyle w:val="BodyText"/>
+      <w:widowControl w:val="false"/>
+      <w:suppressAutoHyphens w:val="true"/>
+      <w:overflowPunct w:val="true"/>
+      <w:bidi w:val="0"/>
+      <w:spacing w:lineRule="auto" w:line="14" w:before="0" w:after="0"/>
+      <w:ind w:hanging="0" w:start="5329" w:end="0"/>
+      <w:jc w:val="start"/>
+      <w:rPr>
+        <w:sz w:val="2"/>
+      </w:rPr>
+    </w:pPr>
+    <w:r>
+      <w:rPr>
+        <w:sz w:val="2"/>
+      </w:rPr>
+    </w:r>
+  </w:p>
+  <w:p>
+    <w:pPr>
+      <w:pStyle w:val="BodyText"/>
+      <w:widowControl w:val="false"/>
+      <w:suppressAutoHyphens w:val="true"/>
+      <w:overflowPunct w:val="true"/>
+      <w:bidi w:val="0"/>
+      <w:spacing w:lineRule="auto" w:line="14" w:before="0" w:after="0"/>
+      <w:ind w:hanging="0" w:start="5329" w:end="0"/>
+      <w:jc w:val="start"/>
+      <w:rPr>
+        <w:sz w:val="2"/>
+      </w:rPr>
+    </w:pPr>
+    <w:r>
+      <w:rPr>
+        <w:sz w:val="2"/>
+      </w:rPr>
+    </w:r>
+  </w:p>
+  <w:p>
+    <w:pPr>
+      <w:pStyle w:val="BodyText"/>
+      <w:widowControl w:val="false"/>
+      <w:suppressAutoHyphens w:val="true"/>
+      <w:overflowPunct w:val="true"/>
+      <w:bidi w:val="0"/>
+      <w:spacing w:lineRule="auto" w:line="14" w:before="0" w:after="0"/>
+      <w:ind w:hanging="0" w:start="5329" w:end="0"/>
+      <w:jc w:val="start"/>
+      <w:rPr>
+        <w:sz w:val="2"/>
+      </w:rPr>
+    </w:pPr>
+    <w:r>
+      <w:rPr>
+        <w:sz w:val="2"/>
+      </w:rPr>
+    </w:r>
+  </w:p>
+  <w:p>
+    <w:pPr>
+      <w:pStyle w:val="BodyText"/>
+      <w:widowControl w:val="false"/>
+      <w:suppressAutoHyphens w:val="true"/>
+      <w:overflowPunct w:val="true"/>
+      <w:bidi w:val="0"/>
+      <w:spacing w:lineRule="auto" w:line="14" w:before="0" w:after="0"/>
+      <w:ind w:hanging="0" w:start="5329" w:end="0"/>
+      <w:jc w:val="start"/>
+      <w:rPr>
+        <w:sz w:val="2"/>
+      </w:rPr>
+    </w:pPr>
+    <w:r>
+      <w:rPr>
+        <w:sz w:val="2"/>
+      </w:rPr>
+    </w:r>
+  </w:p>
+  <w:p>
+    <w:pPr>
+      <w:pStyle w:val="BodyText"/>
+      <w:widowControl w:val="false"/>
+      <w:suppressAutoHyphens w:val="true"/>
+      <w:overflowPunct w:val="true"/>
+      <w:bidi w:val="0"/>
+      <w:spacing w:lineRule="auto" w:line="14" w:before="0" w:after="0"/>
+      <w:ind w:hanging="0" w:start="5613" w:end="0"/>
+      <w:jc w:val="start"/>
+      <w:rPr>
+        <w:sz w:val="2"/>
+      </w:rPr>
+    </w:pPr>
+    <w:r>
+      <w:rPr>
+        <w:rFonts w:ascii="Times New Roman;serif" w:hAnsi="Times New Roman;serif"/>
+        <w:b w:val="false"/>
+        <w:bCs/>
+        <w:i w:val="false"/>
+        <w:caps w:val="false"/>
+        <w:smallCaps w:val="false"/>
+        <w:strike w:val="false"/>
+        <w:dstrike w:val="false"/>
+        <w:color w:val="000000"/>
+        <w:sz w:val="26"/>
+        <w:szCs w:val="32"/>
+        <w:u w:val="none"/>
+        <w:effect w:val="none"/>
+        <w:shd w:fill="auto" w:val="clear"/>
+      </w:rPr>
+      <w:t>i</w:t>
+    </w:r>
+    <w:r>
+      <w:rPr>
+        <w:sz w:val="2"/>
+      </w:rPr>
+      <w:t>i</w:t>
     </w:r>
   </w:p>
 </w:ftr>
@@ -32358,7 +32047,6 @@
         <w:effect w:val="none"/>
         <w:shd w:fill="auto" w:val="clear"/>
       </w:rPr>
-      <w:t>i</w:t>
     </w:r>
   </w:p>
 </w:ftr>
@@ -32392,7 +32080,7 @@
     </w:r>
     <w:r>
       <w:rPr/>
-      <w:t>18</w:t>
+      <w:t>2</w:t>
     </w:r>
     <w:r>
       <w:rPr/>
@@ -32424,7 +32112,7 @@
     </w:r>
     <w:r>
       <w:rPr/>
-      <w:t>19</w:t>
+      <w:t>3</w:t>
     </w:r>
     <w:r>
       <w:rPr/>
@@ -32552,7 +32240,7 @@
       <mc:AlternateContent>
         <mc:Choice Requires="wps">
           <w:drawing>
-            <wp:anchor distT="0" distB="0" distL="0" distR="0" simplePos="0" relativeHeight="2" behindDoc="1" locked="0" layoutInCell="0" allowOverlap="1">
+            <wp:anchor distT="0" distB="0" distL="635" distR="0" simplePos="0" relativeHeight="14" behindDoc="1" locked="0" layoutInCell="0" allowOverlap="1">
               <wp:simplePos x="0" y="0"/>
               <wp:positionH relativeFrom="page">
                 <wp:posOffset>0</wp:posOffset>
@@ -32691,7 +32379,7 @@
       <mc:AlternateContent>
         <mc:Choice Requires="wps">
           <w:drawing>
-            <wp:anchor distT="0" distB="0" distL="0" distR="0" simplePos="0" relativeHeight="3" behindDoc="1" locked="0" layoutInCell="0" allowOverlap="1">
+            <wp:anchor distT="0" distB="0" distL="635" distR="0" simplePos="0" relativeHeight="15" behindDoc="1" locked="0" layoutInCell="0" allowOverlap="1">
               <wp:simplePos x="0" y="0"/>
               <wp:positionH relativeFrom="page">
                 <wp:posOffset>0</wp:posOffset>
@@ -32827,12 +32515,10 @@
           </w:pict>
         </mc:Fallback>
       </mc:AlternateContent>
-    </w:r>
-    <w:r>
       <mc:AlternateContent>
         <mc:Choice Requires="wps">
           <w:drawing>
-            <wp:anchor distT="72390" distB="72390" distL="0" distR="0" simplePos="0" relativeHeight="0" behindDoc="1" locked="0" layoutInCell="1" allowOverlap="1">
+            <wp:anchor distT="0" distB="0" distL="0" distR="0" simplePos="0" relativeHeight="23" behindDoc="1" locked="0" layoutInCell="0" allowOverlap="1">
               <wp:simplePos x="0" y="0"/>
               <wp:positionH relativeFrom="page">
                 <wp:posOffset>0</wp:posOffset>
@@ -32847,19 +32533,26 @@
               <a:graphic xmlns:a="http://schemas.openxmlformats.org/drawingml/2006/main">
                 <a:graphicData uri="http://schemas.microsoft.com/office/word/2010/wordprocessingShape">
                   <wps:wsp>
-                    <wps:cNvSpPr txBox="1"/>
+                    <wps:cNvSpPr/>
                     <wps:spPr>
                       <a:xfrm>
                         <a:off x="0" y="0"/>
-                        <a:ext cx="996315" cy="195580"/>
+                        <a:ext cx="996480" cy="195480"/>
                       </a:xfrm>
-                      <a:prstGeom prst="rect"/>
-                      <a:solidFill>
-                        <a:srgbClr val="FFFFFF">
-                          <a:alpha val="0"/>
-                        </a:srgbClr>
-                      </a:solidFill>
+                      <a:prstGeom prst="rect">
+                        <a:avLst/>
+                      </a:prstGeom>
+                      <a:noFill/>
+                      <a:ln w="0">
+                        <a:noFill/>
+                      </a:ln>
                     </wps:spPr>
+                    <wps:style>
+                      <a:lnRef idx="0"/>
+                      <a:fillRef idx="0"/>
+                      <a:effectRef idx="0"/>
+                      <a:fontRef idx="minor"/>
+                    </wps:style>
                     <wps:txbx>
                       <w:txbxContent>
                         <w:p>
@@ -32901,7 +32594,7 @@
                         </w:p>
                       </w:txbxContent>
                     </wps:txbx>
-                    <wps:bodyPr anchor="t" lIns="0" tIns="0" rIns="0" bIns="0">
+                    <wps:bodyPr lIns="0" rIns="0" tIns="0" bIns="0" anchor="t">
                       <a:noAutofit/>
                     </wps:bodyPr>
                   </wps:wsp>
@@ -32912,8 +32605,10 @@
         </mc:Choice>
         <mc:Fallback>
           <w:pict>
-            <v:rect style="position:absolute;rotation:-0;width:78.45pt;height:15.4pt;mso-wrap-distance-left:0pt;mso-wrap-distance-right:0pt;mso-wrap-distance-top:5.7pt;mso-wrap-distance-bottom:5.7pt;margin-top:0pt;mso-position-vertical-relative:page;margin-left:0pt;mso-position-horizontal-relative:page">
-              <v:textbox inset="0in,0in,0in,0in">
+            <v:rect id="shape_0" stroked="f" o:allowincell="f" style="position:absolute;margin-left:0pt;margin-top:0pt;width:78.4pt;height:15.35pt;mso-wrap-style:square;v-text-anchor:top;mso-position-horizontal-relative:page;mso-position-vertical-relative:page">
+              <v:fill o:detectmouseclick="t" on="false"/>
+              <v:stroke color="#3465a4" joinstyle="round" endcap="flat"/>
+              <v:textbox>
                 <w:txbxContent>
                   <w:p>
                     <w:pPr>
@@ -32959,12 +32654,10 @@
           </w:pict>
         </mc:Fallback>
       </mc:AlternateContent>
-    </w:r>
-    <w:r>
       <mc:AlternateContent>
         <mc:Choice Requires="wps">
           <w:drawing>
-            <wp:anchor distT="72390" distB="72390" distL="0" distR="0" simplePos="0" relativeHeight="0" behindDoc="1" locked="0" layoutInCell="1" allowOverlap="1">
+            <wp:anchor distT="0" distB="0" distL="0" distR="0" simplePos="0" relativeHeight="24" behindDoc="1" locked="0" layoutInCell="0" allowOverlap="1">
               <wp:simplePos x="0" y="0"/>
               <wp:positionH relativeFrom="page">
                 <wp:posOffset>0</wp:posOffset>
@@ -32979,19 +32672,26 @@
               <a:graphic xmlns:a="http://schemas.openxmlformats.org/drawingml/2006/main">
                 <a:graphicData uri="http://schemas.microsoft.com/office/word/2010/wordprocessingShape">
                   <wps:wsp>
-                    <wps:cNvSpPr txBox="1"/>
+                    <wps:cNvSpPr/>
                     <wps:spPr>
                       <a:xfrm>
                         <a:off x="0" y="0"/>
-                        <a:ext cx="996315" cy="195580"/>
+                        <a:ext cx="996480" cy="195480"/>
                       </a:xfrm>
-                      <a:prstGeom prst="rect"/>
-                      <a:solidFill>
-                        <a:srgbClr val="FFFFFF">
-                          <a:alpha val="0"/>
-                        </a:srgbClr>
-                      </a:solidFill>
+                      <a:prstGeom prst="rect">
+                        <a:avLst/>
+                      </a:prstGeom>
+                      <a:noFill/>
+                      <a:ln w="0">
+                        <a:noFill/>
+                      </a:ln>
                     </wps:spPr>
+                    <wps:style>
+                      <a:lnRef idx="0"/>
+                      <a:fillRef idx="0"/>
+                      <a:effectRef idx="0"/>
+                      <a:fontRef idx="minor"/>
+                    </wps:style>
                     <wps:txbx>
                       <w:txbxContent>
                         <w:p>
@@ -33033,7 +32733,7 @@
                         </w:p>
                       </w:txbxContent>
                     </wps:txbx>
-                    <wps:bodyPr anchor="t" lIns="0" tIns="0" rIns="0" bIns="0">
+                    <wps:bodyPr lIns="0" rIns="0" tIns="0" bIns="0" anchor="t">
                       <a:noAutofit/>
                     </wps:bodyPr>
                   </wps:wsp>
@@ -33044,8 +32744,10 @@
         </mc:Choice>
         <mc:Fallback>
           <w:pict>
-            <v:rect style="position:absolute;rotation:-0;width:78.45pt;height:15.4pt;mso-wrap-distance-left:0pt;mso-wrap-distance-right:0pt;mso-wrap-distance-top:5.7pt;mso-wrap-distance-bottom:5.7pt;margin-top:0pt;mso-position-vertical-relative:page;margin-left:0pt;mso-position-horizontal-relative:page">
-              <v:textbox inset="0in,0in,0in,0in">
+            <v:rect id="shape_0" stroked="f" o:allowincell="f" style="position:absolute;margin-left:0pt;margin-top:0pt;width:78.4pt;height:15.35pt;mso-wrap-style:square;v-text-anchor:top;mso-position-horizontal-relative:page;mso-position-vertical-relative:page">
+              <v:fill o:detectmouseclick="t" on="false"/>
+              <v:stroke color="#3465a4" joinstyle="round" endcap="flat"/>
+              <v:textbox>
                 <w:txbxContent>
                   <w:p>
                     <w:pPr>
@@ -33091,12 +32793,10 @@
           </w:pict>
         </mc:Fallback>
       </mc:AlternateContent>
-    </w:r>
-    <w:r>
       <mc:AlternateContent>
         <mc:Choice Requires="wps">
           <w:drawing>
-            <wp:anchor distT="72390" distB="72390" distL="0" distR="0" simplePos="0" relativeHeight="0" behindDoc="1" locked="0" layoutInCell="1" allowOverlap="1">
+            <wp:anchor distT="0" distB="0" distL="0" distR="0" simplePos="0" relativeHeight="25" behindDoc="1" locked="0" layoutInCell="0" allowOverlap="1">
               <wp:simplePos x="0" y="0"/>
               <wp:positionH relativeFrom="page">
                 <wp:posOffset>0</wp:posOffset>
@@ -33111,19 +32811,26 @@
               <a:graphic xmlns:a="http://schemas.openxmlformats.org/drawingml/2006/main">
                 <a:graphicData uri="http://schemas.microsoft.com/office/word/2010/wordprocessingShape">
                   <wps:wsp>
-                    <wps:cNvSpPr txBox="1"/>
+                    <wps:cNvSpPr/>
                     <wps:spPr>
                       <a:xfrm>
                         <a:off x="0" y="0"/>
-                        <a:ext cx="1363345" cy="195580"/>
+                        <a:ext cx="1363320" cy="195480"/>
                       </a:xfrm>
-                      <a:prstGeom prst="rect"/>
-                      <a:solidFill>
-                        <a:srgbClr val="FFFFFF">
-                          <a:alpha val="0"/>
-                        </a:srgbClr>
-                      </a:solidFill>
+                      <a:prstGeom prst="rect">
+                        <a:avLst/>
+                      </a:prstGeom>
+                      <a:noFill/>
+                      <a:ln w="0">
+                        <a:noFill/>
+                      </a:ln>
                     </wps:spPr>
+                    <wps:style>
+                      <a:lnRef idx="0"/>
+                      <a:fillRef idx="0"/>
+                      <a:effectRef idx="0"/>
+                      <a:fontRef idx="minor"/>
+                    </wps:style>
                     <wps:txbx>
                       <w:txbxContent>
                         <w:p>
@@ -33165,7 +32872,7 @@
                         </w:p>
                       </w:txbxContent>
                     </wps:txbx>
-                    <wps:bodyPr anchor="t" lIns="0" tIns="0" rIns="0" bIns="0">
+                    <wps:bodyPr lIns="0" rIns="0" tIns="0" bIns="0" anchor="t">
                       <a:noAutofit/>
                     </wps:bodyPr>
                   </wps:wsp>
@@ -33176,8 +32883,10 @@
         </mc:Choice>
         <mc:Fallback>
           <w:pict>
-            <v:rect style="position:absolute;rotation:-0;width:107.35pt;height:15.4pt;mso-wrap-distance-left:0pt;mso-wrap-distance-right:0pt;mso-wrap-distance-top:5.7pt;mso-wrap-distance-bottom:5.7pt;margin-top:0pt;mso-position-vertical-relative:page;margin-left:0pt;mso-position-horizontal-relative:page">
-              <v:textbox inset="0in,0in,0in,0in">
+            <v:rect id="shape_0" stroked="f" o:allowincell="f" style="position:absolute;margin-left:0pt;margin-top:0pt;width:107.3pt;height:15.35pt;mso-wrap-style:square;v-text-anchor:top;mso-position-horizontal-relative:page;mso-position-vertical-relative:page">
+              <v:fill o:detectmouseclick="t" on="false"/>
+              <v:stroke color="#3465a4" joinstyle="round" endcap="flat"/>
+              <v:textbox>
                 <w:txbxContent>
                   <w:p>
                     <w:pPr>
@@ -33223,12 +32932,10 @@
           </w:pict>
         </mc:Fallback>
       </mc:AlternateContent>
-    </w:r>
-    <w:r>
       <mc:AlternateContent>
         <mc:Choice Requires="wps">
           <w:drawing>
-            <wp:anchor distT="72390" distB="72390" distL="0" distR="0" simplePos="0" relativeHeight="0" behindDoc="1" locked="0" layoutInCell="1" allowOverlap="1">
+            <wp:anchor distT="0" distB="0" distL="0" distR="0" simplePos="0" relativeHeight="26" behindDoc="1" locked="0" layoutInCell="0" allowOverlap="1">
               <wp:simplePos x="0" y="0"/>
               <wp:positionH relativeFrom="page">
                 <wp:posOffset>0</wp:posOffset>
@@ -33243,19 +32950,26 @@
               <a:graphic xmlns:a="http://schemas.openxmlformats.org/drawingml/2006/main">
                 <a:graphicData uri="http://schemas.microsoft.com/office/word/2010/wordprocessingShape">
                   <wps:wsp>
-                    <wps:cNvSpPr txBox="1"/>
+                    <wps:cNvSpPr/>
                     <wps:spPr>
                       <a:xfrm>
                         <a:off x="0" y="0"/>
-                        <a:ext cx="1363345" cy="195580"/>
+                        <a:ext cx="1363320" cy="195480"/>
                       </a:xfrm>
-                      <a:prstGeom prst="rect"/>
-                      <a:solidFill>
-                        <a:srgbClr val="FFFFFF">
-                          <a:alpha val="0"/>
-                        </a:srgbClr>
-                      </a:solidFill>
+                      <a:prstGeom prst="rect">
+                        <a:avLst/>
+                      </a:prstGeom>
+                      <a:noFill/>
+                      <a:ln w="0">
+                        <a:noFill/>
+                      </a:ln>
                     </wps:spPr>
+                    <wps:style>
+                      <a:lnRef idx="0"/>
+                      <a:fillRef idx="0"/>
+                      <a:effectRef idx="0"/>
+                      <a:fontRef idx="minor"/>
+                    </wps:style>
                     <wps:txbx>
                       <w:txbxContent>
                         <w:p>
@@ -33297,7 +33011,7 @@
                         </w:p>
                       </w:txbxContent>
                     </wps:txbx>
-                    <wps:bodyPr anchor="t" lIns="0" tIns="0" rIns="0" bIns="0">
+                    <wps:bodyPr lIns="0" rIns="0" tIns="0" bIns="0" anchor="t">
                       <a:noAutofit/>
                     </wps:bodyPr>
                   </wps:wsp>
@@ -33308,8 +33022,10 @@
         </mc:Choice>
         <mc:Fallback>
           <w:pict>
-            <v:rect style="position:absolute;rotation:-0;width:107.35pt;height:15.4pt;mso-wrap-distance-left:0pt;mso-wrap-distance-right:0pt;mso-wrap-distance-top:5.7pt;mso-wrap-distance-bottom:5.7pt;margin-top:0pt;mso-position-vertical-relative:page;margin-left:0pt;mso-position-horizontal-relative:page">
-              <v:textbox inset="0in,0in,0in,0in">
+            <v:rect id="shape_0" stroked="f" o:allowincell="f" style="position:absolute;margin-left:0pt;margin-top:0pt;width:107.3pt;height:15.35pt;mso-wrap-style:square;v-text-anchor:top;mso-position-horizontal-relative:page;mso-position-vertical-relative:page">
+              <v:fill o:detectmouseclick="t" on="false"/>
+              <v:stroke color="#3465a4" joinstyle="round" endcap="flat"/>
+              <v:textbox>
                 <w:txbxContent>
                   <w:p>
                     <w:pPr>
@@ -33409,125 +33125,6 @@
   <w:abstractNum w:abstractNumId="1">
     <w:lvl w:ilvl="0">
       <w:start w:val="1"/>
-      <w:numFmt w:val="none"/>
-      <w:suff w:val="nothing"/>
-      <w:lvlText w:val="%1"/>
-      <w:lvlJc w:val="start"/>
-      <w:pPr>
-        <w:tabs>
-          <w:tab w:val="num" w:pos="0"/>
-        </w:tabs>
-        <w:ind w:start="0" w:hanging="0"/>
-      </w:pPr>
-    </w:lvl>
-    <w:lvl w:ilvl="1">
-      <w:start w:val="1"/>
-      <w:numFmt w:val="none"/>
-      <w:suff w:val="nothing"/>
-      <w:lvlText w:val="%2"/>
-      <w:lvlJc w:val="start"/>
-      <w:pPr>
-        <w:tabs>
-          <w:tab w:val="num" w:pos="0"/>
-        </w:tabs>
-        <w:ind w:start="0" w:hanging="0"/>
-      </w:pPr>
-    </w:lvl>
-    <w:lvl w:ilvl="2">
-      <w:start w:val="1"/>
-      <w:numFmt w:val="none"/>
-      <w:suff w:val="nothing"/>
-      <w:lvlText w:val="%3"/>
-      <w:lvlJc w:val="start"/>
-      <w:pPr>
-        <w:tabs>
-          <w:tab w:val="num" w:pos="0"/>
-        </w:tabs>
-        <w:ind w:start="0" w:hanging="0"/>
-      </w:pPr>
-    </w:lvl>
-    <w:lvl w:ilvl="3">
-      <w:start w:val="1"/>
-      <w:numFmt w:val="none"/>
-      <w:suff w:val="nothing"/>
-      <w:lvlText w:val="%4"/>
-      <w:lvlJc w:val="start"/>
-      <w:pPr>
-        <w:tabs>
-          <w:tab w:val="num" w:pos="0"/>
-        </w:tabs>
-        <w:ind w:start="0" w:hanging="0"/>
-      </w:pPr>
-    </w:lvl>
-    <w:lvl w:ilvl="4">
-      <w:start w:val="1"/>
-      <w:numFmt w:val="none"/>
-      <w:suff w:val="nothing"/>
-      <w:lvlText w:val="%5"/>
-      <w:lvlJc w:val="start"/>
-      <w:pPr>
-        <w:tabs>
-          <w:tab w:val="num" w:pos="0"/>
-        </w:tabs>
-        <w:ind w:start="0" w:hanging="0"/>
-      </w:pPr>
-    </w:lvl>
-    <w:lvl w:ilvl="5">
-      <w:start w:val="1"/>
-      <w:numFmt w:val="none"/>
-      <w:suff w:val="nothing"/>
-      <w:lvlText w:val="%6"/>
-      <w:lvlJc w:val="start"/>
-      <w:pPr>
-        <w:tabs>
-          <w:tab w:val="num" w:pos="0"/>
-        </w:tabs>
-        <w:ind w:start="0" w:hanging="0"/>
-      </w:pPr>
-    </w:lvl>
-    <w:lvl w:ilvl="6">
-      <w:start w:val="1"/>
-      <w:numFmt w:val="none"/>
-      <w:suff w:val="nothing"/>
-      <w:lvlText w:val="%7"/>
-      <w:lvlJc w:val="start"/>
-      <w:pPr>
-        <w:tabs>
-          <w:tab w:val="num" w:pos="0"/>
-        </w:tabs>
-        <w:ind w:start="0" w:hanging="0"/>
-      </w:pPr>
-    </w:lvl>
-    <w:lvl w:ilvl="7">
-      <w:start w:val="1"/>
-      <w:numFmt w:val="none"/>
-      <w:suff w:val="nothing"/>
-      <w:lvlText w:val="%8"/>
-      <w:lvlJc w:val="start"/>
-      <w:pPr>
-        <w:tabs>
-          <w:tab w:val="num" w:pos="0"/>
-        </w:tabs>
-        <w:ind w:start="0" w:hanging="0"/>
-      </w:pPr>
-    </w:lvl>
-    <w:lvl w:ilvl="8">
-      <w:start w:val="1"/>
-      <w:numFmt w:val="none"/>
-      <w:suff w:val="nothing"/>
-      <w:lvlText w:val="%9"/>
-      <w:lvlJc w:val="start"/>
-      <w:pPr>
-        <w:tabs>
-          <w:tab w:val="num" w:pos="0"/>
-        </w:tabs>
-        <w:ind w:start="0" w:hanging="0"/>
-      </w:pPr>
-    </w:lvl>
-  </w:abstractNum>
-  <w:abstractNum w:abstractNumId="2">
-    <w:lvl w:ilvl="0">
-      <w:start w:val="1"/>
       <w:numFmt w:val="decimal"/>
       <w:lvlText w:val="%1."/>
       <w:lvlJc w:val="start"/>
@@ -33679,7 +33276,7 @@
       </w:rPr>
     </w:lvl>
   </w:abstractNum>
-  <w:abstractNum w:abstractNumId="3">
+  <w:abstractNum w:abstractNumId="2">
     <w:lvl w:ilvl="0">
       <w:start w:val="1"/>
       <w:numFmt w:val="decimal"/>
@@ -33849,7 +33446,7 @@
       </w:rPr>
     </w:lvl>
   </w:abstractNum>
-  <w:abstractNum w:abstractNumId="4">
+  <w:abstractNum w:abstractNumId="3">
     <w:lvl w:ilvl="0">
       <w:start w:val="1"/>
       <w:numFmt w:val="bullet"/>
@@ -34001,6 +33598,125 @@
         <w:rFonts w:ascii="Symbol" w:hAnsi="Symbol" w:cs="Symbol" w:hint="default"/>
         <w:lang w:val="en-US" w:eastAsia="en-US" w:bidi="ar-SA"/>
       </w:rPr>
+    </w:lvl>
+  </w:abstractNum>
+  <w:abstractNum w:abstractNumId="4">
+    <w:lvl w:ilvl="0">
+      <w:start w:val="1"/>
+      <w:numFmt w:val="none"/>
+      <w:suff w:val="nothing"/>
+      <w:lvlText w:val=""/>
+      <w:lvlJc w:val="start"/>
+      <w:pPr>
+        <w:tabs>
+          <w:tab w:val="num" w:pos="0"/>
+        </w:tabs>
+        <w:ind w:start="0" w:hanging="0"/>
+      </w:pPr>
+    </w:lvl>
+    <w:lvl w:ilvl="1">
+      <w:start w:val="1"/>
+      <w:numFmt w:val="none"/>
+      <w:suff w:val="nothing"/>
+      <w:lvlText w:val=""/>
+      <w:lvlJc w:val="start"/>
+      <w:pPr>
+        <w:tabs>
+          <w:tab w:val="num" w:pos="0"/>
+        </w:tabs>
+        <w:ind w:start="0" w:hanging="0"/>
+      </w:pPr>
+    </w:lvl>
+    <w:lvl w:ilvl="2">
+      <w:start w:val="1"/>
+      <w:numFmt w:val="none"/>
+      <w:suff w:val="nothing"/>
+      <w:lvlText w:val=""/>
+      <w:lvlJc w:val="start"/>
+      <w:pPr>
+        <w:tabs>
+          <w:tab w:val="num" w:pos="0"/>
+        </w:tabs>
+        <w:ind w:start="0" w:hanging="0"/>
+      </w:pPr>
+    </w:lvl>
+    <w:lvl w:ilvl="3">
+      <w:start w:val="1"/>
+      <w:numFmt w:val="none"/>
+      <w:suff w:val="nothing"/>
+      <w:lvlText w:val=""/>
+      <w:lvlJc w:val="start"/>
+      <w:pPr>
+        <w:tabs>
+          <w:tab w:val="num" w:pos="0"/>
+        </w:tabs>
+        <w:ind w:start="0" w:hanging="0"/>
+      </w:pPr>
+    </w:lvl>
+    <w:lvl w:ilvl="4">
+      <w:start w:val="1"/>
+      <w:numFmt w:val="none"/>
+      <w:suff w:val="nothing"/>
+      <w:lvlText w:val=""/>
+      <w:lvlJc w:val="start"/>
+      <w:pPr>
+        <w:tabs>
+          <w:tab w:val="num" w:pos="0"/>
+        </w:tabs>
+        <w:ind w:start="0" w:hanging="0"/>
+      </w:pPr>
+    </w:lvl>
+    <w:lvl w:ilvl="5">
+      <w:start w:val="1"/>
+      <w:numFmt w:val="none"/>
+      <w:suff w:val="nothing"/>
+      <w:lvlText w:val=""/>
+      <w:lvlJc w:val="start"/>
+      <w:pPr>
+        <w:tabs>
+          <w:tab w:val="num" w:pos="0"/>
+        </w:tabs>
+        <w:ind w:start="0" w:hanging="0"/>
+      </w:pPr>
+    </w:lvl>
+    <w:lvl w:ilvl="6">
+      <w:start w:val="1"/>
+      <w:numFmt w:val="none"/>
+      <w:suff w:val="nothing"/>
+      <w:lvlText w:val=""/>
+      <w:lvlJc w:val="start"/>
+      <w:pPr>
+        <w:tabs>
+          <w:tab w:val="num" w:pos="0"/>
+        </w:tabs>
+        <w:ind w:start="0" w:hanging="0"/>
+      </w:pPr>
+    </w:lvl>
+    <w:lvl w:ilvl="7">
+      <w:start w:val="1"/>
+      <w:numFmt w:val="none"/>
+      <w:suff w:val="nothing"/>
+      <w:lvlText w:val=""/>
+      <w:lvlJc w:val="start"/>
+      <w:pPr>
+        <w:tabs>
+          <w:tab w:val="num" w:pos="0"/>
+        </w:tabs>
+        <w:ind w:start="0" w:hanging="0"/>
+      </w:pPr>
+    </w:lvl>
+    <w:lvl w:ilvl="8">
+      <w:start w:val="1"/>
+      <w:numFmt w:val="none"/>
+      <w:suff w:val="nothing"/>
+      <w:lvlText w:val=""/>
+      <w:lvlJc w:val="start"/>
+      <w:pPr>
+        <w:tabs>
+          <w:tab w:val="num" w:pos="0"/>
+        </w:tabs>
+        <w:ind w:start="0" w:hanging="0"/>
+      </w:pPr>
     </w:lvl>
   </w:abstractNum>
   <w:num w:numId="1">
@@ -34041,9 +33757,7 @@
     <w:pPr>
       <w:widowControl w:val="false"/>
       <w:suppressAutoHyphens w:val="true"/>
-      <w:kinsoku w:val="true"/>
       <w:overflowPunct w:val="true"/>
-      <w:autoSpaceDE w:val="true"/>
       <w:bidi w:val="0"/>
       <w:spacing w:before="0" w:after="0"/>
       <w:jc w:val="start"/>
